--- a/(e)CRF/Per nummer/15_Gezondheidsvaardigheden (HLS-EU-6-vragenlijst).docx
+++ b/(e)CRF/Per nummer/15_Gezondheidsvaardigheden (HLS-EU-6-vragenlijst).docx
@@ -26,68 +26,18 @@
           <w:sz w:val="28"/>
           <w:szCs w:val="28"/>
         </w:rPr>
-        <w:t xml:space="preserve">Appendix </w:t>
+        <w:t xml:space="preserve">Appendix 15- HLS-EU-6 questionnaire </w:t>
       </w:r>
       <w:r>
         <w:rPr>
-          <w:rFonts w:ascii="Arial" w:hAnsi="Arial" w:cs="Arial" w:eastAsia="Arial"/>
+          <w:rFonts w:ascii="Calibri" w:hAnsi="Calibri" w:cs="Calibri"/>
           <w:b w:val="1"/>
           <w:bCs w:val="1"/>
-          <w:color w:val="123A5F"/>
+          <w:color w:val="000000" w:themeColor="text1"/>
           <w:sz w:val="28"/>
           <w:szCs w:val="28"/>
         </w:rPr>
-        <w:t>1</w:t>
-      </w:r>
-      <w:ins w:author="Fabienne Dobbels" w:date="2026-06-03T15:11:49.242Z" w16du:dateUtc="2026-06-03T15:11:49.242Z" w:id="15522490">
-        <w:r>
-          <w:rPr>
-            <w:rFonts w:ascii="Calibri" w:hAnsi="Calibri" w:cs="Calibri"/>
-            <w:b w:val="1"/>
-            <w:bCs w:val="1"/>
-            <w:color w:val="000000" w:themeColor="text1"/>
-            <w:sz w:val="28"/>
-            <w:szCs w:val="28"/>
-          </w:rPr>
-          <w:t>5</w:t>
-        </w:r>
-      </w:ins>
-      <w:del w:author="Fabienne Dobbels" w:date="2026-06-03T15:11:48.458Z" w16du:dateUtc="2026-06-03T15:11:48.458Z" w:id="1989198975">
-        <w:r>
-          <w:rPr>
-            <w:rFonts w:ascii="Calibri" w:hAnsi="Calibri" w:cs="Calibri"/>
-            <w:b w:val="1"/>
-            <w:bCs w:val="1"/>
-            <w:color w:val="000000" w:themeColor="text1" w:themeTint="FF" w:themeShade="FF"/>
-            <w:sz w:val="28"/>
-            <w:szCs w:val="28"/>
-          </w:rPr>
-          <w:delText>4</w:delText>
-        </w:r>
-      </w:del>
-      <w:r>
-        <w:rPr>
-          <w:rFonts w:ascii="Arial" w:hAnsi="Arial" w:cs="Arial" w:eastAsia="Arial"/>
-          <w:b w:val="1"/>
-          <w:bCs w:val="1"/>
-          <w:color w:val="123A5F"/>
-          <w:sz w:val="28"/>
-          <w:szCs w:val="28"/>
-        </w:rPr>
-        <w:t xml:space="preserve">- </w:t>
-      </w:r>
-      <w:r>
-        <w:rPr>
-          <w:rFonts w:ascii="Arial" w:hAnsi="Arial" w:eastAsia="Arial" w:cs="Arial"/>
-          <w:b w:val="1"/>
-          <w:bCs w:val="1"/>
-          <w:color w:val="123A5F"/>
-          <w:kern w:val="0"/>
-          <w:sz w:val="28"/>
-          <w:szCs w:val="28"/>
-          <w14:ligatures w14:val="none"/>
-        </w:rPr>
-        <w:t xml:space="preserve">HLS-EU-6 questionnaire </w:t>
+        <w:t>5</w:t>
       </w:r>
     </w:p>
     <w:p>
@@ -366,16 +316,6 @@
               </w:rPr>
               <w:t xml:space="preserve"> moeilijk</w:t>
             </w:r>
-            <w:commentRangeStart w:id="46437522"/>
-            <w:commentRangeEnd w:id="46437522"/>
-            <w:r>
-              <w:rPr>
-                <w:rStyle w:val="CommentReference"/>
-                <w:rFonts w:ascii="Arial" w:hAnsi="Arial" w:eastAsia="Arial" w:cs="Arial"/>
-                <w:color w:val="24303B"/>
-              </w:rPr>
-              <w:commentReference w:id="46437522"/>
-            </w:r>
           </w:p>
         </w:tc>
       </w:tr>
@@ -1473,45 +1413,6 @@
 </w:document>
 </file>
 
-<file path=word/comments.xml><?xml version="1.0" encoding="utf-8"?>
-<w:comments xmlns:w14="http://schemas.microsoft.com/office/word/2010/wordml" xmlns:w="http://schemas.openxmlformats.org/wordprocessingml/2006/main">
-  <w:comment xmlns:w="http://schemas.openxmlformats.org/wordprocessingml/2006/main" w:initials="FD" w:author="Fabienne Dobbels" w:date="2026-06-03T17:13:04" w:id="46437522">
-    <w:p xmlns:w14="http://schemas.microsoft.com/office/word/2010/wordml" xmlns:w="http://schemas.openxmlformats.org/wordprocessingml/2006/main">
-      <w:pPr>
-        <w:pStyle w:val="CommentText"/>
-      </w:pPr>
-      <w:r>
-        <w:rPr>
-          <w:rStyle w:val="CommentReference"/>
-        </w:rPr>
-        <w:annotationRef/>
-      </w:r>
-      <w:r>
-        <w:t>met check-boxes werken ipv cijfers laten omcirkelen. Dit is de versie die in gezondheidsenquete wordt gebruikt. Ik vond echter online nog een andere versie. Ik zal proberen de originele versie te vinden, maar anders kunnen we met de Sciensano versie ook verder</w:t>
-      </w:r>
-    </w:p>
-  </w:comment>
-</w:comments>
-</file>
-
-<file path=word/commentsExtended.xml><?xml version="1.0" encoding="utf-8"?>
-<w15:commentsEx xmlns:mc="http://schemas.openxmlformats.org/markup-compatibility/2006" xmlns:w15="http://schemas.microsoft.com/office/word/2012/wordml" mc:Ignorable="w15">
-  <w15:commentEx w15:done="1" w15:paraId="587F2031"/>
-</w15:commentsEx>
-</file>
-
-<file path=word/commentsExtensible.xml><?xml version="1.0" encoding="utf-8"?>
-<w16cex:commentsExtensible xmlns:w16="http://schemas.microsoft.com/office/word/2018/wordml" xmlns:w16cex="http://schemas.microsoft.com/office/word/2018/wordml/cex" xmlns:mc="http://schemas.openxmlformats.org/markup-compatibility/2006" mc:Ignorable="w16 w16cex">
-  <w16cex:commentExtensible w16cex:durableId="01F0FF96" w16cex:dateUtc="2026-06-03T15:13:04.937Z"/>
-</w16cex:commentsExtensible>
-</file>
-
-<file path=word/commentsIds.xml><?xml version="1.0" encoding="utf-8"?>
-<w16cid:commentsIds xmlns:mc="http://schemas.openxmlformats.org/markup-compatibility/2006" xmlns:w16cid="http://schemas.microsoft.com/office/word/2016/wordml/cid" mc:Ignorable="w16cid">
-  <w16cid:commentId w16cid:paraId="587F2031" w16cid:durableId="01F0FF96"/>
-</w16cid:commentsIds>
-</file>
-
 <file path=word/endnotes.xml><?xml version="1.0" encoding="utf-8"?>
 <w:endnotes xmlns:wpc="http://schemas.microsoft.com/office/word/2010/wordprocessingCanvas" xmlns:cx="http://schemas.microsoft.com/office/drawing/2014/chartex" xmlns:cx1="http://schemas.microsoft.com/office/drawing/2015/9/8/chartex" xmlns:cx2="http://schemas.microsoft.com/office/drawing/2015/10/21/chartex" xmlns:cx3="http://schemas.microsoft.com/office/drawing/2016/5/9/chartex" xmlns:cx4="http://schemas.microsoft.com/office/drawing/2016/5/10/chartex" xmlns:cx5="http://schemas.microsoft.com/office/drawing/2016/5/11/chartex" xmlns:cx6="http://schemas.microsoft.com/office/drawing/2016/5/12/chartex" xmlns:cx7="http://schemas.microsoft.com/office/drawing/2016/5/13/chartex" xmlns:cx8="http://schemas.microsoft.com/office/drawing/2016/5/14/chartex" xmlns:mc="http://schemas.openxmlformats.org/markup-compatibility/2006" xmlns:aink="http://schemas.microsoft.com/office/drawing/2016/ink" xmlns:am3d="http://schemas.microsoft.com/office/drawing/2017/model3d" xmlns:o="urn:schemas-microsoft-com:office:office" xmlns:oel="http://schemas.microsoft.com/office/2019/extlst" xmlns:r="http://schemas.openxmlformats.org/officeDocument/2006/relationships" xmlns:m="http://schemas.openxmlformats.org/officeDocument/2006/math" xmlns:v="urn:schemas-microsoft-com:vml" xmlns:wp14="http://schemas.microsoft.com/office/word/2010/wordprocessingDrawing" xmlns:wp="http://schemas.openxmlformats.org/drawingml/2006/wordprocessingDrawing" xmlns:w10="urn:schemas-microsoft-com:office:word" xmlns:w="http://schemas.openxmlformats.org/wordprocessingml/2006/main" xmlns:w14="http://schemas.microsoft.com/office/word/2010/wordml" xmlns:w15="http://schemas.microsoft.com/office/word/2012/wordml" xmlns:w16cex="http://schemas.microsoft.com/office/word/2018/wordml/cex" xmlns:w16cid="http://schemas.microsoft.com/office/word/2016/wordml/cid" xmlns:w16="http://schemas.microsoft.com/office/word/2018/wordml" xmlns:w16du="http://schemas.microsoft.com/office/word/2023/wordml/word16du" xmlns:w16sdtdh="http://schemas.microsoft.com/office/word/2020/wordml/sdtdatahash" xmlns:w16sdtfl="http://schemas.microsoft.com/office/word/2024/wordml/sdtformatlock" xmlns:w16se="http://schemas.microsoft.com/office/word/2015/wordml/symex" xmlns:wpg="http://schemas.microsoft.com/office/word/2010/wordprocessingGroup" xmlns:wpi="http://schemas.microsoft.com/office/word/2010/wordprocessingInk" xmlns:wne="http://schemas.microsoft.com/office/word/2006/wordml" xmlns:wps="http://schemas.microsoft.com/office/word/2010/wordprocessingShape" mc:Ignorable="w14 w15 w16se w16cid w16 w16cex w16sdtdh w16sdtfl w16du wp14">
   <w:endnote w:type="separator" w:id="-1">
@@ -1519,9 +1420,6 @@
       <w:pPr>
         <w:spacing w:after="0" w:line="240" w:lineRule="auto"/>
       </w:pPr>
-      <w:r>
-        <w:separator/>
-      </w:r>
     </w:p>
   </w:endnote>
   <w:endnote w:type="continuationSeparator" w:id="0">
@@ -1529,9 +1427,6 @@
       <w:pPr>
         <w:spacing w:after="0" w:line="240" w:lineRule="auto"/>
       </w:pPr>
-      <w:r>
-        <w:continuationSeparator/>
-      </w:r>
     </w:p>
   </w:endnote>
 </w:endnotes>
@@ -1620,10 +1515,119 @@
   <w:p>
     <w:pPr>
       <w:pStyle w:val="Footer"/>
+      <w:jc w:val="center"/>
       <w:rPr>
         <w:rFonts w:ascii="Calibri" w:hAnsi="Calibri" w:cs="Calibri"/>
       </w:rPr>
     </w:pPr>
+    <w:r>
+      <w:rPr>
+        <w:rFonts w:ascii="Arial" w:hAnsi="Arial" w:eastAsia="Arial" w:cs="Arial"/>
+        <w:b w:val="0"/>
+        <w:color w:val="59636E"/>
+        <w:sz w:val="18"/>
+      </w:rPr>
+      <w:t xml:space="preserve">Pagina </w:t>
+    </w:r>
+    <w:r>
+      <w:rPr>
+        <w:rFonts w:ascii="Arial" w:hAnsi="Arial" w:eastAsia="Arial" w:cs="Arial"/>
+        <w:b w:val="0"/>
+        <w:color w:val="59636E"/>
+        <w:sz w:val="18"/>
+      </w:rPr>
+      <w:fldChar w:fldCharType="begin"/>
+    </w:r>
+    <w:r>
+      <w:rPr>
+        <w:rFonts w:ascii="Arial" w:hAnsi="Arial" w:eastAsia="Arial" w:cs="Arial"/>
+        <w:b w:val="0"/>
+        <w:color w:val="59636E"/>
+        <w:sz w:val="18"/>
+      </w:rPr>
+      <w:instrText xml:space="preserve"> PAGE </w:instrText>
+    </w:r>
+    <w:r>
+      <w:rPr>
+        <w:rFonts w:ascii="Arial" w:hAnsi="Arial" w:eastAsia="Arial" w:cs="Arial"/>
+        <w:b w:val="0"/>
+        <w:color w:val="59636E"/>
+        <w:sz w:val="18"/>
+      </w:rPr>
+      <w:fldChar w:fldCharType="separate"/>
+    </w:r>
+    <w:r>
+      <w:rPr>
+        <w:rFonts w:ascii="Arial" w:hAnsi="Arial" w:eastAsia="Arial" w:cs="Arial"/>
+        <w:b w:val="0"/>
+        <w:color w:val="59636E"/>
+        <w:sz w:val="18"/>
+      </w:rPr>
+      <w:t>1</w:t>
+    </w:r>
+    <w:r>
+      <w:rPr>
+        <w:rFonts w:ascii="Arial" w:hAnsi="Arial" w:eastAsia="Arial" w:cs="Arial"/>
+        <w:b w:val="0"/>
+        <w:color w:val="59636E"/>
+        <w:sz w:val="18"/>
+      </w:rPr>
+      <w:fldChar w:fldCharType="end"/>
+    </w:r>
+    <w:r>
+      <w:rPr>
+        <w:rFonts w:ascii="Arial" w:hAnsi="Arial" w:eastAsia="Arial" w:cs="Arial"/>
+        <w:b w:val="0"/>
+        <w:color w:val="59636E"/>
+        <w:sz w:val="18"/>
+      </w:rPr>
+      <w:t xml:space="preserve"> van </w:t>
+    </w:r>
+    <w:r>
+      <w:rPr>
+        <w:rFonts w:ascii="Arial" w:hAnsi="Arial" w:eastAsia="Arial" w:cs="Arial"/>
+        <w:b w:val="0"/>
+        <w:color w:val="59636E"/>
+        <w:sz w:val="18"/>
+      </w:rPr>
+      <w:fldChar w:fldCharType="begin"/>
+    </w:r>
+    <w:r>
+      <w:rPr>
+        <w:rFonts w:ascii="Arial" w:hAnsi="Arial" w:eastAsia="Arial" w:cs="Arial"/>
+        <w:b w:val="0"/>
+        <w:color w:val="59636E"/>
+        <w:sz w:val="18"/>
+      </w:rPr>
+      <w:instrText xml:space="preserve"> NUMPAGES </w:instrText>
+    </w:r>
+    <w:r>
+      <w:rPr>
+        <w:rFonts w:ascii="Arial" w:hAnsi="Arial" w:eastAsia="Arial" w:cs="Arial"/>
+        <w:b w:val="0"/>
+        <w:color w:val="59636E"/>
+        <w:sz w:val="18"/>
+      </w:rPr>
+      <w:fldChar w:fldCharType="separate"/>
+    </w:r>
+    <w:r>
+      <w:rPr>
+        <w:rFonts w:ascii="Arial" w:hAnsi="Arial" w:eastAsia="Arial" w:cs="Arial"/>
+        <w:b w:val="0"/>
+        <w:color w:val="59636E"/>
+        <w:sz w:val="18"/>
+      </w:rPr>
+      <w:t>1</w:t>
+    </w:r>
+    <w:r>
+      <w:rPr>
+        <w:rFonts w:ascii="Arial" w:hAnsi="Arial" w:eastAsia="Arial" w:cs="Arial"/>
+        <w:b w:val="0"/>
+        <w:color w:val="59636E"/>
+        <w:sz w:val="18"/>
+      </w:rPr>
+      <w:fldChar w:fldCharType="end"/>
+    </w:r>
   </w:p>
 </w:ftr>
 </file>
@@ -1635,9 +1639,6 @@
       <w:pPr>
         <w:spacing w:after="0" w:line="240" w:lineRule="auto"/>
       </w:pPr>
-      <w:r>
-        <w:separator/>
-      </w:r>
     </w:p>
   </w:footnote>
   <w:footnote w:type="continuationSeparator" w:id="0">
@@ -1645,9 +1646,6 @@
       <w:pPr>
         <w:spacing w:after="0" w:line="240" w:lineRule="auto"/>
       </w:pPr>
-      <w:r>
-        <w:continuationSeparator/>
-      </w:r>
     </w:p>
   </w:footnote>
 </w:footnotes>
@@ -1658,6 +1656,7 @@
   <w:p>
     <w:pPr>
       <w:pStyle w:val="Header"/>
+      <w:jc w:val="left"/>
       <w:rPr>
         <w:color w:val="000000" w:themeColor="text1"/>
         <w:sz w:val="18"/>
@@ -1668,42 +1667,12 @@
     <w:r>
       <w:rPr>
         <w:rFonts w:ascii="Arial" w:hAnsi="Arial" w:cs="Arial" w:eastAsia="Arial"/>
-        <w:color w:val="000000" w:themeColor="text1"/>
+        <w:b w:val="0"/>
+        <w:color w:val="59636E"/>
+        <w:sz w:val="18"/>
         <w:lang w:val="en-US"/>
       </w:rPr>
-      <w:t>HLS-EU-6 questionnaire</w:t>
-    </w:r>
-    <w:r>
-      <w:rPr>
-        <w:rFonts w:ascii="Arial" w:hAnsi="Arial" w:cs="Arial" w:eastAsia="Arial"/>
-        <w:color w:val="000000" w:themeColor="text1"/>
-        <w:lang w:val="en-US"/>
-      </w:rPr>
-      <w:tab/>
-    </w:r>
-    <w:r>
-      <w:rPr>
-        <w:rFonts w:ascii="Arial" w:hAnsi="Arial" w:cs="Arial" w:eastAsia="Arial"/>
-        <w:color w:val="000000" w:themeColor="text1"/>
-        <w:lang w:val="en-US"/>
-      </w:rPr>
-      <w:tab/>
-    </w:r>
-    <w:r>
-      <w:rPr>
-        <w:rFonts w:ascii="Arial" w:hAnsi="Arial" w:cs="Arial" w:eastAsia="Arial"/>
-        <w:color w:val="000000" w:themeColor="text1"/>
-        <w:lang w:val="en-US"/>
-      </w:rPr>
-      <w:t>v</w:t>
-    </w:r>
-    <w:r>
-      <w:rPr>
-        <w:rFonts w:ascii="Arial" w:hAnsi="Arial" w:cs="Arial" w:eastAsia="Arial"/>
-        <w:color w:val="000000" w:themeColor="text1"/>
-        <w:lang w:val="en-US"/>
-      </w:rPr>
-      <w:t>.30_03_2026</w:t>
+      <w:t>PARADISE (S71769) — eCRF 15: Gezondheidsvaardigheden (HLS-EU-6-vragenlijst)</w:t>
     </w:r>
   </w:p>
 </w:hdr>

--- a/(e)CRF/Per nummer/15_Gezondheidsvaardigheden (HLS-EU-6-vragenlijst).docx
+++ b/(e)CRF/Per nummer/15_Gezondheidsvaardigheden (HLS-EU-6-vragenlijst).docx
@@ -1434,197 +1434,352 @@
 
 <file path=word/footer1.xml><?xml version="1.0" encoding="utf-8"?>
 <w:ftr xmlns:wpc="http://schemas.microsoft.com/office/word/2010/wordprocessingCanvas" xmlns:cx="http://schemas.microsoft.com/office/drawing/2014/chartex" xmlns:cx1="http://schemas.microsoft.com/office/drawing/2015/9/8/chartex" xmlns:cx2="http://schemas.microsoft.com/office/drawing/2015/10/21/chartex" xmlns:cx3="http://schemas.microsoft.com/office/drawing/2016/5/9/chartex" xmlns:cx4="http://schemas.microsoft.com/office/drawing/2016/5/10/chartex" xmlns:cx5="http://schemas.microsoft.com/office/drawing/2016/5/11/chartex" xmlns:cx6="http://schemas.microsoft.com/office/drawing/2016/5/12/chartex" xmlns:cx7="http://schemas.microsoft.com/office/drawing/2016/5/13/chartex" xmlns:cx8="http://schemas.microsoft.com/office/drawing/2016/5/14/chartex" xmlns:mc="http://schemas.openxmlformats.org/markup-compatibility/2006" xmlns:aink="http://schemas.microsoft.com/office/drawing/2016/ink" xmlns:am3d="http://schemas.microsoft.com/office/drawing/2017/model3d" xmlns:o="urn:schemas-microsoft-com:office:office" xmlns:oel="http://schemas.microsoft.com/office/2019/extlst" xmlns:r="http://schemas.openxmlformats.org/officeDocument/2006/relationships" xmlns:m="http://schemas.openxmlformats.org/officeDocument/2006/math" xmlns:v="urn:schemas-microsoft-com:vml" xmlns:wp14="http://schemas.microsoft.com/office/word/2010/wordprocessingDrawing" xmlns:wp="http://schemas.openxmlformats.org/drawingml/2006/wordprocessingDrawing" xmlns:w10="urn:schemas-microsoft-com:office:word" xmlns:w="http://schemas.openxmlformats.org/wordprocessingml/2006/main" xmlns:w14="http://schemas.microsoft.com/office/word/2010/wordml" xmlns:w15="http://schemas.microsoft.com/office/word/2012/wordml" xmlns:w16cex="http://schemas.microsoft.com/office/word/2018/wordml/cex" xmlns:w16cid="http://schemas.microsoft.com/office/word/2016/wordml/cid" xmlns:w16="http://schemas.microsoft.com/office/word/2018/wordml" xmlns:w16du="http://schemas.microsoft.com/office/word/2023/wordml/word16du" xmlns:w16sdtdh="http://schemas.microsoft.com/office/word/2020/wordml/sdtdatahash" xmlns:w16sdtfl="http://schemas.microsoft.com/office/word/2024/wordml/sdtformatlock" xmlns:w16se="http://schemas.microsoft.com/office/word/2015/wordml/symex" xmlns:wpg="http://schemas.microsoft.com/office/word/2010/wordprocessingGroup" xmlns:wpi="http://schemas.microsoft.com/office/word/2010/wordprocessingInk" xmlns:wne="http://schemas.microsoft.com/office/word/2006/wordml" xmlns:wps="http://schemas.microsoft.com/office/word/2010/wordprocessingShape" mc:Ignorable="w14 w15 w16se w16cid w16 w16cex w16sdtdh w16sdtfl w16du wp14">
-  <w:sdt>
-    <w:sdtPr>
-      <w:id w:val="931316503"/>
-      <w:docPartObj>
-        <w:docPartGallery w:val="Page Numbers (Bottom of Page)"/>
-        <w:docPartUnique/>
-      </w:docPartObj>
-    </w:sdtPr>
-    <w:sdtEndPr>
-      <w:rPr>
-        <w:color w:val="7F7F7F" w:themeColor="background1" w:themeShade="7F"/>
-        <w:spacing w:val="60"/>
-      </w:rPr>
-    </w:sdtEndPr>
-    <w:sdtContent>
-      <w:p>
-        <w:pPr>
-          <w:pStyle w:val="Footer"/>
-          <w:pBdr>
-            <w:top w:val="single" w:color="D9D9D9" w:themeColor="background1" w:themeShade="D9" w:sz="4" w:space="1"/>
-          </w:pBdr>
-          <w:jc w:val="right"/>
-        </w:pPr>
-        <w:r>
-          <w:rPr>
-            <w:rFonts w:ascii="Calibri" w:hAnsi="Calibri" w:cs="Calibri"/>
-            <w:color w:val="000000" w:themeColor="text1"/>
-          </w:rPr>
-          <w:fldChar w:fldCharType="begin"/>
-        </w:r>
-        <w:r>
-          <w:rPr>
-            <w:rFonts w:ascii="Calibri" w:hAnsi="Calibri" w:cs="Calibri"/>
-            <w:color w:val="000000" w:themeColor="text1"/>
-          </w:rPr>
-          <w:instrText xml:space="preserve"> PAGE   \* MERGEFORMAT </w:instrText>
-        </w:r>
-        <w:r>
-          <w:rPr>
-            <w:rFonts w:ascii="Calibri" w:hAnsi="Calibri" w:cs="Calibri"/>
-            <w:color w:val="000000" w:themeColor="text1"/>
-          </w:rPr>
-          <w:fldChar w:fldCharType="separate"/>
-        </w:r>
-        <w:r>
-          <w:rPr>
-            <w:rFonts w:ascii="Calibri" w:hAnsi="Calibri" w:cs="Calibri"/>
-            <w:noProof/>
-            <w:color w:val="000000" w:themeColor="text1"/>
-          </w:rPr>
-          <w:t>2</w:t>
-        </w:r>
-        <w:r>
-          <w:rPr>
-            <w:rFonts w:ascii="Calibri" w:hAnsi="Calibri" w:cs="Calibri"/>
-            <w:noProof/>
-            <w:color w:val="000000" w:themeColor="text1"/>
-          </w:rPr>
-          <w:fldChar w:fldCharType="end"/>
-        </w:r>
-        <w:r>
-          <w:rPr>
-            <w:rFonts w:ascii="Calibri" w:hAnsi="Calibri" w:cs="Calibri"/>
-            <w:color w:val="000000" w:themeColor="text1"/>
-          </w:rPr>
-          <w:t xml:space="preserve"> | </w:t>
-        </w:r>
-        <w:r>
-          <w:rPr>
-            <w:rFonts w:ascii="Calibri" w:hAnsi="Calibri" w:cs="Calibri"/>
-            <w:color w:val="000000" w:themeColor="text1"/>
-            <w:spacing w:val="60"/>
-          </w:rPr>
-          <w:t>1</w:t>
-        </w:r>
-      </w:p>
-    </w:sdtContent>
-  </w:sdt>
   <w:p>
     <w:pPr>
-      <w:pStyle w:val="Footer"/>
-      <w:jc w:val="center"/>
-      <w:rPr>
-        <w:rFonts w:ascii="Calibri" w:hAnsi="Calibri" w:cs="Calibri"/>
-      </w:rPr>
+      <w:pBdr>
+        <w:top w:val="single" w:sz="6" w:space="6" w:color="C4CED8"/>
+      </w:pBdr>
     </w:pPr>
     <w:r>
       <w:rPr>
-        <w:rFonts w:ascii="Arial" w:hAnsi="Arial" w:eastAsia="Arial" w:cs="Arial"/>
-        <w:b w:val="0"/>
-        <w:color w:val="59636E"/>
-        <w:sz w:val="18"/>
-      </w:rPr>
-      <w:t xml:space="preserve">Pagina </w:t>
+        <w:noProof/>
+      </w:rPr>
+      <w:drawing>
+        <wp:anchor distT="0" distB="0" distL="114300" distR="114300" simplePos="0" relativeHeight="251659264" behindDoc="0" locked="0" layoutInCell="1" allowOverlap="1" wp14:anchorId="4A8142CD" wp14:editId="6CB4EA88">
+          <wp:simplePos x="0" y="0"/>
+          <wp:positionH relativeFrom="column">
+            <wp:posOffset>5527362</wp:posOffset>
+          </wp:positionH>
+          <wp:positionV relativeFrom="paragraph">
+            <wp:posOffset>66098</wp:posOffset>
+          </wp:positionV>
+          <wp:extent cx="1272540" cy="484505"/>
+          <wp:effectExtent l="0" t="0" r="3810" b="0"/>
+          <wp:wrapSquare wrapText="bothSides"/>
+          <wp:docPr id="1206673644" name="Afbeelding 7"/>
+          <wp:cNvGraphicFramePr>
+            <a:graphicFrameLocks xmlns:a="http://schemas.openxmlformats.org/drawingml/2006/main" noChangeAspect="1"/>
+          </wp:cNvGraphicFramePr>
+          <a:graphic xmlns:a="http://schemas.openxmlformats.org/drawingml/2006/main">
+            <a:graphicData uri="http://schemas.openxmlformats.org/drawingml/2006/picture">
+              <pic:pic xmlns:pic="http://schemas.openxmlformats.org/drawingml/2006/picture">
+                <pic:nvPicPr>
+                  <pic:cNvPr id="1340115081" name="Afbeelding 1340115081"/>
+                  <pic:cNvPicPr/>
+                </pic:nvPicPr>
+                <pic:blipFill rotWithShape="1">
+                  <a:blip r:embed="rIdTplImgC">
+                    <a:extLst>
+                      <a:ext uri="{28A0092B-C50C-407E-A947-70E740481C1C}">
+                        <a14:useLocalDpi xmlns:a14="http://schemas.microsoft.com/office/drawing/2010/main" val="0"/>
+                      </a:ext>
+                    </a:extLst>
+                  </a:blip>
+                  <a:srcRect l="8409" t="28983" b="36048"/>
+                  <a:stretch>
+                    <a:fillRect/>
+                  </a:stretch>
+                </pic:blipFill>
+                <pic:spPr bwMode="auto">
+                  <a:xfrm>
+                    <a:off x="0" y="0"/>
+                    <a:ext cx="1272540" cy="484505"/>
+                  </a:xfrm>
+                  <a:prstGeom prst="rect">
+                    <a:avLst/>
+                  </a:prstGeom>
+                  <a:ln>
+                    <a:noFill/>
+                  </a:ln>
+                  <a:extLst>
+                    <a:ext uri="{53640926-AAD7-44D8-BBD7-CCE9431645EC}">
+                      <a14:shadowObscured xmlns:a14="http://schemas.microsoft.com/office/drawing/2010/main"/>
+                    </a:ext>
+                  </a:extLst>
+                </pic:spPr>
+              </pic:pic>
+            </a:graphicData>
+          </a:graphic>
+          <wp14:sizeRelH relativeFrom="page">
+            <wp14:pctWidth>0</wp14:pctWidth>
+          </wp14:sizeRelH>
+          <wp14:sizeRelV relativeFrom="page">
+            <wp14:pctHeight>0</wp14:pctHeight>
+          </wp14:sizeRelV>
+        </wp:anchor>
+      </w:drawing>
     </w:r>
     <w:r>
       <w:rPr>
-        <w:rFonts w:ascii="Arial" w:hAnsi="Arial" w:eastAsia="Arial" w:cs="Arial"/>
-        <w:b w:val="0"/>
         <w:color w:val="59636E"/>
-        <w:sz w:val="18"/>
+        <w:sz w:val="16"/>
+        <w:szCs w:val="16"/>
+      </w:rPr>
+      <w:t>PARADISE-</w:t>
+    </w:r>
+    <w:proofErr w:type="gramStart"/>
+    <w:r>
+      <w:rPr>
+        <w:color w:val="59636E"/>
+        <w:sz w:val="16"/>
+        <w:szCs w:val="16"/>
+      </w:rPr>
+      <w:t>studie  ·</w:t>
+    </w:r>
+    <w:proofErr w:type="gramEnd"/>
+    <w:r>
+      <w:rPr>
+        <w:color w:val="59636E"/>
+        <w:sz w:val="16"/>
+        <w:szCs w:val="16"/>
+      </w:rPr>
+      <w:t xml:space="preserve">  eCRF 15: Gezondheidsvaardigheden (HLS-EU-6-vragenlijst) </w:t>
+    </w:r>
+    <w:proofErr w:type="gramStart"/>
+    <w:r>
+      <w:rPr>
+        <w:color w:val="59636E"/>
+        <w:sz w:val="16"/>
+        <w:szCs w:val="16"/>
+      </w:rPr>
+      <w:t>·</w:t>
+    </w:r>
+    <w:proofErr w:type="gramEnd"/>
+    <w:r>
+      <w:rPr>
+        <w:color w:val="59636E"/>
+        <w:sz w:val="16"/>
+        <w:szCs w:val="16"/>
+      </w:rPr>
+      <w:t xml:space="preserve">  Versie </w:t>
+    </w:r>
+    <w:proofErr w:type="gramStart"/>
+    <w:r>
+      <w:rPr>
+        <w:i/>
+        <w:iCs/>
+        <w:color w:val="59636E"/>
+        <w:sz w:val="16"/>
+        <w:szCs w:val="16"/>
+      </w:rPr>
+      <w:t xml:space="preserve">[ </w:t>
+    </w:r>
+    <w:r>
+      <w:rPr>
+        <w:i/>
+        <w:iCs/>
+        <w:color w:val="59636E"/>
+        <w:sz w:val="16"/>
+        <w:szCs w:val="16"/>
+      </w:rPr>
+      <w:t>1.0</w:t>
+    </w:r>
+    <w:proofErr w:type="gramEnd"/>
+    <w:r>
+      <w:rPr>
+        <w:i/>
+        <w:iCs/>
+        <w:color w:val="59636E"/>
+        <w:sz w:val="16"/>
+        <w:szCs w:val="16"/>
+      </w:rPr>
+      <w:t xml:space="preserve"> </w:t>
+    </w:r>
+    <w:proofErr w:type="gramStart"/>
+    <w:r>
+      <w:rPr>
+        <w:i/>
+        <w:iCs/>
+        <w:color w:val="59636E"/>
+        <w:sz w:val="16"/>
+        <w:szCs w:val="16"/>
+      </w:rPr>
+      <w:t>]</w:t>
+    </w:r>
+    <w:r>
+      <w:rPr>
+        <w:color w:val="59636E"/>
+        <w:sz w:val="16"/>
+        <w:szCs w:val="16"/>
+      </w:rPr>
+      <w:t xml:space="preserve">  ·</w:t>
+    </w:r>
+    <w:proofErr w:type="gramEnd"/>
+    <w:r>
+      <w:rPr>
+        <w:color w:val="59636E"/>
+        <w:sz w:val="16"/>
+        <w:szCs w:val="16"/>
+      </w:rPr>
+      <w:t xml:space="preserve">  </w:t>
+    </w:r>
+    <w:proofErr w:type="gramStart"/>
+    <w:r>
+      <w:rPr>
+        <w:i/>
+        <w:iCs/>
+        <w:color w:val="59636E"/>
+        <w:sz w:val="16"/>
+        <w:szCs w:val="16"/>
+      </w:rPr>
+      <w:t xml:space="preserve">[ </w:t>
+    </w:r>
+    <w:r>
+      <w:rPr>
+        <w:i/>
+        <w:iCs/>
+        <w:color w:val="59636E"/>
+        <w:sz w:val="16"/>
+        <w:szCs w:val="16"/>
+      </w:rPr>
+      <w:t>27</w:t>
+    </w:r>
+    <w:proofErr w:type="gramEnd"/>
+    <w:r>
+      <w:rPr>
+        <w:i/>
+        <w:iCs/>
+        <w:color w:val="59636E"/>
+        <w:sz w:val="16"/>
+        <w:szCs w:val="16"/>
+      </w:rPr>
+      <w:t>/07/</w:t>
+    </w:r>
+    <w:proofErr w:type="gramStart"/>
+    <w:r>
+      <w:rPr>
+        <w:i/>
+        <w:iCs/>
+        <w:color w:val="59636E"/>
+        <w:sz w:val="16"/>
+        <w:szCs w:val="16"/>
+      </w:rPr>
+      <w:t>2026</w:t>
+    </w:r>
+    <w:r>
+      <w:rPr>
+        <w:i/>
+        <w:iCs/>
+        <w:color w:val="59636E"/>
+        <w:sz w:val="16"/>
+        <w:szCs w:val="16"/>
+      </w:rPr>
+      <w:t xml:space="preserve"> ]</w:t>
+    </w:r>
+    <w:proofErr w:type="gramEnd"/>
+    <w:r>
+      <w:rPr>
+        <w:color w:val="59636E"/>
+        <w:sz w:val="16"/>
+        <w:szCs w:val="16"/>
+      </w:rPr>
+      <w:t xml:space="preserve">  </w:t>
+    </w:r>
+    <w:proofErr w:type="gramStart"/>
+    <w:r>
+      <w:rPr>
+        <w:color w:val="59636E"/>
+        <w:sz w:val="16"/>
+        <w:szCs w:val="16"/>
+      </w:rPr>
+      <w:t>·  Pagina</w:t>
+    </w:r>
+    <w:proofErr w:type="gramEnd"/>
+    <w:r>
+      <w:rPr>
+        <w:color w:val="59636E"/>
+        <w:sz w:val="16"/>
+        <w:szCs w:val="16"/>
+      </w:rPr>
+      <w:t xml:space="preserve"> </w:t>
+    </w:r>
+    <w:r>
+      <w:rPr>
+        <w:color w:val="59636E"/>
+        <w:sz w:val="16"/>
+        <w:szCs w:val="16"/>
       </w:rPr>
       <w:fldChar w:fldCharType="begin"/>
     </w:r>
     <w:r>
       <w:rPr>
-        <w:rFonts w:ascii="Arial" w:hAnsi="Arial" w:eastAsia="Arial" w:cs="Arial"/>
-        <w:b w:val="0"/>
         <w:color w:val="59636E"/>
-        <w:sz w:val="18"/>
-      </w:rPr>
-      <w:instrText xml:space="preserve"> PAGE </w:instrText>
+        <w:sz w:val="16"/>
+        <w:szCs w:val="16"/>
+      </w:rPr>
+      <w:instrText>PAGE</w:instrText>
     </w:r>
     <w:r>
       <w:rPr>
-        <w:rFonts w:ascii="Arial" w:hAnsi="Arial" w:eastAsia="Arial" w:cs="Arial"/>
-        <w:b w:val="0"/>
         <w:color w:val="59636E"/>
-        <w:sz w:val="18"/>
+        <w:sz w:val="16"/>
+        <w:szCs w:val="16"/>
       </w:rPr>
       <w:fldChar w:fldCharType="separate"/>
     </w:r>
     <w:r>
       <w:rPr>
-        <w:rFonts w:ascii="Arial" w:hAnsi="Arial" w:eastAsia="Arial" w:cs="Arial"/>
-        <w:b w:val="0"/>
+        <w:noProof/>
         <w:color w:val="59636E"/>
-        <w:sz w:val="18"/>
+        <w:sz w:val="16"/>
+        <w:szCs w:val="16"/>
       </w:rPr>
       <w:t>1</w:t>
     </w:r>
     <w:r>
       <w:rPr>
-        <w:rFonts w:ascii="Arial" w:hAnsi="Arial" w:eastAsia="Arial" w:cs="Arial"/>
-        <w:b w:val="0"/>
         <w:color w:val="59636E"/>
-        <w:sz w:val="18"/>
+        <w:sz w:val="16"/>
+        <w:szCs w:val="16"/>
       </w:rPr>
       <w:fldChar w:fldCharType="end"/>
     </w:r>
     <w:r>
       <w:rPr>
-        <w:rFonts w:ascii="Arial" w:hAnsi="Arial" w:eastAsia="Arial" w:cs="Arial"/>
-        <w:b w:val="0"/>
         <w:color w:val="59636E"/>
-        <w:sz w:val="18"/>
+        <w:sz w:val="16"/>
+        <w:szCs w:val="16"/>
       </w:rPr>
       <w:t xml:space="preserve"> van </w:t>
     </w:r>
     <w:r>
       <w:rPr>
-        <w:rFonts w:ascii="Arial" w:hAnsi="Arial" w:eastAsia="Arial" w:cs="Arial"/>
-        <w:b w:val="0"/>
         <w:color w:val="59636E"/>
-        <w:sz w:val="18"/>
+        <w:sz w:val="16"/>
+        <w:szCs w:val="16"/>
       </w:rPr>
       <w:fldChar w:fldCharType="begin"/>
     </w:r>
     <w:r>
       <w:rPr>
-        <w:rFonts w:ascii="Arial" w:hAnsi="Arial" w:eastAsia="Arial" w:cs="Arial"/>
-        <w:b w:val="0"/>
         <w:color w:val="59636E"/>
-        <w:sz w:val="18"/>
-      </w:rPr>
-      <w:instrText xml:space="preserve"> NUMPAGES </w:instrText>
+        <w:sz w:val="16"/>
+        <w:szCs w:val="16"/>
+      </w:rPr>
+      <w:instrText>NUMPAGES</w:instrText>
     </w:r>
     <w:r>
       <w:rPr>
-        <w:rFonts w:ascii="Arial" w:hAnsi="Arial" w:eastAsia="Arial" w:cs="Arial"/>
-        <w:b w:val="0"/>
         <w:color w:val="59636E"/>
-        <w:sz w:val="18"/>
+        <w:sz w:val="16"/>
+        <w:szCs w:val="16"/>
       </w:rPr>
       <w:fldChar w:fldCharType="separate"/>
     </w:r>
     <w:r>
       <w:rPr>
-        <w:rFonts w:ascii="Arial" w:hAnsi="Arial" w:eastAsia="Arial" w:cs="Arial"/>
-        <w:b w:val="0"/>
+        <w:noProof/>
         <w:color w:val="59636E"/>
-        <w:sz w:val="18"/>
-      </w:rPr>
-      <w:t>1</w:t>
+        <w:sz w:val="16"/>
+        <w:szCs w:val="16"/>
+      </w:rPr>
+      <w:t>2</w:t>
     </w:r>
     <w:r>
       <w:rPr>
-        <w:rFonts w:ascii="Arial" w:hAnsi="Arial" w:eastAsia="Arial" w:cs="Arial"/>
-        <w:b w:val="0"/>
         <w:color w:val="59636E"/>
-        <w:sz w:val="18"/>
+        <w:sz w:val="16"/>
+        <w:szCs w:val="16"/>
       </w:rPr>
       <w:fldChar w:fldCharType="end"/>
     </w:r>
@@ -1655,24 +1810,127 @@
 <w:hdr xmlns:wpc="http://schemas.microsoft.com/office/word/2010/wordprocessingCanvas" xmlns:cx="http://schemas.microsoft.com/office/drawing/2014/chartex" xmlns:cx1="http://schemas.microsoft.com/office/drawing/2015/9/8/chartex" xmlns:cx2="http://schemas.microsoft.com/office/drawing/2015/10/21/chartex" xmlns:cx3="http://schemas.microsoft.com/office/drawing/2016/5/9/chartex" xmlns:cx4="http://schemas.microsoft.com/office/drawing/2016/5/10/chartex" xmlns:cx5="http://schemas.microsoft.com/office/drawing/2016/5/11/chartex" xmlns:cx6="http://schemas.microsoft.com/office/drawing/2016/5/12/chartex" xmlns:cx7="http://schemas.microsoft.com/office/drawing/2016/5/13/chartex" xmlns:cx8="http://schemas.microsoft.com/office/drawing/2016/5/14/chartex" xmlns:mc="http://schemas.openxmlformats.org/markup-compatibility/2006" xmlns:aink="http://schemas.microsoft.com/office/drawing/2016/ink" xmlns:am3d="http://schemas.microsoft.com/office/drawing/2017/model3d" xmlns:o="urn:schemas-microsoft-com:office:office" xmlns:oel="http://schemas.microsoft.com/office/2019/extlst" xmlns:r="http://schemas.openxmlformats.org/officeDocument/2006/relationships" xmlns:m="http://schemas.openxmlformats.org/officeDocument/2006/math" xmlns:v="urn:schemas-microsoft-com:vml" xmlns:wp14="http://schemas.microsoft.com/office/word/2010/wordprocessingDrawing" xmlns:wp="http://schemas.openxmlformats.org/drawingml/2006/wordprocessingDrawing" xmlns:w10="urn:schemas-microsoft-com:office:word" xmlns:w="http://schemas.openxmlformats.org/wordprocessingml/2006/main" xmlns:w14="http://schemas.microsoft.com/office/word/2010/wordml" xmlns:w15="http://schemas.microsoft.com/office/word/2012/wordml" xmlns:w16cex="http://schemas.microsoft.com/office/word/2018/wordml/cex" xmlns:w16cid="http://schemas.microsoft.com/office/word/2016/wordml/cid" xmlns:w16="http://schemas.microsoft.com/office/word/2018/wordml" xmlns:w16du="http://schemas.microsoft.com/office/word/2023/wordml/word16du" xmlns:w16sdtdh="http://schemas.microsoft.com/office/word/2020/wordml/sdtdatahash" xmlns:w16sdtfl="http://schemas.microsoft.com/office/word/2024/wordml/sdtformatlock" xmlns:w16se="http://schemas.microsoft.com/office/word/2015/wordml/symex" xmlns:wpg="http://schemas.microsoft.com/office/word/2010/wordprocessingGroup" xmlns:wpi="http://schemas.microsoft.com/office/word/2010/wordprocessingInk" xmlns:wne="http://schemas.microsoft.com/office/word/2006/wordml" xmlns:wps="http://schemas.microsoft.com/office/word/2010/wordprocessingShape" mc:Ignorable="w14 w15 w16se w16cid w16 w16cex w16sdtdh w16sdtfl w16du wp14">
   <w:p>
     <w:pPr>
-      <w:pStyle w:val="Header"/>
-      <w:jc w:val="left"/>
-      <w:rPr>
-        <w:color w:val="000000" w:themeColor="text1"/>
-        <w:sz w:val="18"/>
-        <w:szCs w:val="18"/>
-        <w:lang w:val="en-US"/>
-      </w:rPr>
+      <w:pStyle w:val="Koptekst"/>
+      <w:jc w:val="right"/>
     </w:pPr>
     <w:r>
       <w:rPr>
-        <w:rFonts w:ascii="Arial" w:hAnsi="Arial" w:cs="Arial" w:eastAsia="Arial"/>
-        <w:b w:val="0"/>
-        <w:color w:val="59636E"/>
-        <w:sz w:val="18"/>
-        <w:lang w:val="en-US"/>
-      </w:rPr>
-      <w:t>PARADISE (S71769) — eCRF 15: Gezondheidsvaardigheden (HLS-EU-6-vragenlijst)</w:t>
+        <w:noProof/>
+      </w:rPr>
+      <w:drawing>
+        <wp:anchor distT="0" distB="0" distL="114300" distR="114300" simplePos="0" relativeHeight="251658240" behindDoc="1" locked="0" layoutInCell="1" allowOverlap="1" wp14:anchorId="755D2A89" wp14:editId="42F71064">
+          <wp:simplePos x="0" y="0"/>
+          <wp:positionH relativeFrom="margin">
+            <wp:align>left</wp:align>
+          </wp:positionH>
+          <wp:positionV relativeFrom="paragraph">
+            <wp:posOffset>-20955</wp:posOffset>
+          </wp:positionV>
+          <wp:extent cx="1615079" cy="720000"/>
+          <wp:effectExtent l="0" t="0" r="0" b="0"/>
+          <wp:wrapTight wrapText="bothSides">
+            <wp:wrapPolygon edited="0">
+              <wp:start x="510" y="1716"/>
+              <wp:lineTo x="255" y="5719"/>
+              <wp:lineTo x="764" y="20018"/>
+              <wp:lineTo x="8664" y="20018"/>
+              <wp:lineTo x="13250" y="18874"/>
+              <wp:lineTo x="20895" y="14298"/>
+              <wp:lineTo x="20895" y="9151"/>
+              <wp:lineTo x="14015" y="4004"/>
+              <wp:lineTo x="8664" y="1716"/>
+              <wp:lineTo x="510" y="1716"/>
+            </wp:wrapPolygon>
+          </wp:wrapTight>
+          <wp:docPr id="1820294796" name="Afbeelding 5"/>
+          <wp:cNvGraphicFramePr>
+            <a:graphicFrameLocks xmlns:a="http://schemas.openxmlformats.org/drawingml/2006/main" noChangeAspect="1"/>
+          </wp:cNvGraphicFramePr>
+          <a:graphic xmlns:a="http://schemas.openxmlformats.org/drawingml/2006/main">
+            <a:graphicData uri="http://schemas.openxmlformats.org/drawingml/2006/picture">
+              <pic:pic xmlns:pic="http://schemas.openxmlformats.org/drawingml/2006/picture">
+                <pic:nvPicPr>
+                  <pic:cNvPr id="1820294796" name="Afbeelding 1820294796"/>
+                  <pic:cNvPicPr/>
+                </pic:nvPicPr>
+                <pic:blipFill>
+                  <a:blip r:embed="rIdTplImgA">
+                    <a:extLst>
+                      <a:ext uri="{28A0092B-C50C-407E-A947-70E740481C1C}">
+                        <a14:useLocalDpi xmlns:a14="http://schemas.microsoft.com/office/drawing/2010/main" val="0"/>
+                      </a:ext>
+                    </a:extLst>
+                  </a:blip>
+                  <a:stretch>
+                    <a:fillRect/>
+                  </a:stretch>
+                </pic:blipFill>
+                <pic:spPr>
+                  <a:xfrm>
+                    <a:off x="0" y="0"/>
+                    <a:ext cx="1615079" cy="720000"/>
+                  </a:xfrm>
+                  <a:prstGeom prst="rect">
+                    <a:avLst/>
+                  </a:prstGeom>
+                </pic:spPr>
+              </pic:pic>
+            </a:graphicData>
+          </a:graphic>
+          <wp14:sizeRelH relativeFrom="page">
+            <wp14:pctWidth>0</wp14:pctWidth>
+          </wp14:sizeRelH>
+          <wp14:sizeRelV relativeFrom="page">
+            <wp14:pctHeight>0</wp14:pctHeight>
+          </wp14:sizeRelV>
+        </wp:anchor>
+      </w:drawing>
+    </w:r>
+    <w:r>
+      <w:rPr>
+        <w:noProof/>
+      </w:rPr>
+      <w:drawing>
+        <wp:inline distT="0" distB="0" distL="0" distR="0" wp14:anchorId="4E8F3C53" wp14:editId="680A2799">
+          <wp:extent cx="2525825" cy="720000"/>
+          <wp:effectExtent l="0" t="0" r="0" b="4445"/>
+          <wp:docPr id="328170997" name="Afbeelding 6"/>
+          <wp:cNvGraphicFramePr>
+            <a:graphicFrameLocks xmlns:a="http://schemas.openxmlformats.org/drawingml/2006/main" noChangeAspect="1"/>
+          </wp:cNvGraphicFramePr>
+          <a:graphic xmlns:a="http://schemas.openxmlformats.org/drawingml/2006/main">
+            <a:graphicData uri="http://schemas.openxmlformats.org/drawingml/2006/picture">
+              <pic:pic xmlns:pic="http://schemas.openxmlformats.org/drawingml/2006/picture">
+                <pic:nvPicPr>
+                  <pic:cNvPr id="328170997" name="Afbeelding 328170997"/>
+                  <pic:cNvPicPr/>
+                </pic:nvPicPr>
+                <pic:blipFill>
+                  <a:blip r:embed="rIdTplImgB">
+                    <a:extLst>
+                      <a:ext uri="{28A0092B-C50C-407E-A947-70E740481C1C}">
+                        <a14:useLocalDpi xmlns:a14="http://schemas.microsoft.com/office/drawing/2010/main" val="0"/>
+                      </a:ext>
+                    </a:extLst>
+                  </a:blip>
+                  <a:stretch>
+                    <a:fillRect/>
+                  </a:stretch>
+                </pic:blipFill>
+                <pic:spPr>
+                  <a:xfrm>
+                    <a:off x="0" y="0"/>
+                    <a:ext cx="2525825" cy="720000"/>
+                  </a:xfrm>
+                  <a:prstGeom prst="rect">
+                    <a:avLst/>
+                  </a:prstGeom>
+                </pic:spPr>
+              </pic:pic>
+            </a:graphicData>
+          </a:graphic>
+        </wp:inline>
+      </w:drawing>
     </w:r>
   </w:p>
 </w:hdr>

--- a/(e)CRF/Per nummer/15_Gezondheidsvaardigheden (HLS-EU-6-vragenlijst).docx
+++ b/(e)CRF/Per nummer/15_Gezondheidsvaardigheden (HLS-EU-6-vragenlijst).docx
@@ -1448,7 +1448,7 @@
         <wp:anchor distT="0" distB="0" distL="114300" distR="114300" simplePos="0" relativeHeight="251659264" behindDoc="0" locked="0" layoutInCell="1" allowOverlap="1" wp14:anchorId="4A8142CD" wp14:editId="6CB4EA88">
           <wp:simplePos x="0" y="0"/>
           <wp:positionH relativeFrom="column">
-            <wp:posOffset>5527362</wp:posOffset>
+            <wp:posOffset>5351825</wp:posOffset>
           </wp:positionH>
           <wp:positionV relativeFrom="paragraph">
             <wp:posOffset>66098</wp:posOffset>

--- a/(e)CRF/Per nummer/15_Gezondheidsvaardigheden (HLS-EU-6-vragenlijst).docx
+++ b/(e)CRF/Per nummer/15_Gezondheidsvaardigheden (HLS-EU-6-vragenlijst).docx
@@ -1,15 +1,15 @@
 
 <file path=word/document.xml><?xml version="1.0" encoding="utf-8"?>
-<w:document xmlns:wpc="http://schemas.microsoft.com/office/word/2010/wordprocessingCanvas" xmlns:cx="http://schemas.microsoft.com/office/drawing/2014/chartex" xmlns:cx1="http://schemas.microsoft.com/office/drawing/2015/9/8/chartex" xmlns:cx2="http://schemas.microsoft.com/office/drawing/2015/10/21/chartex" xmlns:cx3="http://schemas.microsoft.com/office/drawing/2016/5/9/chartex" xmlns:cx4="http://schemas.microsoft.com/office/drawing/2016/5/10/chartex" xmlns:cx5="http://schemas.microsoft.com/office/drawing/2016/5/11/chartex" xmlns:cx6="http://schemas.microsoft.com/office/drawing/2016/5/12/chartex" xmlns:cx7="http://schemas.microsoft.com/office/drawing/2016/5/13/chartex" xmlns:cx8="http://schemas.microsoft.com/office/drawing/2016/5/14/chartex" xmlns:mc="http://schemas.openxmlformats.org/markup-compatibility/2006" xmlns:aink="http://schemas.microsoft.com/office/drawing/2016/ink" xmlns:am3d="http://schemas.microsoft.com/office/drawing/2017/model3d" xmlns:o="urn:schemas-microsoft-com:office:office" xmlns:oel="http://schemas.microsoft.com/office/2019/extlst" xmlns:r="http://schemas.openxmlformats.org/officeDocument/2006/relationships" xmlns:m="http://schemas.openxmlformats.org/officeDocument/2006/math" xmlns:v="urn:schemas-microsoft-com:vml" xmlns:wp14="http://schemas.microsoft.com/office/word/2010/wordprocessingDrawing" xmlns:wp="http://schemas.openxmlformats.org/drawingml/2006/wordprocessingDrawing" xmlns:w10="urn:schemas-microsoft-com:office:word" xmlns:w="http://schemas.openxmlformats.org/wordprocessingml/2006/main" xmlns:w14="http://schemas.microsoft.com/office/word/2010/wordml" xmlns:w15="http://schemas.microsoft.com/office/word/2012/wordml" xmlns:w16cex="http://schemas.microsoft.com/office/word/2018/wordml/cex" xmlns:w16cid="http://schemas.microsoft.com/office/word/2016/wordml/cid" xmlns:w16="http://schemas.microsoft.com/office/word/2018/wordml" xmlns:w16du="http://schemas.microsoft.com/office/word/2023/wordml/word16du" xmlns:w16sdtdh="http://schemas.microsoft.com/office/word/2020/wordml/sdtdatahash" xmlns:w16sdtfl="http://schemas.microsoft.com/office/word/2024/wordml/sdtformatlock" xmlns:w16se="http://schemas.microsoft.com/office/word/2015/wordml/symex" xmlns:wpg="http://schemas.microsoft.com/office/word/2010/wordprocessingGroup" xmlns:wpi="http://schemas.microsoft.com/office/word/2010/wordprocessingInk" xmlns:wne="http://schemas.microsoft.com/office/word/2006/wordml" xmlns:wps="http://schemas.microsoft.com/office/word/2010/wordprocessingShape" mc:Ignorable="w14 w15 w16se w16cid w16 w16cex w16sdtdh w16sdtfl w16du wp14">
+<w:document xmlns:wpc="http://schemas.microsoft.com/office/word/2010/wordprocessingCanvas" xmlns:cx="http://schemas.microsoft.com/office/drawing/2014/chartex" xmlns:cx1="http://schemas.microsoft.com/office/drawing/2015/9/8/chartex" xmlns:cx2="http://schemas.microsoft.com/office/drawing/2015/10/21/chartex" xmlns:cx3="http://schemas.microsoft.com/office/drawing/2016/5/9/chartex" xmlns:cx4="http://schemas.microsoft.com/office/drawing/2016/5/10/chartex" xmlns:cx5="http://schemas.microsoft.com/office/drawing/2016/5/11/chartex" xmlns:cx6="http://schemas.microsoft.com/office/drawing/2016/5/12/chartex" xmlns:cx7="http://schemas.microsoft.com/office/drawing/2016/5/13/chartex" xmlns:cx8="http://schemas.microsoft.com/office/drawing/2016/5/14/chartex" xmlns:mc="http://schemas.openxmlformats.org/markup-compatibility/2006" xmlns:aink="http://schemas.microsoft.com/office/drawing/2016/ink" xmlns:am3d="http://schemas.microsoft.com/office/drawing/2017/model3d" xmlns:o="urn:schemas-microsoft-com:office:office" xmlns:oel="http://schemas.microsoft.com/office/2019/extlst" xmlns:r="http://schemas.openxmlformats.org/officeDocument/2006/relationships" xmlns:m="http://schemas.openxmlformats.org/officeDocument/2006/math" xmlns:v="urn:schemas-microsoft-com:vml" xmlns:wp14="http://schemas.microsoft.com/office/word/2010/wordprocessingDrawing" xmlns:wp="http://schemas.openxmlformats.org/drawingml/2006/wordprocessingDrawing" xmlns:w10="urn:schemas-microsoft-com:office:word" xmlns:w="http://schemas.openxmlformats.org/wordprocessingml/2006/main" xmlns:w14="http://schemas.microsoft.com/office/word/2010/wordml" xmlns:w15="http://schemas.microsoft.com/office/word/2012/wordml" xmlns:w16cei="http://schemas.microsoft.com/office/word/2026/wordml/cei" xmlns:w16cex="http://schemas.microsoft.com/office/word/2018/wordml/cex" xmlns:w16cid="http://schemas.microsoft.com/office/word/2016/wordml/cid" xmlns:w16="http://schemas.microsoft.com/office/word/2018/wordml" xmlns:w16du="http://schemas.microsoft.com/office/word/2023/wordml/word16du" xmlns:w16sdtdh="http://schemas.microsoft.com/office/word/2020/wordml/sdtdatahash" xmlns:w16sdtfl="http://schemas.microsoft.com/office/word/2024/wordml/sdtformatlock" xmlns:w16se="http://schemas.microsoft.com/office/word/2015/wordml/symex" xmlns:wpg="http://schemas.microsoft.com/office/word/2010/wordprocessingGroup" xmlns:wpi="http://schemas.microsoft.com/office/word/2010/wordprocessingInk" xmlns:wne="http://schemas.microsoft.com/office/word/2006/wordml" xmlns:wps="http://schemas.microsoft.com/office/word/2010/wordprocessingShape" mc:Ignorable="w14 w15 w16se w16cid w16 w16cex w16sdtdh w16sdtfl w16du wp14">
   <w:body>
     <w:p>
       <w:pPr>
         <w:spacing w:after="120" w:line="360" w:lineRule="auto"/>
         <w:jc w:val="center"/>
         <w:rPr>
-          <w:rFonts w:ascii="Calibri" w:hAnsi="Calibri" w:eastAsia="Times New Roman" w:cs="Calibri"/>
-          <w:b w:val="1"/>
-          <w:bCs w:val="1"/>
+          <w:rFonts w:ascii="Calibri" w:eastAsia="Times New Roman" w:hAnsi="Calibri" w:cs="Calibri"/>
+          <w:b/>
+          <w:bCs/>
           <w:color w:val="EE0000"/>
           <w:kern w:val="0"/>
           <w:sz w:val="28"/>
@@ -19,31 +19,19 @@
       </w:pPr>
       <w:r>
         <w:rPr>
-          <w:rFonts w:ascii="Arial" w:hAnsi="Arial" w:cs="Arial" w:eastAsia="Arial"/>
-          <w:b w:val="1"/>
-          <w:bCs w:val="1"/>
+          <w:b/>
+          <w:bCs/>
           <w:color w:val="123A5F"/>
           <w:sz w:val="28"/>
           <w:szCs w:val="28"/>
         </w:rPr>
         <w:t xml:space="preserve">Appendix 15- HLS-EU-6 questionnaire </w:t>
       </w:r>
-      <w:r>
-        <w:rPr>
-          <w:rFonts w:ascii="Calibri" w:hAnsi="Calibri" w:cs="Calibri"/>
-          <w:b w:val="1"/>
-          <w:bCs w:val="1"/>
-          <w:color w:val="000000" w:themeColor="text1"/>
-          <w:sz w:val="28"/>
-          <w:szCs w:val="28"/>
-        </w:rPr>
-        <w:t>5</w:t>
-      </w:r>
     </w:p>
     <w:p>
       <w:pPr>
         <w:rPr>
-          <w:rFonts w:ascii="Calibri" w:hAnsi="Calibri" w:eastAsia="Times New Roman" w:cs="Calibri"/>
+          <w:rFonts w:ascii="Calibri" w:eastAsia="Times New Roman" w:hAnsi="Calibri" w:cs="Calibri"/>
           <w:color w:val="000000" w:themeColor="text1"/>
           <w:kern w:val="0"/>
           <w:sz w:val="24"/>
@@ -53,7 +41,6 @@
       </w:pPr>
       <w:r>
         <w:rPr>
-          <w:rFonts w:ascii="Arial" w:hAnsi="Arial" w:eastAsia="Arial" w:cs="Arial"/>
           <w:color w:val="000000" w:themeColor="text1"/>
           <w:kern w:val="0"/>
           <w:sz w:val="24"/>
@@ -65,50 +52,201 @@
     </w:p>
     <w:p>
       <w:pPr>
+        <w:tabs>
+          <w:tab w:val="left" w:leader="underscore" w:pos="8505"/>
+        </w:tabs>
+        <w:spacing w:line="360" w:lineRule="auto"/>
         <w:rPr>
-          <w:rFonts w:ascii="Calibri" w:hAnsi="Calibri" w:eastAsia="Times New Roman" w:cs="Calibri"/>
+          <w:rFonts w:ascii="Calibri" w:hAnsi="Calibri" w:cs="Calibri"/>
           <w:b/>
           <w:bCs/>
-          <w:color w:val="EE0000"/>
-          <w:kern w:val="0"/>
-          <w:sz w:val="28"/>
-          <w:szCs w:val="28"/>
-          <w14:ligatures w14:val="none"/>
+          <w:sz w:val="24"/>
+          <w:szCs w:val="24"/>
         </w:rPr>
       </w:pPr>
+      <w:r>
+        <w:rPr>
+          <w:b/>
+          <w:bCs/>
+          <w:color w:val="123A5F"/>
+          <w:sz w:val="24"/>
+          <w:szCs w:val="24"/>
+        </w:rPr>
+        <w:t>Studie-informatie</w:t>
+      </w:r>
+    </w:p>
+    <w:p>
+      <w:pPr>
+        <w:numPr>
+          <w:ilvl w:val="0"/>
+          <w:numId w:val="13"/>
+        </w:numPr>
+        <w:tabs>
+          <w:tab w:val="left" w:leader="underscore" w:pos="8505"/>
+        </w:tabs>
+        <w:spacing w:line="360" w:lineRule="auto"/>
+        <w:rPr>
+          <w:rFonts w:ascii="Calibri" w:hAnsi="Calibri" w:cs="Calibri"/>
+          <w:lang w:val="en-GB"/>
+        </w:rPr>
+      </w:pPr>
+      <w:r>
+        <w:rPr>
+          <w:color w:val="24303B"/>
+          <w:lang w:val="en-GB"/>
+        </w:rPr>
+        <w:t xml:space="preserve">Studie </w:t>
+      </w:r>
+      <w:proofErr w:type="spellStart"/>
+      <w:r>
+        <w:rPr>
+          <w:color w:val="24303B"/>
+          <w:lang w:val="en-GB"/>
+        </w:rPr>
+        <w:t>titel</w:t>
+      </w:r>
+      <w:proofErr w:type="spellEnd"/>
+      <w:r>
+        <w:rPr>
+          <w:color w:val="24303B"/>
+          <w:lang w:val="en-GB"/>
+        </w:rPr>
+        <w:t>: Towards Pressure-Adherence &amp; Education Driven Service in Diabetic Foot Disease (PARADISE trial)</w:t>
+      </w:r>
+    </w:p>
+    <w:p>
+      <w:pPr>
+        <w:numPr>
+          <w:ilvl w:val="0"/>
+          <w:numId w:val="13"/>
+        </w:numPr>
+        <w:tabs>
+          <w:tab w:val="left" w:leader="underscore" w:pos="8505"/>
+        </w:tabs>
+        <w:spacing w:line="360" w:lineRule="auto"/>
+        <w:rPr>
+          <w:rFonts w:ascii="Calibri" w:hAnsi="Calibri" w:cs="Calibri"/>
+        </w:rPr>
+      </w:pPr>
+      <w:r>
+        <w:rPr>
+          <w:color w:val="24303B"/>
+        </w:rPr>
+        <w:t>Protocolnummer: S71769</w:t>
+      </w:r>
+    </w:p>
+    <w:p>
+      <w:pPr>
+        <w:numPr>
+          <w:ilvl w:val="0"/>
+          <w:numId w:val="13"/>
+        </w:numPr>
+        <w:tabs>
+          <w:tab w:val="left" w:leader="underscore" w:pos="8505"/>
+        </w:tabs>
+        <w:spacing w:line="360" w:lineRule="auto"/>
+        <w:rPr>
+          <w:rFonts w:ascii="Calibri" w:hAnsi="Calibri" w:cs="Calibri"/>
+        </w:rPr>
+      </w:pPr>
+      <w:r>
+        <w:rPr>
+          <w:color w:val="24303B"/>
+        </w:rPr>
+        <w:t xml:space="preserve">Studielocatie: </w:t>
+      </w:r>
+      <w:r>
+        <w:rPr>
+          <w:color w:val="24303B"/>
+        </w:rPr>
+        <w:tab/>
+      </w:r>
+    </w:p>
+    <w:p>
+      <w:pPr>
+        <w:numPr>
+          <w:ilvl w:val="0"/>
+          <w:numId w:val="13"/>
+        </w:numPr>
+        <w:tabs>
+          <w:tab w:val="left" w:leader="underscore" w:pos="8505"/>
+        </w:tabs>
+        <w:spacing w:line="360" w:lineRule="auto"/>
+        <w:rPr>
+          <w:rFonts w:ascii="Calibri" w:hAnsi="Calibri" w:cs="Calibri"/>
+        </w:rPr>
+      </w:pPr>
+      <w:r>
+        <w:rPr>
+          <w:color w:val="24303B"/>
+        </w:rPr>
+        <w:t xml:space="preserve">Hoofdonderzoeker (PI): </w:t>
+      </w:r>
+      <w:r>
+        <w:rPr>
+          <w:color w:val="24303B"/>
+        </w:rPr>
+        <w:tab/>
+      </w:r>
+    </w:p>
+    <w:p>
+      <w:pPr>
+        <w:numPr>
+          <w:ilvl w:val="0"/>
+          <w:numId w:val="13"/>
+        </w:numPr>
+        <w:tabs>
+          <w:tab w:val="left" w:leader="underscore" w:pos="8505"/>
+        </w:tabs>
+        <w:spacing w:line="360" w:lineRule="auto"/>
+        <w:rPr>
+          <w:rFonts w:ascii="Calibri" w:hAnsi="Calibri" w:cs="Calibri"/>
+        </w:rPr>
+      </w:pPr>
+      <w:r>
+        <w:rPr>
+          <w:color w:val="24303B"/>
+        </w:rPr>
+        <w:t xml:space="preserve">Deelnemerscode: </w:t>
+      </w:r>
+      <w:r>
+        <w:rPr>
+          <w:color w:val="24303B"/>
+        </w:rPr>
+        <w:tab/>
+      </w:r>
     </w:p>
     <w:tbl>
       <w:tblPr>
-        <w:tblStyle w:val="TableGrid"/>
+        <w:tblStyle w:val="Tabelraster"/>
         <w:tblW w:w="8845" w:type="dxa"/>
         <w:tblBorders>
-          <w:top w:val="none" w:color="auto" w:sz="0" w:space="0"/>
-          <w:left w:val="none" w:color="auto" w:sz="0" w:space="0"/>
-          <w:bottom w:val="none" w:color="auto" w:sz="0" w:space="0"/>
-          <w:right w:val="none" w:color="auto" w:sz="0" w:space="0"/>
-          <w:insideH w:val="none" w:color="auto" w:sz="0" w:space="0"/>
-          <w:insideV w:val="none" w:color="auto" w:sz="0" w:space="0"/>
+          <w:top w:val="none" w:sz="0" w:space="0" w:color="auto"/>
+          <w:left w:val="none" w:sz="0" w:space="0" w:color="auto"/>
+          <w:bottom w:val="none" w:sz="0" w:space="0" w:color="auto"/>
+          <w:right w:val="none" w:sz="0" w:space="0" w:color="auto"/>
+          <w:insideH w:val="none" w:sz="0" w:space="0" w:color="auto"/>
+          <w:insideV w:val="none" w:sz="0" w:space="0" w:color="auto"/>
         </w:tblBorders>
         <w:tblLook w:val="04A0" w:firstRow="1" w:lastRow="0" w:firstColumn="1" w:lastColumn="0" w:noHBand="0" w:noVBand="1"/>
       </w:tblPr>
       <w:tblGrid>
-        <w:gridCol w:w="4309"/>
-        <w:gridCol w:w="1311"/>
-        <w:gridCol w:w="1311"/>
-        <w:gridCol w:w="961"/>
-        <w:gridCol w:w="953"/>
+        <w:gridCol w:w="3845"/>
+        <w:gridCol w:w="1464"/>
+        <w:gridCol w:w="1464"/>
+        <w:gridCol w:w="1036"/>
+        <w:gridCol w:w="1036"/>
       </w:tblGrid>
       <w:tr>
         <w:tc>
           <w:tcPr>
             <w:tcW w:w="4309" w:type="dxa"/>
-            <w:tcMar/>
           </w:tcPr>
           <w:p>
             <w:pPr>
               <w:spacing w:line="360" w:lineRule="auto"/>
               <w:rPr>
-                <w:rFonts w:ascii="Calibri" w:hAnsi="Calibri" w:eastAsia="Times New Roman" w:cs="Calibri"/>
+                <w:rFonts w:ascii="Calibri" w:eastAsia="Times New Roman" w:hAnsi="Calibri" w:cs="Calibri"/>
                 <w:b/>
                 <w:bCs/>
                 <w:color w:val="000000" w:themeColor="text1"/>
@@ -118,7 +256,6 @@
             </w:pPr>
             <w:r>
               <w:rPr>
-                <w:rFonts w:ascii="Arial" w:hAnsi="Arial" w:eastAsia="Arial" w:cs="Arial"/>
                 <w:b/>
                 <w:bCs/>
                 <w:color w:val="123A5F"/>
@@ -127,34 +264,18 @@
               </w:rPr>
               <w:t>Hoe gemakkelijk of moeilijk is het voor u om:</w:t>
             </w:r>
-          </w:p>
-          <w:p>
-            <w:pPr>
-              <w:spacing w:line="360" w:lineRule="auto"/>
-              <w:rPr>
-                <w:rFonts w:ascii="Calibri" w:hAnsi="Calibri" w:eastAsia="Times New Roman" w:cs="Calibri"/>
-                <w:b/>
-                <w:bCs/>
-                <w:color w:val="000000" w:themeColor="text1"/>
-                <w:kern w:val="0"/>
-                <w:sz w:val="24"/>
-                <w:szCs w:val="24"/>
-                <w14:ligatures w14:val="none"/>
-              </w:rPr>
-            </w:pPr>
           </w:p>
         </w:tc>
         <w:tc>
           <w:tcPr>
             <w:tcW w:w="1311" w:type="dxa"/>
-            <w:tcMar/>
           </w:tcPr>
           <w:p>
             <w:pPr>
               <w:spacing w:line="360" w:lineRule="auto"/>
               <w:jc w:val="center"/>
               <w:rPr>
-                <w:rFonts w:ascii="Calibri" w:hAnsi="Calibri" w:eastAsia="Times New Roman" w:cs="Calibri"/>
+                <w:rFonts w:ascii="Calibri" w:eastAsia="Times New Roman" w:hAnsi="Calibri" w:cs="Calibri"/>
                 <w:b/>
                 <w:bCs/>
                 <w:color w:val="000000" w:themeColor="text1"/>
@@ -165,7 +286,6 @@
             <w:proofErr w:type="gramStart"/>
             <w:r>
               <w:rPr>
-                <w:rFonts w:ascii="Arial" w:hAnsi="Arial" w:eastAsia="Arial" w:cs="Arial"/>
                 <w:b/>
                 <w:bCs/>
                 <w:color w:val="123A5F"/>
@@ -177,7 +297,6 @@
             <w:proofErr w:type="gramEnd"/>
             <w:r>
               <w:rPr>
-                <w:rFonts w:ascii="Arial" w:hAnsi="Arial" w:eastAsia="Arial" w:cs="Arial"/>
                 <w:b/>
                 <w:bCs/>
                 <w:color w:val="123A5F"/>
@@ -191,14 +310,13 @@
         <w:tc>
           <w:tcPr>
             <w:tcW w:w="1311" w:type="dxa"/>
-            <w:tcMar/>
           </w:tcPr>
           <w:p>
             <w:pPr>
               <w:spacing w:line="360" w:lineRule="auto"/>
               <w:jc w:val="center"/>
               <w:rPr>
-                <w:rFonts w:ascii="Calibri" w:hAnsi="Calibri" w:eastAsia="Times New Roman" w:cs="Calibri"/>
+                <w:rFonts w:ascii="Calibri" w:eastAsia="Times New Roman" w:hAnsi="Calibri" w:cs="Calibri"/>
                 <w:b/>
                 <w:bCs/>
                 <w:color w:val="000000" w:themeColor="text1"/>
@@ -209,7 +327,6 @@
             <w:proofErr w:type="gramStart"/>
             <w:r>
               <w:rPr>
-                <w:rFonts w:ascii="Arial" w:hAnsi="Arial" w:eastAsia="Arial" w:cs="Arial"/>
                 <w:b/>
                 <w:bCs/>
                 <w:color w:val="123A5F"/>
@@ -221,7 +338,6 @@
             <w:proofErr w:type="gramEnd"/>
             <w:r>
               <w:rPr>
-                <w:rFonts w:ascii="Arial" w:hAnsi="Arial" w:eastAsia="Arial" w:cs="Arial"/>
                 <w:b/>
                 <w:bCs/>
                 <w:color w:val="123A5F"/>
@@ -235,14 +351,13 @@
         <w:tc>
           <w:tcPr>
             <w:tcW w:w="961" w:type="dxa"/>
-            <w:tcMar/>
           </w:tcPr>
           <w:p>
             <w:pPr>
               <w:spacing w:line="360" w:lineRule="auto"/>
               <w:jc w:val="center"/>
               <w:rPr>
-                <w:rFonts w:ascii="Calibri" w:hAnsi="Calibri" w:eastAsia="Times New Roman" w:cs="Calibri"/>
+                <w:rFonts w:ascii="Calibri" w:eastAsia="Times New Roman" w:hAnsi="Calibri" w:cs="Calibri"/>
                 <w:b/>
                 <w:bCs/>
                 <w:color w:val="000000" w:themeColor="text1"/>
@@ -253,7 +368,6 @@
             <w:proofErr w:type="gramStart"/>
             <w:r>
               <w:rPr>
-                <w:rFonts w:ascii="Arial" w:hAnsi="Arial" w:eastAsia="Arial" w:cs="Arial"/>
                 <w:b/>
                 <w:bCs/>
                 <w:color w:val="123A5F"/>
@@ -265,7 +379,6 @@
             <w:proofErr w:type="gramEnd"/>
             <w:r>
               <w:rPr>
-                <w:rFonts w:ascii="Arial" w:hAnsi="Arial" w:eastAsia="Arial" w:cs="Arial"/>
                 <w:b/>
                 <w:bCs/>
                 <w:color w:val="123A5F"/>
@@ -279,37 +392,36 @@
         <w:tc>
           <w:tcPr>
             <w:tcW w:w="953" w:type="dxa"/>
-            <w:tcMar/>
           </w:tcPr>
           <w:p>
             <w:pPr>
               <w:spacing w:line="360" w:lineRule="auto"/>
               <w:jc w:val="center"/>
               <w:rPr>
-                <w:rFonts w:ascii="Calibri" w:hAnsi="Calibri" w:eastAsia="Times New Roman" w:cs="Calibri"/>
-                <w:b w:val="1"/>
-                <w:bCs w:val="1"/>
+                <w:rFonts w:ascii="Calibri" w:eastAsia="Times New Roman" w:hAnsi="Calibri" w:cs="Calibri"/>
+                <w:b/>
+                <w:bCs/>
                 <w:color w:val="000000" w:themeColor="text1"/>
                 <w:kern w:val="0"/>
                 <w14:ligatures w14:val="none"/>
               </w:rPr>
             </w:pPr>
+            <w:proofErr w:type="gramStart"/>
             <w:r>
               <w:rPr>
-                <w:rFonts w:ascii="Arial" w:hAnsi="Arial" w:eastAsia="Arial" w:cs="Arial"/>
-                <w:b w:val="1"/>
-                <w:bCs w:val="1"/>
+                <w:b/>
+                <w:bCs/>
                 <w:color w:val="123A5F"/>
                 <w:kern w:val="0"/>
                 <w14:ligatures w14:val="none"/>
               </w:rPr>
               <w:t>heel</w:t>
             </w:r>
+            <w:proofErr w:type="gramEnd"/>
             <w:r>
               <w:rPr>
-                <w:rFonts w:ascii="Arial" w:hAnsi="Arial" w:eastAsia="Arial" w:cs="Arial"/>
-                <w:b w:val="1"/>
-                <w:bCs w:val="1"/>
+                <w:b/>
+                <w:bCs/>
                 <w:color w:val="123A5F"/>
                 <w:kern w:val="0"/>
                 <w14:ligatures w14:val="none"/>
@@ -323,27 +435,21 @@
         <w:tc>
           <w:tcPr>
             <w:tcW w:w="4309" w:type="dxa"/>
-            <w:tcMar/>
           </w:tcPr>
           <w:p>
             <w:pPr>
               <w:spacing w:line="360" w:lineRule="auto"/>
               <w:rPr>
-                <w:rFonts w:ascii="Calibri" w:hAnsi="Calibri" w:eastAsia="Times New Roman" w:cs="Calibri"/>
-                <w:color w:val="000000" w:themeColor="text1"/>
-                <w:kern w:val="0"/>
-                <w:sz w:val="24"/>
-                <w:szCs w:val="24"/>
+                <w:rFonts w:ascii="Calibri" w:eastAsia="Times New Roman" w:hAnsi="Calibri" w:cs="Calibri"/>
+                <w:color w:val="000000" w:themeColor="text1"/>
+                <w:kern w:val="0"/>
                 <w14:ligatures w14:val="none"/>
               </w:rPr>
             </w:pPr>
             <w:r>
               <w:rPr>
-                <w:rFonts w:ascii="Arial" w:hAnsi="Arial" w:eastAsia="Arial" w:cs="Arial"/>
-                <w:color w:val="000000" w:themeColor="text1"/>
-                <w:kern w:val="0"/>
-                <w:sz w:val="24"/>
-                <w:szCs w:val="24"/>
+                <w:color w:val="000000" w:themeColor="text1"/>
+                <w:kern w:val="0"/>
                 <w14:ligatures w14:val="none"/>
               </w:rPr>
               <w:t xml:space="preserve">Q1. </w:t>
@@ -351,11 +457,8 @@
             <w:proofErr w:type="gramStart"/>
             <w:r>
               <w:rPr>
-                <w:rFonts w:ascii="Arial" w:hAnsi="Arial" w:eastAsia="Arial" w:cs="Arial"/>
-                <w:color w:val="000000" w:themeColor="text1"/>
-                <w:kern w:val="0"/>
-                <w:sz w:val="24"/>
-                <w:szCs w:val="24"/>
+                <w:color w:val="000000" w:themeColor="text1"/>
+                <w:kern w:val="0"/>
                 <w14:ligatures w14:val="none"/>
               </w:rPr>
               <w:t>te</w:t>
@@ -363,11 +466,8 @@
             <w:proofErr w:type="gramEnd"/>
             <w:r>
               <w:rPr>
-                <w:rFonts w:ascii="Arial" w:hAnsi="Arial" w:eastAsia="Arial" w:cs="Arial"/>
-                <w:color w:val="000000" w:themeColor="text1"/>
-                <w:kern w:val="0"/>
-                <w:sz w:val="24"/>
-                <w:szCs w:val="24"/>
+                <w:color w:val="000000" w:themeColor="text1"/>
+                <w:kern w:val="0"/>
                 <w14:ligatures w14:val="none"/>
               </w:rPr>
               <w:t xml:space="preserve"> beoordelen wanneer u misschien een tweede medisch advies (van een andere arts) moet inwinnen?  </w:t>
@@ -377,11 +477,9 @@
             <w:pPr>
               <w:spacing w:line="360" w:lineRule="auto"/>
               <w:rPr>
-                <w:rFonts w:ascii="Calibri" w:hAnsi="Calibri" w:eastAsia="Times New Roman" w:cs="Calibri"/>
-                <w:color w:val="000000" w:themeColor="text1"/>
-                <w:kern w:val="0"/>
-                <w:sz w:val="24"/>
-                <w:szCs w:val="24"/>
+                <w:rFonts w:ascii="Calibri" w:eastAsia="Times New Roman" w:hAnsi="Calibri" w:cs="Calibri"/>
+                <w:color w:val="000000" w:themeColor="text1"/>
+                <w:kern w:val="0"/>
                 <w14:ligatures w14:val="none"/>
               </w:rPr>
             </w:pPr>
@@ -390,14 +488,13 @@
         <w:tc>
           <w:tcPr>
             <w:tcW w:w="1311" w:type="dxa"/>
-            <w:tcMar/>
           </w:tcPr>
           <w:p>
             <w:pPr>
               <w:spacing w:line="360" w:lineRule="auto"/>
               <w:jc w:val="center"/>
               <w:rPr>
-                <w:rFonts w:ascii="Calibri" w:hAnsi="Calibri" w:eastAsia="Times New Roman" w:cs="Calibri"/>
+                <w:rFonts w:ascii="Calibri" w:eastAsia="Times New Roman" w:hAnsi="Calibri" w:cs="Calibri"/>
                 <w:color w:val="000000" w:themeColor="text1"/>
                 <w:kern w:val="0"/>
                 <w14:ligatures w14:val="none"/>
@@ -405,7 +502,6 @@
             </w:pPr>
             <w:r>
               <w:rPr>
-                <w:rFonts w:ascii="Arial" w:hAnsi="Arial" w:eastAsia="Arial" w:cs="Arial"/>
                 <w:color w:val="000000" w:themeColor="text1"/>
                 <w:kern w:val="0"/>
                 <w14:ligatures w14:val="none"/>
@@ -417,14 +513,13 @@
         <w:tc>
           <w:tcPr>
             <w:tcW w:w="1311" w:type="dxa"/>
-            <w:tcMar/>
           </w:tcPr>
           <w:p>
             <w:pPr>
               <w:spacing w:line="360" w:lineRule="auto"/>
               <w:jc w:val="center"/>
               <w:rPr>
-                <w:rFonts w:ascii="Calibri" w:hAnsi="Calibri" w:eastAsia="Times New Roman" w:cs="Calibri"/>
+                <w:rFonts w:ascii="Calibri" w:eastAsia="Times New Roman" w:hAnsi="Calibri" w:cs="Calibri"/>
                 <w:color w:val="000000" w:themeColor="text1"/>
                 <w:kern w:val="0"/>
                 <w14:ligatures w14:val="none"/>
@@ -432,7 +527,6 @@
             </w:pPr>
             <w:r>
               <w:rPr>
-                <w:rFonts w:ascii="Arial" w:hAnsi="Arial" w:eastAsia="Arial" w:cs="Arial"/>
                 <w:color w:val="000000" w:themeColor="text1"/>
                 <w:kern w:val="0"/>
                 <w14:ligatures w14:val="none"/>
@@ -444,14 +538,13 @@
         <w:tc>
           <w:tcPr>
             <w:tcW w:w="961" w:type="dxa"/>
-            <w:tcMar/>
           </w:tcPr>
           <w:p>
             <w:pPr>
               <w:spacing w:line="360" w:lineRule="auto"/>
               <w:jc w:val="center"/>
               <w:rPr>
-                <w:rFonts w:ascii="Calibri" w:hAnsi="Calibri" w:eastAsia="Times New Roman" w:cs="Calibri"/>
+                <w:rFonts w:ascii="Calibri" w:eastAsia="Times New Roman" w:hAnsi="Calibri" w:cs="Calibri"/>
                 <w:color w:val="000000" w:themeColor="text1"/>
                 <w:kern w:val="0"/>
                 <w14:ligatures w14:val="none"/>
@@ -459,7 +552,6 @@
             </w:pPr>
             <w:r>
               <w:rPr>
-                <w:rFonts w:ascii="Arial" w:hAnsi="Arial" w:eastAsia="Arial" w:cs="Arial"/>
                 <w:color w:val="000000" w:themeColor="text1"/>
                 <w:kern w:val="0"/>
                 <w14:ligatures w14:val="none"/>
@@ -471,14 +563,13 @@
         <w:tc>
           <w:tcPr>
             <w:tcW w:w="953" w:type="dxa"/>
-            <w:tcMar/>
           </w:tcPr>
           <w:p>
             <w:pPr>
               <w:spacing w:line="360" w:lineRule="auto"/>
               <w:jc w:val="center"/>
               <w:rPr>
-                <w:rFonts w:ascii="Calibri" w:hAnsi="Calibri" w:eastAsia="Times New Roman" w:cs="Calibri"/>
+                <w:rFonts w:ascii="Calibri" w:eastAsia="Times New Roman" w:hAnsi="Calibri" w:cs="Calibri"/>
                 <w:color w:val="000000" w:themeColor="text1"/>
                 <w:kern w:val="0"/>
                 <w14:ligatures w14:val="none"/>
@@ -486,7 +577,6 @@
             </w:pPr>
             <w:r>
               <w:rPr>
-                <w:rFonts w:ascii="Arial" w:hAnsi="Arial" w:eastAsia="Arial" w:cs="Arial"/>
                 <w:color w:val="000000" w:themeColor="text1"/>
                 <w:kern w:val="0"/>
                 <w14:ligatures w14:val="none"/>
@@ -500,27 +590,21 @@
         <w:tc>
           <w:tcPr>
             <w:tcW w:w="4309" w:type="dxa"/>
-            <w:tcMar/>
           </w:tcPr>
           <w:p>
             <w:pPr>
               <w:spacing w:line="360" w:lineRule="auto"/>
               <w:rPr>
-                <w:rFonts w:ascii="Calibri" w:hAnsi="Calibri" w:eastAsia="Times New Roman" w:cs="Calibri"/>
-                <w:color w:val="000000" w:themeColor="text1"/>
-                <w:kern w:val="0"/>
-                <w:sz w:val="24"/>
-                <w:szCs w:val="24"/>
+                <w:rFonts w:ascii="Calibri" w:eastAsia="Times New Roman" w:hAnsi="Calibri" w:cs="Calibri"/>
+                <w:color w:val="000000" w:themeColor="text1"/>
+                <w:kern w:val="0"/>
                 <w14:ligatures w14:val="none"/>
               </w:rPr>
             </w:pPr>
             <w:r>
               <w:rPr>
-                <w:rFonts w:ascii="Arial" w:hAnsi="Arial" w:eastAsia="Arial" w:cs="Arial"/>
-                <w:color w:val="000000" w:themeColor="text1"/>
-                <w:kern w:val="0"/>
-                <w:sz w:val="24"/>
-                <w:szCs w:val="24"/>
+                <w:color w:val="000000" w:themeColor="text1"/>
+                <w:kern w:val="0"/>
                 <w14:ligatures w14:val="none"/>
               </w:rPr>
               <w:t xml:space="preserve">Q2. </w:t>
@@ -528,11 +612,8 @@
             <w:proofErr w:type="gramStart"/>
             <w:r>
               <w:rPr>
-                <w:rFonts w:ascii="Arial" w:hAnsi="Arial" w:eastAsia="Arial" w:cs="Arial"/>
-                <w:color w:val="000000" w:themeColor="text1"/>
-                <w:kern w:val="0"/>
-                <w:sz w:val="24"/>
-                <w:szCs w:val="24"/>
+                <w:color w:val="000000" w:themeColor="text1"/>
+                <w:kern w:val="0"/>
                 <w14:ligatures w14:val="none"/>
               </w:rPr>
               <w:t>met</w:t>
@@ -540,11 +621,8 @@
             <w:proofErr w:type="gramEnd"/>
             <w:r>
               <w:rPr>
-                <w:rFonts w:ascii="Arial" w:hAnsi="Arial" w:eastAsia="Arial" w:cs="Arial"/>
-                <w:color w:val="000000" w:themeColor="text1"/>
-                <w:kern w:val="0"/>
-                <w:sz w:val="24"/>
-                <w:szCs w:val="24"/>
+                <w:color w:val="000000" w:themeColor="text1"/>
+                <w:kern w:val="0"/>
                 <w14:ligatures w14:val="none"/>
               </w:rPr>
               <w:t xml:space="preserve"> behulp van de informatie die de arts u geeft een beslissing te nemen over een ziekte?</w:t>
@@ -554,11 +632,9 @@
             <w:pPr>
               <w:spacing w:line="360" w:lineRule="auto"/>
               <w:rPr>
-                <w:rFonts w:ascii="Calibri" w:hAnsi="Calibri" w:eastAsia="Times New Roman" w:cs="Calibri"/>
-                <w:color w:val="000000" w:themeColor="text1"/>
-                <w:kern w:val="0"/>
-                <w:sz w:val="24"/>
-                <w:szCs w:val="24"/>
+                <w:rFonts w:ascii="Calibri" w:eastAsia="Times New Roman" w:hAnsi="Calibri" w:cs="Calibri"/>
+                <w:color w:val="000000" w:themeColor="text1"/>
+                <w:kern w:val="0"/>
                 <w14:ligatures w14:val="none"/>
               </w:rPr>
             </w:pPr>
@@ -567,14 +643,13 @@
         <w:tc>
           <w:tcPr>
             <w:tcW w:w="1311" w:type="dxa"/>
-            <w:tcMar/>
           </w:tcPr>
           <w:p>
             <w:pPr>
               <w:spacing w:line="360" w:lineRule="auto"/>
               <w:jc w:val="center"/>
               <w:rPr>
-                <w:rFonts w:ascii="Calibri" w:hAnsi="Calibri" w:eastAsia="Times New Roman" w:cs="Calibri"/>
+                <w:rFonts w:ascii="Calibri" w:eastAsia="Times New Roman" w:hAnsi="Calibri" w:cs="Calibri"/>
                 <w:color w:val="000000" w:themeColor="text1"/>
                 <w:kern w:val="0"/>
                 <w14:ligatures w14:val="none"/>
@@ -582,7 +657,6 @@
             </w:pPr>
             <w:r>
               <w:rPr>
-                <w:rFonts w:ascii="Arial" w:hAnsi="Arial" w:eastAsia="Arial" w:cs="Arial"/>
                 <w:color w:val="000000" w:themeColor="text1"/>
                 <w:kern w:val="0"/>
                 <w14:ligatures w14:val="none"/>
@@ -594,14 +668,13 @@
         <w:tc>
           <w:tcPr>
             <w:tcW w:w="1311" w:type="dxa"/>
-            <w:tcMar/>
           </w:tcPr>
           <w:p>
             <w:pPr>
               <w:spacing w:line="360" w:lineRule="auto"/>
               <w:jc w:val="center"/>
               <w:rPr>
-                <w:rFonts w:ascii="Calibri" w:hAnsi="Calibri" w:eastAsia="Times New Roman" w:cs="Calibri"/>
+                <w:rFonts w:ascii="Calibri" w:eastAsia="Times New Roman" w:hAnsi="Calibri" w:cs="Calibri"/>
                 <w:color w:val="000000" w:themeColor="text1"/>
                 <w:kern w:val="0"/>
                 <w14:ligatures w14:val="none"/>
@@ -609,7 +682,6 @@
             </w:pPr>
             <w:r>
               <w:rPr>
-                <w:rFonts w:ascii="Arial" w:hAnsi="Arial" w:eastAsia="Arial" w:cs="Arial"/>
                 <w:color w:val="000000" w:themeColor="text1"/>
                 <w:kern w:val="0"/>
                 <w14:ligatures w14:val="none"/>
@@ -621,14 +693,13 @@
         <w:tc>
           <w:tcPr>
             <w:tcW w:w="961" w:type="dxa"/>
-            <w:tcMar/>
           </w:tcPr>
           <w:p>
             <w:pPr>
               <w:spacing w:line="360" w:lineRule="auto"/>
               <w:jc w:val="center"/>
               <w:rPr>
-                <w:rFonts w:ascii="Calibri" w:hAnsi="Calibri" w:eastAsia="Times New Roman" w:cs="Calibri"/>
+                <w:rFonts w:ascii="Calibri" w:eastAsia="Times New Roman" w:hAnsi="Calibri" w:cs="Calibri"/>
                 <w:color w:val="000000" w:themeColor="text1"/>
                 <w:kern w:val="0"/>
                 <w14:ligatures w14:val="none"/>
@@ -636,7 +707,6 @@
             </w:pPr>
             <w:r>
               <w:rPr>
-                <w:rFonts w:ascii="Arial" w:hAnsi="Arial" w:eastAsia="Arial" w:cs="Arial"/>
                 <w:color w:val="000000" w:themeColor="text1"/>
                 <w:kern w:val="0"/>
                 <w14:ligatures w14:val="none"/>
@@ -648,14 +718,13 @@
         <w:tc>
           <w:tcPr>
             <w:tcW w:w="953" w:type="dxa"/>
-            <w:tcMar/>
           </w:tcPr>
           <w:p>
             <w:pPr>
               <w:spacing w:line="360" w:lineRule="auto"/>
               <w:jc w:val="center"/>
               <w:rPr>
-                <w:rFonts w:ascii="Calibri" w:hAnsi="Calibri" w:eastAsia="Times New Roman" w:cs="Calibri"/>
+                <w:rFonts w:ascii="Calibri" w:eastAsia="Times New Roman" w:hAnsi="Calibri" w:cs="Calibri"/>
                 <w:color w:val="000000" w:themeColor="text1"/>
                 <w:kern w:val="0"/>
                 <w14:ligatures w14:val="none"/>
@@ -663,7 +732,6 @@
             </w:pPr>
             <w:r>
               <w:rPr>
-                <w:rFonts w:ascii="Arial" w:hAnsi="Arial" w:eastAsia="Arial" w:cs="Arial"/>
                 <w:color w:val="000000" w:themeColor="text1"/>
                 <w:kern w:val="0"/>
                 <w14:ligatures w14:val="none"/>
@@ -677,27 +745,21 @@
         <w:tc>
           <w:tcPr>
             <w:tcW w:w="4309" w:type="dxa"/>
-            <w:tcMar/>
           </w:tcPr>
           <w:p>
             <w:pPr>
               <w:spacing w:line="360" w:lineRule="auto"/>
               <w:rPr>
-                <w:rFonts w:ascii="Calibri" w:hAnsi="Calibri" w:eastAsia="Times New Roman" w:cs="Calibri"/>
-                <w:color w:val="000000" w:themeColor="text1"/>
-                <w:kern w:val="0"/>
-                <w:sz w:val="24"/>
-                <w:szCs w:val="24"/>
+                <w:rFonts w:ascii="Calibri" w:eastAsia="Times New Roman" w:hAnsi="Calibri" w:cs="Calibri"/>
+                <w:color w:val="000000" w:themeColor="text1"/>
+                <w:kern w:val="0"/>
                 <w14:ligatures w14:val="none"/>
               </w:rPr>
             </w:pPr>
             <w:r>
               <w:rPr>
-                <w:rFonts w:ascii="Arial" w:hAnsi="Arial" w:eastAsia="Arial" w:cs="Arial"/>
-                <w:color w:val="000000" w:themeColor="text1"/>
-                <w:kern w:val="0"/>
-                <w:sz w:val="24"/>
-                <w:szCs w:val="24"/>
+                <w:color w:val="000000" w:themeColor="text1"/>
+                <w:kern w:val="0"/>
                 <w14:ligatures w14:val="none"/>
               </w:rPr>
               <w:t xml:space="preserve">Q3. </w:t>
@@ -705,11 +767,8 @@
             <w:proofErr w:type="gramStart"/>
             <w:r>
               <w:rPr>
-                <w:rFonts w:ascii="Arial" w:hAnsi="Arial" w:eastAsia="Arial" w:cs="Arial"/>
-                <w:color w:val="000000" w:themeColor="text1"/>
-                <w:kern w:val="0"/>
-                <w:sz w:val="24"/>
-                <w:szCs w:val="24"/>
+                <w:color w:val="000000" w:themeColor="text1"/>
+                <w:kern w:val="0"/>
                 <w14:ligatures w14:val="none"/>
               </w:rPr>
               <w:t>informatie</w:t>
@@ -717,11 +776,8 @@
             <w:proofErr w:type="gramEnd"/>
             <w:r>
               <w:rPr>
-                <w:rFonts w:ascii="Arial" w:hAnsi="Arial" w:eastAsia="Arial" w:cs="Arial"/>
-                <w:color w:val="000000" w:themeColor="text1"/>
-                <w:kern w:val="0"/>
-                <w:sz w:val="24"/>
-                <w:szCs w:val="24"/>
+                <w:color w:val="000000" w:themeColor="text1"/>
+                <w:kern w:val="0"/>
                 <w14:ligatures w14:val="none"/>
               </w:rPr>
               <w:t xml:space="preserve"> te vinden over hoe u kunt omgaan met bepaalde psychische problemen zoals stress of depressie?  </w:t>
@@ -731,11 +787,9 @@
             <w:pPr>
               <w:spacing w:line="360" w:lineRule="auto"/>
               <w:rPr>
-                <w:rFonts w:ascii="Calibri" w:hAnsi="Calibri" w:eastAsia="Times New Roman" w:cs="Calibri"/>
-                <w:color w:val="000000" w:themeColor="text1"/>
-                <w:kern w:val="0"/>
-                <w:sz w:val="24"/>
-                <w:szCs w:val="24"/>
+                <w:rFonts w:ascii="Calibri" w:eastAsia="Times New Roman" w:hAnsi="Calibri" w:cs="Calibri"/>
+                <w:color w:val="000000" w:themeColor="text1"/>
+                <w:kern w:val="0"/>
                 <w14:ligatures w14:val="none"/>
               </w:rPr>
             </w:pPr>
@@ -744,14 +798,13 @@
         <w:tc>
           <w:tcPr>
             <w:tcW w:w="1311" w:type="dxa"/>
-            <w:tcMar/>
           </w:tcPr>
           <w:p>
             <w:pPr>
               <w:spacing w:line="360" w:lineRule="auto"/>
               <w:jc w:val="center"/>
               <w:rPr>
-                <w:rFonts w:ascii="Calibri" w:hAnsi="Calibri" w:eastAsia="Times New Roman" w:cs="Calibri"/>
+                <w:rFonts w:ascii="Calibri" w:eastAsia="Times New Roman" w:hAnsi="Calibri" w:cs="Calibri"/>
                 <w:color w:val="000000" w:themeColor="text1"/>
                 <w:kern w:val="0"/>
                 <w14:ligatures w14:val="none"/>
@@ -759,7 +812,6 @@
             </w:pPr>
             <w:r>
               <w:rPr>
-                <w:rFonts w:ascii="Arial" w:hAnsi="Arial" w:eastAsia="Arial" w:cs="Arial"/>
                 <w:color w:val="000000" w:themeColor="text1"/>
                 <w:kern w:val="0"/>
                 <w14:ligatures w14:val="none"/>
@@ -771,14 +823,13 @@
         <w:tc>
           <w:tcPr>
             <w:tcW w:w="1311" w:type="dxa"/>
-            <w:tcMar/>
           </w:tcPr>
           <w:p>
             <w:pPr>
               <w:spacing w:line="360" w:lineRule="auto"/>
               <w:jc w:val="center"/>
               <w:rPr>
-                <w:rFonts w:ascii="Calibri" w:hAnsi="Calibri" w:eastAsia="Times New Roman" w:cs="Calibri"/>
+                <w:rFonts w:ascii="Calibri" w:eastAsia="Times New Roman" w:hAnsi="Calibri" w:cs="Calibri"/>
                 <w:color w:val="000000" w:themeColor="text1"/>
                 <w:kern w:val="0"/>
                 <w14:ligatures w14:val="none"/>
@@ -786,7 +837,6 @@
             </w:pPr>
             <w:r>
               <w:rPr>
-                <w:rFonts w:ascii="Arial" w:hAnsi="Arial" w:eastAsia="Arial" w:cs="Arial"/>
                 <w:color w:val="000000" w:themeColor="text1"/>
                 <w:kern w:val="0"/>
                 <w14:ligatures w14:val="none"/>
@@ -798,14 +848,13 @@
         <w:tc>
           <w:tcPr>
             <w:tcW w:w="961" w:type="dxa"/>
-            <w:tcMar/>
           </w:tcPr>
           <w:p>
             <w:pPr>
               <w:spacing w:line="360" w:lineRule="auto"/>
               <w:jc w:val="center"/>
               <w:rPr>
-                <w:rFonts w:ascii="Calibri" w:hAnsi="Calibri" w:eastAsia="Times New Roman" w:cs="Calibri"/>
+                <w:rFonts w:ascii="Calibri" w:eastAsia="Times New Roman" w:hAnsi="Calibri" w:cs="Calibri"/>
                 <w:color w:val="000000" w:themeColor="text1"/>
                 <w:kern w:val="0"/>
                 <w14:ligatures w14:val="none"/>
@@ -813,7 +862,6 @@
             </w:pPr>
             <w:r>
               <w:rPr>
-                <w:rFonts w:ascii="Arial" w:hAnsi="Arial" w:eastAsia="Arial" w:cs="Arial"/>
                 <w:color w:val="000000" w:themeColor="text1"/>
                 <w:kern w:val="0"/>
                 <w14:ligatures w14:val="none"/>
@@ -825,14 +873,13 @@
         <w:tc>
           <w:tcPr>
             <w:tcW w:w="953" w:type="dxa"/>
-            <w:tcMar/>
           </w:tcPr>
           <w:p>
             <w:pPr>
               <w:spacing w:line="360" w:lineRule="auto"/>
               <w:jc w:val="center"/>
               <w:rPr>
-                <w:rFonts w:ascii="Calibri" w:hAnsi="Calibri" w:eastAsia="Times New Roman" w:cs="Calibri"/>
+                <w:rFonts w:ascii="Calibri" w:eastAsia="Times New Roman" w:hAnsi="Calibri" w:cs="Calibri"/>
                 <w:color w:val="000000" w:themeColor="text1"/>
                 <w:kern w:val="0"/>
                 <w14:ligatures w14:val="none"/>
@@ -840,7 +887,6 @@
             </w:pPr>
             <w:r>
               <w:rPr>
-                <w:rFonts w:ascii="Arial" w:hAnsi="Arial" w:eastAsia="Arial" w:cs="Arial"/>
                 <w:color w:val="000000" w:themeColor="text1"/>
                 <w:kern w:val="0"/>
                 <w14:ligatures w14:val="none"/>
@@ -854,27 +900,21 @@
         <w:tc>
           <w:tcPr>
             <w:tcW w:w="4309" w:type="dxa"/>
-            <w:tcMar/>
           </w:tcPr>
           <w:p>
             <w:pPr>
               <w:spacing w:line="360" w:lineRule="auto"/>
               <w:rPr>
-                <w:rFonts w:ascii="Calibri" w:hAnsi="Calibri" w:eastAsia="Times New Roman" w:cs="Calibri"/>
-                <w:color w:val="000000" w:themeColor="text1"/>
-                <w:kern w:val="0"/>
-                <w:sz w:val="24"/>
-                <w:szCs w:val="24"/>
+                <w:rFonts w:ascii="Calibri" w:eastAsia="Times New Roman" w:hAnsi="Calibri" w:cs="Calibri"/>
+                <w:color w:val="000000" w:themeColor="text1"/>
+                <w:kern w:val="0"/>
                 <w14:ligatures w14:val="none"/>
               </w:rPr>
             </w:pPr>
             <w:r>
               <w:rPr>
-                <w:rFonts w:ascii="Arial" w:hAnsi="Arial" w:eastAsia="Arial" w:cs="Arial"/>
-                <w:color w:val="000000" w:themeColor="text1"/>
-                <w:kern w:val="0"/>
-                <w:sz w:val="24"/>
-                <w:szCs w:val="24"/>
+                <w:color w:val="000000" w:themeColor="text1"/>
+                <w:kern w:val="0"/>
                 <w14:ligatures w14:val="none"/>
               </w:rPr>
               <w:t xml:space="preserve">Q4. </w:t>
@@ -882,11 +922,8 @@
             <w:proofErr w:type="gramStart"/>
             <w:r>
               <w:rPr>
-                <w:rFonts w:ascii="Arial" w:hAnsi="Arial" w:eastAsia="Arial" w:cs="Arial"/>
-                <w:color w:val="000000" w:themeColor="text1"/>
-                <w:kern w:val="0"/>
-                <w:sz w:val="24"/>
-                <w:szCs w:val="24"/>
+                <w:color w:val="000000" w:themeColor="text1"/>
+                <w:kern w:val="0"/>
                 <w14:ligatures w14:val="none"/>
               </w:rPr>
               <w:t>te</w:t>
@@ -894,11 +931,8 @@
             <w:proofErr w:type="gramEnd"/>
             <w:r>
               <w:rPr>
-                <w:rFonts w:ascii="Arial" w:hAnsi="Arial" w:eastAsia="Arial" w:cs="Arial"/>
-                <w:color w:val="000000" w:themeColor="text1"/>
-                <w:kern w:val="0"/>
-                <w:sz w:val="24"/>
-                <w:szCs w:val="24"/>
+                <w:color w:val="000000" w:themeColor="text1"/>
+                <w:kern w:val="0"/>
                 <w14:ligatures w14:val="none"/>
               </w:rPr>
               <w:t xml:space="preserve"> beoordelen of de informatie over gezondheidsrisico’s in de media (TV, internet, andere) betrouwbaar is?  </w:t>
@@ -908,11 +942,9 @@
             <w:pPr>
               <w:spacing w:line="360" w:lineRule="auto"/>
               <w:rPr>
-                <w:rFonts w:ascii="Calibri" w:hAnsi="Calibri" w:eastAsia="Times New Roman" w:cs="Calibri"/>
-                <w:color w:val="000000" w:themeColor="text1"/>
-                <w:kern w:val="0"/>
-                <w:sz w:val="24"/>
-                <w:szCs w:val="24"/>
+                <w:rFonts w:ascii="Calibri" w:eastAsia="Times New Roman" w:hAnsi="Calibri" w:cs="Calibri"/>
+                <w:color w:val="000000" w:themeColor="text1"/>
+                <w:kern w:val="0"/>
                 <w14:ligatures w14:val="none"/>
               </w:rPr>
             </w:pPr>
@@ -921,14 +953,13 @@
         <w:tc>
           <w:tcPr>
             <w:tcW w:w="1311" w:type="dxa"/>
-            <w:tcMar/>
           </w:tcPr>
           <w:p>
             <w:pPr>
               <w:spacing w:line="360" w:lineRule="auto"/>
               <w:jc w:val="center"/>
               <w:rPr>
-                <w:rFonts w:ascii="Calibri" w:hAnsi="Calibri" w:eastAsia="Times New Roman" w:cs="Calibri"/>
+                <w:rFonts w:ascii="Calibri" w:eastAsia="Times New Roman" w:hAnsi="Calibri" w:cs="Calibri"/>
                 <w:color w:val="000000" w:themeColor="text1"/>
                 <w:kern w:val="0"/>
                 <w14:ligatures w14:val="none"/>
@@ -936,7 +967,6 @@
             </w:pPr>
             <w:r>
               <w:rPr>
-                <w:rFonts w:ascii="Arial" w:hAnsi="Arial" w:eastAsia="Arial" w:cs="Arial"/>
                 <w:color w:val="000000" w:themeColor="text1"/>
                 <w:kern w:val="0"/>
                 <w14:ligatures w14:val="none"/>
@@ -948,14 +978,13 @@
         <w:tc>
           <w:tcPr>
             <w:tcW w:w="1311" w:type="dxa"/>
-            <w:tcMar/>
           </w:tcPr>
           <w:p>
             <w:pPr>
               <w:spacing w:line="360" w:lineRule="auto"/>
               <w:jc w:val="center"/>
               <w:rPr>
-                <w:rFonts w:ascii="Calibri" w:hAnsi="Calibri" w:eastAsia="Times New Roman" w:cs="Calibri"/>
+                <w:rFonts w:ascii="Calibri" w:eastAsia="Times New Roman" w:hAnsi="Calibri" w:cs="Calibri"/>
                 <w:color w:val="000000" w:themeColor="text1"/>
                 <w:kern w:val="0"/>
                 <w14:ligatures w14:val="none"/>
@@ -963,7 +992,6 @@
             </w:pPr>
             <w:r>
               <w:rPr>
-                <w:rFonts w:ascii="Arial" w:hAnsi="Arial" w:eastAsia="Arial" w:cs="Arial"/>
                 <w:color w:val="000000" w:themeColor="text1"/>
                 <w:kern w:val="0"/>
                 <w14:ligatures w14:val="none"/>
@@ -975,14 +1003,13 @@
         <w:tc>
           <w:tcPr>
             <w:tcW w:w="961" w:type="dxa"/>
-            <w:tcMar/>
           </w:tcPr>
           <w:p>
             <w:pPr>
               <w:spacing w:line="360" w:lineRule="auto"/>
               <w:jc w:val="center"/>
               <w:rPr>
-                <w:rFonts w:ascii="Calibri" w:hAnsi="Calibri" w:eastAsia="Times New Roman" w:cs="Calibri"/>
+                <w:rFonts w:ascii="Calibri" w:eastAsia="Times New Roman" w:hAnsi="Calibri" w:cs="Calibri"/>
                 <w:color w:val="000000" w:themeColor="text1"/>
                 <w:kern w:val="0"/>
                 <w14:ligatures w14:val="none"/>
@@ -990,7 +1017,6 @@
             </w:pPr>
             <w:r>
               <w:rPr>
-                <w:rFonts w:ascii="Arial" w:hAnsi="Arial" w:eastAsia="Arial" w:cs="Arial"/>
                 <w:color w:val="000000" w:themeColor="text1"/>
                 <w:kern w:val="0"/>
                 <w14:ligatures w14:val="none"/>
@@ -1002,14 +1028,13 @@
         <w:tc>
           <w:tcPr>
             <w:tcW w:w="953" w:type="dxa"/>
-            <w:tcMar/>
           </w:tcPr>
           <w:p>
             <w:pPr>
               <w:spacing w:line="360" w:lineRule="auto"/>
               <w:jc w:val="center"/>
               <w:rPr>
-                <w:rFonts w:ascii="Calibri" w:hAnsi="Calibri" w:eastAsia="Times New Roman" w:cs="Calibri"/>
+                <w:rFonts w:ascii="Calibri" w:eastAsia="Times New Roman" w:hAnsi="Calibri" w:cs="Calibri"/>
                 <w:color w:val="000000" w:themeColor="text1"/>
                 <w:kern w:val="0"/>
                 <w14:ligatures w14:val="none"/>
@@ -1017,7 +1042,6 @@
             </w:pPr>
             <w:r>
               <w:rPr>
-                <w:rFonts w:ascii="Arial" w:hAnsi="Arial" w:eastAsia="Arial" w:cs="Arial"/>
                 <w:color w:val="000000" w:themeColor="text1"/>
                 <w:kern w:val="0"/>
                 <w14:ligatures w14:val="none"/>
@@ -1031,39 +1055,31 @@
         <w:tc>
           <w:tcPr>
             <w:tcW w:w="4309" w:type="dxa"/>
-            <w:tcMar/>
           </w:tcPr>
           <w:p>
             <w:pPr>
               <w:spacing w:line="360" w:lineRule="auto"/>
               <w:rPr>
-                <w:rFonts w:ascii="Calibri" w:hAnsi="Calibri" w:eastAsia="Times New Roman" w:cs="Calibri"/>
-                <w:color w:val="000000" w:themeColor="text1"/>
-                <w:kern w:val="0"/>
-                <w:sz w:val="24"/>
-                <w:szCs w:val="24"/>
+                <w:rFonts w:ascii="Calibri" w:eastAsia="Times New Roman" w:hAnsi="Calibri" w:cs="Calibri"/>
+                <w:color w:val="000000" w:themeColor="text1"/>
+                <w:kern w:val="0"/>
                 <w14:ligatures w14:val="none"/>
               </w:rPr>
             </w:pPr>
             <w:r>
               <w:rPr>
-                <w:rFonts w:ascii="Arial" w:hAnsi="Arial" w:eastAsia="Arial" w:cs="Arial"/>
-                <w:color w:val="000000" w:themeColor="text1"/>
-                <w:kern w:val="0"/>
-                <w:sz w:val="24"/>
-                <w:szCs w:val="24"/>
-                <w14:ligatures w14:val="none"/>
-              </w:rPr>
+                <w:color w:val="000000" w:themeColor="text1"/>
+                <w:kern w:val="0"/>
+                <w14:ligatures w14:val="none"/>
+              </w:rPr>
+              <w:lastRenderedPageBreak/>
               <w:t xml:space="preserve">Q5. </w:t>
             </w:r>
             <w:proofErr w:type="gramStart"/>
             <w:r>
               <w:rPr>
-                <w:rFonts w:ascii="Arial" w:hAnsi="Arial" w:eastAsia="Arial" w:cs="Arial"/>
-                <w:color w:val="000000" w:themeColor="text1"/>
-                <w:kern w:val="0"/>
-                <w:sz w:val="24"/>
-                <w:szCs w:val="24"/>
+                <w:color w:val="000000" w:themeColor="text1"/>
+                <w:kern w:val="0"/>
                 <w14:ligatures w14:val="none"/>
               </w:rPr>
               <w:t>informatie</w:t>
@@ -1071,11 +1087,8 @@
             <w:proofErr w:type="gramEnd"/>
             <w:r>
               <w:rPr>
-                <w:rFonts w:ascii="Arial" w:hAnsi="Arial" w:eastAsia="Arial" w:cs="Arial"/>
-                <w:color w:val="000000" w:themeColor="text1"/>
-                <w:kern w:val="0"/>
-                <w:sz w:val="24"/>
-                <w:szCs w:val="24"/>
+                <w:color w:val="000000" w:themeColor="text1"/>
+                <w:kern w:val="0"/>
                 <w14:ligatures w14:val="none"/>
               </w:rPr>
               <w:t xml:space="preserve"> te vinden over activiteiten die goed zijn voor uw psychisch welzijn (vb. Meditatie, sport, </w:t>
@@ -1083,11 +1096,8 @@
             <w:proofErr w:type="gramStart"/>
             <w:r>
               <w:rPr>
-                <w:rFonts w:ascii="Arial" w:hAnsi="Arial" w:eastAsia="Arial" w:cs="Arial"/>
-                <w:color w:val="000000" w:themeColor="text1"/>
-                <w:kern w:val="0"/>
-                <w:sz w:val="24"/>
-                <w:szCs w:val="24"/>
+                <w:color w:val="000000" w:themeColor="text1"/>
+                <w:kern w:val="0"/>
                 <w14:ligatures w14:val="none"/>
               </w:rPr>
               <w:t>wandelen,...</w:t>
@@ -1095,11 +1105,8 @@
             <w:proofErr w:type="gramEnd"/>
             <w:r>
               <w:rPr>
-                <w:rFonts w:ascii="Arial" w:hAnsi="Arial" w:eastAsia="Arial" w:cs="Arial"/>
-                <w:color w:val="000000" w:themeColor="text1"/>
-                <w:kern w:val="0"/>
-                <w:sz w:val="24"/>
-                <w:szCs w:val="24"/>
+                <w:color w:val="000000" w:themeColor="text1"/>
+                <w:kern w:val="0"/>
                 <w14:ligatures w14:val="none"/>
               </w:rPr>
               <w:t>).</w:t>
@@ -1109,11 +1116,9 @@
             <w:pPr>
               <w:spacing w:line="360" w:lineRule="auto"/>
               <w:rPr>
-                <w:rFonts w:ascii="Calibri" w:hAnsi="Calibri" w:eastAsia="Times New Roman" w:cs="Calibri"/>
-                <w:color w:val="000000" w:themeColor="text1"/>
-                <w:kern w:val="0"/>
-                <w:sz w:val="24"/>
-                <w:szCs w:val="24"/>
+                <w:rFonts w:ascii="Calibri" w:eastAsia="Times New Roman" w:hAnsi="Calibri" w:cs="Calibri"/>
+                <w:color w:val="000000" w:themeColor="text1"/>
+                <w:kern w:val="0"/>
                 <w14:ligatures w14:val="none"/>
               </w:rPr>
             </w:pPr>
@@ -1122,14 +1127,13 @@
         <w:tc>
           <w:tcPr>
             <w:tcW w:w="1311" w:type="dxa"/>
-            <w:tcMar/>
           </w:tcPr>
           <w:p>
             <w:pPr>
               <w:spacing w:line="360" w:lineRule="auto"/>
               <w:jc w:val="center"/>
               <w:rPr>
-                <w:rFonts w:ascii="Calibri" w:hAnsi="Calibri" w:eastAsia="Times New Roman" w:cs="Calibri"/>
+                <w:rFonts w:ascii="Calibri" w:eastAsia="Times New Roman" w:hAnsi="Calibri" w:cs="Calibri"/>
                 <w:color w:val="000000" w:themeColor="text1"/>
                 <w:kern w:val="0"/>
                 <w14:ligatures w14:val="none"/>
@@ -1137,7 +1141,6 @@
             </w:pPr>
             <w:r>
               <w:rPr>
-                <w:rFonts w:ascii="Arial" w:hAnsi="Arial" w:eastAsia="Arial" w:cs="Arial"/>
                 <w:color w:val="000000" w:themeColor="text1"/>
                 <w:kern w:val="0"/>
                 <w14:ligatures w14:val="none"/>
@@ -1149,14 +1152,13 @@
         <w:tc>
           <w:tcPr>
             <w:tcW w:w="1311" w:type="dxa"/>
-            <w:tcMar/>
           </w:tcPr>
           <w:p>
             <w:pPr>
               <w:spacing w:line="360" w:lineRule="auto"/>
               <w:jc w:val="center"/>
               <w:rPr>
-                <w:rFonts w:ascii="Calibri" w:hAnsi="Calibri" w:eastAsia="Times New Roman" w:cs="Calibri"/>
+                <w:rFonts w:ascii="Calibri" w:eastAsia="Times New Roman" w:hAnsi="Calibri" w:cs="Calibri"/>
                 <w:color w:val="000000" w:themeColor="text1"/>
                 <w:kern w:val="0"/>
                 <w14:ligatures w14:val="none"/>
@@ -1164,7 +1166,6 @@
             </w:pPr>
             <w:r>
               <w:rPr>
-                <w:rFonts w:ascii="Arial" w:hAnsi="Arial" w:eastAsia="Arial" w:cs="Arial"/>
                 <w:color w:val="000000" w:themeColor="text1"/>
                 <w:kern w:val="0"/>
                 <w14:ligatures w14:val="none"/>
@@ -1176,14 +1177,13 @@
         <w:tc>
           <w:tcPr>
             <w:tcW w:w="961" w:type="dxa"/>
-            <w:tcMar/>
           </w:tcPr>
           <w:p>
             <w:pPr>
               <w:spacing w:line="360" w:lineRule="auto"/>
               <w:jc w:val="center"/>
               <w:rPr>
-                <w:rFonts w:ascii="Calibri" w:hAnsi="Calibri" w:eastAsia="Times New Roman" w:cs="Calibri"/>
+                <w:rFonts w:ascii="Calibri" w:eastAsia="Times New Roman" w:hAnsi="Calibri" w:cs="Calibri"/>
                 <w:color w:val="000000" w:themeColor="text1"/>
                 <w:kern w:val="0"/>
                 <w14:ligatures w14:val="none"/>
@@ -1191,7 +1191,6 @@
             </w:pPr>
             <w:r>
               <w:rPr>
-                <w:rFonts w:ascii="Arial" w:hAnsi="Arial" w:eastAsia="Arial" w:cs="Arial"/>
                 <w:color w:val="000000" w:themeColor="text1"/>
                 <w:kern w:val="0"/>
                 <w14:ligatures w14:val="none"/>
@@ -1203,14 +1202,13 @@
         <w:tc>
           <w:tcPr>
             <w:tcW w:w="953" w:type="dxa"/>
-            <w:tcMar/>
           </w:tcPr>
           <w:p>
             <w:pPr>
               <w:spacing w:line="360" w:lineRule="auto"/>
               <w:jc w:val="center"/>
               <w:rPr>
-                <w:rFonts w:ascii="Calibri" w:hAnsi="Calibri" w:eastAsia="Times New Roman" w:cs="Calibri"/>
+                <w:rFonts w:ascii="Calibri" w:eastAsia="Times New Roman" w:hAnsi="Calibri" w:cs="Calibri"/>
                 <w:color w:val="000000" w:themeColor="text1"/>
                 <w:kern w:val="0"/>
                 <w14:ligatures w14:val="none"/>
@@ -1218,7 +1216,6 @@
             </w:pPr>
             <w:r>
               <w:rPr>
-                <w:rFonts w:ascii="Arial" w:hAnsi="Arial" w:eastAsia="Arial" w:cs="Arial"/>
                 <w:color w:val="000000" w:themeColor="text1"/>
                 <w:kern w:val="0"/>
                 <w14:ligatures w14:val="none"/>
@@ -1232,27 +1229,21 @@
         <w:tc>
           <w:tcPr>
             <w:tcW w:w="4309" w:type="dxa"/>
-            <w:tcMar/>
           </w:tcPr>
           <w:p>
             <w:pPr>
               <w:spacing w:line="240" w:lineRule="auto"/>
               <w:rPr>
-                <w:rFonts w:ascii="Calibri" w:hAnsi="Calibri" w:eastAsia="Times New Roman" w:cs="Calibri"/>
-                <w:color w:val="000000" w:themeColor="text1"/>
-                <w:kern w:val="0"/>
-                <w:sz w:val="24"/>
-                <w:szCs w:val="24"/>
+                <w:rFonts w:ascii="Calibri" w:eastAsia="Times New Roman" w:hAnsi="Calibri" w:cs="Calibri"/>
+                <w:color w:val="000000" w:themeColor="text1"/>
+                <w:kern w:val="0"/>
                 <w14:ligatures w14:val="none"/>
               </w:rPr>
             </w:pPr>
             <w:r>
               <w:rPr>
-                <w:rFonts w:ascii="Arial" w:hAnsi="Arial" w:eastAsia="Arial" w:cs="Arial"/>
-                <w:color w:val="000000" w:themeColor="text1"/>
-                <w:kern w:val="0"/>
-                <w:sz w:val="24"/>
-                <w:szCs w:val="24"/>
+                <w:color w:val="000000" w:themeColor="text1"/>
+                <w:kern w:val="0"/>
                 <w14:ligatures w14:val="none"/>
               </w:rPr>
               <w:t xml:space="preserve">Q6. </w:t>
@@ -1260,11 +1251,8 @@
             <w:proofErr w:type="gramStart"/>
             <w:r>
               <w:rPr>
-                <w:rFonts w:ascii="Arial" w:hAnsi="Arial" w:eastAsia="Arial" w:cs="Arial"/>
-                <w:color w:val="000000" w:themeColor="text1"/>
-                <w:kern w:val="0"/>
-                <w:sz w:val="24"/>
-                <w:szCs w:val="24"/>
+                <w:color w:val="000000" w:themeColor="text1"/>
+                <w:kern w:val="0"/>
                 <w14:ligatures w14:val="none"/>
               </w:rPr>
               <w:t>informatie</w:t>
@@ -1272,11 +1260,8 @@
             <w:proofErr w:type="gramEnd"/>
             <w:r>
               <w:rPr>
-                <w:rFonts w:ascii="Arial" w:hAnsi="Arial" w:eastAsia="Arial" w:cs="Arial"/>
-                <w:color w:val="000000" w:themeColor="text1"/>
-                <w:kern w:val="0"/>
-                <w:sz w:val="24"/>
-                <w:szCs w:val="24"/>
+                <w:color w:val="000000" w:themeColor="text1"/>
+                <w:kern w:val="0"/>
                 <w14:ligatures w14:val="none"/>
               </w:rPr>
               <w:t xml:space="preserve"> in de media (TV, internet, andere) over hoe u gezonder kunt worden te begrijpen.</w:t>
@@ -1286,14 +1271,13 @@
         <w:tc>
           <w:tcPr>
             <w:tcW w:w="1311" w:type="dxa"/>
-            <w:tcMar/>
           </w:tcPr>
           <w:p>
             <w:pPr>
               <w:spacing w:line="240" w:lineRule="auto"/>
               <w:jc w:val="center"/>
               <w:rPr>
-                <w:rFonts w:ascii="Calibri" w:hAnsi="Calibri" w:eastAsia="Times New Roman" w:cs="Calibri"/>
+                <w:rFonts w:ascii="Calibri" w:eastAsia="Times New Roman" w:hAnsi="Calibri" w:cs="Calibri"/>
                 <w:color w:val="000000" w:themeColor="text1"/>
                 <w:kern w:val="0"/>
                 <w14:ligatures w14:val="none"/>
@@ -1301,7 +1285,6 @@
             </w:pPr>
             <w:r>
               <w:rPr>
-                <w:rFonts w:ascii="Arial" w:hAnsi="Arial" w:eastAsia="Arial" w:cs="Arial"/>
                 <w:color w:val="000000" w:themeColor="text1"/>
                 <w:kern w:val="0"/>
                 <w14:ligatures w14:val="none"/>
@@ -1313,14 +1296,13 @@
         <w:tc>
           <w:tcPr>
             <w:tcW w:w="1311" w:type="dxa"/>
-            <w:tcMar/>
           </w:tcPr>
           <w:p>
             <w:pPr>
               <w:spacing w:line="240" w:lineRule="auto"/>
               <w:jc w:val="center"/>
               <w:rPr>
-                <w:rFonts w:ascii="Calibri" w:hAnsi="Calibri" w:eastAsia="Times New Roman" w:cs="Calibri"/>
+                <w:rFonts w:ascii="Calibri" w:eastAsia="Times New Roman" w:hAnsi="Calibri" w:cs="Calibri"/>
                 <w:color w:val="000000" w:themeColor="text1"/>
                 <w:kern w:val="0"/>
                 <w14:ligatures w14:val="none"/>
@@ -1328,7 +1310,6 @@
             </w:pPr>
             <w:r>
               <w:rPr>
-                <w:rFonts w:ascii="Arial" w:hAnsi="Arial" w:eastAsia="Arial" w:cs="Arial"/>
                 <w:color w:val="000000" w:themeColor="text1"/>
                 <w:kern w:val="0"/>
                 <w14:ligatures w14:val="none"/>
@@ -1340,14 +1321,13 @@
         <w:tc>
           <w:tcPr>
             <w:tcW w:w="961" w:type="dxa"/>
-            <w:tcMar/>
           </w:tcPr>
           <w:p>
             <w:pPr>
               <w:spacing w:line="240" w:lineRule="auto"/>
               <w:jc w:val="center"/>
               <w:rPr>
-                <w:rFonts w:ascii="Calibri" w:hAnsi="Calibri" w:eastAsia="Times New Roman" w:cs="Calibri"/>
+                <w:rFonts w:ascii="Calibri" w:eastAsia="Times New Roman" w:hAnsi="Calibri" w:cs="Calibri"/>
                 <w:color w:val="000000" w:themeColor="text1"/>
                 <w:kern w:val="0"/>
                 <w14:ligatures w14:val="none"/>
@@ -1355,7 +1335,6 @@
             </w:pPr>
             <w:r>
               <w:rPr>
-                <w:rFonts w:ascii="Arial" w:hAnsi="Arial" w:eastAsia="Arial" w:cs="Arial"/>
                 <w:color w:val="000000" w:themeColor="text1"/>
                 <w:kern w:val="0"/>
                 <w14:ligatures w14:val="none"/>
@@ -1367,14 +1346,13 @@
         <w:tc>
           <w:tcPr>
             <w:tcW w:w="953" w:type="dxa"/>
-            <w:tcMar/>
           </w:tcPr>
           <w:p>
             <w:pPr>
               <w:spacing w:line="240" w:lineRule="auto"/>
               <w:jc w:val="center"/>
               <w:rPr>
-                <w:rFonts w:ascii="Calibri" w:hAnsi="Calibri" w:eastAsia="Times New Roman" w:cs="Calibri"/>
+                <w:rFonts w:ascii="Calibri" w:eastAsia="Times New Roman" w:hAnsi="Calibri" w:cs="Calibri"/>
                 <w:color w:val="000000" w:themeColor="text1"/>
                 <w:kern w:val="0"/>
                 <w14:ligatures w14:val="none"/>
@@ -1382,7 +1360,6 @@
             </w:pPr>
             <w:r>
               <w:rPr>
-                <w:rFonts w:ascii="Arial" w:hAnsi="Arial" w:eastAsia="Arial" w:cs="Arial"/>
                 <w:color w:val="000000" w:themeColor="text1"/>
                 <w:kern w:val="0"/>
                 <w14:ligatures w14:val="none"/>
@@ -1402,9 +1379,9 @@
       </w:pPr>
     </w:p>
     <w:sectPr>
-      <w:headerReference w:type="default" r:id="rId7"/>
-      <w:footerReference w:type="default" r:id="rId8"/>
-      <w:pgSz w:w="11906" w:h="16838" w:orient="portrait"/>
+      <w:headerReference w:type="default" r:id="rId10"/>
+      <w:footerReference w:type="default" r:id="rId11"/>
+      <w:pgSz w:w="11906" w:h="16838"/>
       <w:pgMar w:top="1440" w:right="1440" w:bottom="1440" w:left="1440" w:header="708" w:footer="708" w:gutter="0"/>
       <w:cols w:space="708"/>
       <w:docGrid w:linePitch="360"/>
@@ -1414,7 +1391,7 @@
 </file>
 
 <file path=word/endnotes.xml><?xml version="1.0" encoding="utf-8"?>
-<w:endnotes xmlns:wpc="http://schemas.microsoft.com/office/word/2010/wordprocessingCanvas" xmlns:cx="http://schemas.microsoft.com/office/drawing/2014/chartex" xmlns:cx1="http://schemas.microsoft.com/office/drawing/2015/9/8/chartex" xmlns:cx2="http://schemas.microsoft.com/office/drawing/2015/10/21/chartex" xmlns:cx3="http://schemas.microsoft.com/office/drawing/2016/5/9/chartex" xmlns:cx4="http://schemas.microsoft.com/office/drawing/2016/5/10/chartex" xmlns:cx5="http://schemas.microsoft.com/office/drawing/2016/5/11/chartex" xmlns:cx6="http://schemas.microsoft.com/office/drawing/2016/5/12/chartex" xmlns:cx7="http://schemas.microsoft.com/office/drawing/2016/5/13/chartex" xmlns:cx8="http://schemas.microsoft.com/office/drawing/2016/5/14/chartex" xmlns:mc="http://schemas.openxmlformats.org/markup-compatibility/2006" xmlns:aink="http://schemas.microsoft.com/office/drawing/2016/ink" xmlns:am3d="http://schemas.microsoft.com/office/drawing/2017/model3d" xmlns:o="urn:schemas-microsoft-com:office:office" xmlns:oel="http://schemas.microsoft.com/office/2019/extlst" xmlns:r="http://schemas.openxmlformats.org/officeDocument/2006/relationships" xmlns:m="http://schemas.openxmlformats.org/officeDocument/2006/math" xmlns:v="urn:schemas-microsoft-com:vml" xmlns:wp14="http://schemas.microsoft.com/office/word/2010/wordprocessingDrawing" xmlns:wp="http://schemas.openxmlformats.org/drawingml/2006/wordprocessingDrawing" xmlns:w10="urn:schemas-microsoft-com:office:word" xmlns:w="http://schemas.openxmlformats.org/wordprocessingml/2006/main" xmlns:w14="http://schemas.microsoft.com/office/word/2010/wordml" xmlns:w15="http://schemas.microsoft.com/office/word/2012/wordml" xmlns:w16cex="http://schemas.microsoft.com/office/word/2018/wordml/cex" xmlns:w16cid="http://schemas.microsoft.com/office/word/2016/wordml/cid" xmlns:w16="http://schemas.microsoft.com/office/word/2018/wordml" xmlns:w16du="http://schemas.microsoft.com/office/word/2023/wordml/word16du" xmlns:w16sdtdh="http://schemas.microsoft.com/office/word/2020/wordml/sdtdatahash" xmlns:w16sdtfl="http://schemas.microsoft.com/office/word/2024/wordml/sdtformatlock" xmlns:w16se="http://schemas.microsoft.com/office/word/2015/wordml/symex" xmlns:wpg="http://schemas.microsoft.com/office/word/2010/wordprocessingGroup" xmlns:wpi="http://schemas.microsoft.com/office/word/2010/wordprocessingInk" xmlns:wne="http://schemas.microsoft.com/office/word/2006/wordml" xmlns:wps="http://schemas.microsoft.com/office/word/2010/wordprocessingShape" mc:Ignorable="w14 w15 w16se w16cid w16 w16cex w16sdtdh w16sdtfl w16du wp14">
+<w:endnotes xmlns:wpc="http://schemas.microsoft.com/office/word/2010/wordprocessingCanvas" xmlns:cx="http://schemas.microsoft.com/office/drawing/2014/chartex" xmlns:cx1="http://schemas.microsoft.com/office/drawing/2015/9/8/chartex" xmlns:cx2="http://schemas.microsoft.com/office/drawing/2015/10/21/chartex" xmlns:cx3="http://schemas.microsoft.com/office/drawing/2016/5/9/chartex" xmlns:cx4="http://schemas.microsoft.com/office/drawing/2016/5/10/chartex" xmlns:cx5="http://schemas.microsoft.com/office/drawing/2016/5/11/chartex" xmlns:cx6="http://schemas.microsoft.com/office/drawing/2016/5/12/chartex" xmlns:cx7="http://schemas.microsoft.com/office/drawing/2016/5/13/chartex" xmlns:cx8="http://schemas.microsoft.com/office/drawing/2016/5/14/chartex" xmlns:mc="http://schemas.openxmlformats.org/markup-compatibility/2006" xmlns:aink="http://schemas.microsoft.com/office/drawing/2016/ink" xmlns:am3d="http://schemas.microsoft.com/office/drawing/2017/model3d" xmlns:o="urn:schemas-microsoft-com:office:office" xmlns:oel="http://schemas.microsoft.com/office/2019/extlst" xmlns:r="http://schemas.openxmlformats.org/officeDocument/2006/relationships" xmlns:m="http://schemas.openxmlformats.org/officeDocument/2006/math" xmlns:v="urn:schemas-microsoft-com:vml" xmlns:wp14="http://schemas.microsoft.com/office/word/2010/wordprocessingDrawing" xmlns:wp="http://schemas.openxmlformats.org/drawingml/2006/wordprocessingDrawing" xmlns:w10="urn:schemas-microsoft-com:office:word" xmlns:w="http://schemas.openxmlformats.org/wordprocessingml/2006/main" xmlns:w14="http://schemas.microsoft.com/office/word/2010/wordml" xmlns:w15="http://schemas.microsoft.com/office/word/2012/wordml" xmlns:w16cei="http://schemas.microsoft.com/office/word/2026/wordml/cei" xmlns:w16cex="http://schemas.microsoft.com/office/word/2018/wordml/cex" xmlns:w16cid="http://schemas.microsoft.com/office/word/2016/wordml/cid" xmlns:w16="http://schemas.microsoft.com/office/word/2018/wordml" xmlns:w16du="http://schemas.microsoft.com/office/word/2023/wordml/word16du" xmlns:w16sdtdh="http://schemas.microsoft.com/office/word/2020/wordml/sdtdatahash" xmlns:w16sdtfl="http://schemas.microsoft.com/office/word/2024/wordml/sdtformatlock" xmlns:w16se="http://schemas.microsoft.com/office/word/2015/wordml/symex" xmlns:wpg="http://schemas.microsoft.com/office/word/2010/wordprocessingGroup" xmlns:wpi="http://schemas.microsoft.com/office/word/2010/wordprocessingInk" xmlns:wne="http://schemas.microsoft.com/office/word/2006/wordml" xmlns:wps="http://schemas.microsoft.com/office/word/2010/wordprocessingShape" mc:Ignorable="w14 w15 w16se w16cid w16 w16cex w16sdtdh w16sdtfl w16du wp14">
   <w:endnote w:type="separator" w:id="-1">
     <w:p>
       <w:pPr>
@@ -1433,7 +1410,7 @@
 </file>
 
 <file path=word/footer1.xml><?xml version="1.0" encoding="utf-8"?>
-<w:ftr xmlns:wpc="http://schemas.microsoft.com/office/word/2010/wordprocessingCanvas" xmlns:cx="http://schemas.microsoft.com/office/drawing/2014/chartex" xmlns:cx1="http://schemas.microsoft.com/office/drawing/2015/9/8/chartex" xmlns:cx2="http://schemas.microsoft.com/office/drawing/2015/10/21/chartex" xmlns:cx3="http://schemas.microsoft.com/office/drawing/2016/5/9/chartex" xmlns:cx4="http://schemas.microsoft.com/office/drawing/2016/5/10/chartex" xmlns:cx5="http://schemas.microsoft.com/office/drawing/2016/5/11/chartex" xmlns:cx6="http://schemas.microsoft.com/office/drawing/2016/5/12/chartex" xmlns:cx7="http://schemas.microsoft.com/office/drawing/2016/5/13/chartex" xmlns:cx8="http://schemas.microsoft.com/office/drawing/2016/5/14/chartex" xmlns:mc="http://schemas.openxmlformats.org/markup-compatibility/2006" xmlns:aink="http://schemas.microsoft.com/office/drawing/2016/ink" xmlns:am3d="http://schemas.microsoft.com/office/drawing/2017/model3d" xmlns:o="urn:schemas-microsoft-com:office:office" xmlns:oel="http://schemas.microsoft.com/office/2019/extlst" xmlns:r="http://schemas.openxmlformats.org/officeDocument/2006/relationships" xmlns:m="http://schemas.openxmlformats.org/officeDocument/2006/math" xmlns:v="urn:schemas-microsoft-com:vml" xmlns:wp14="http://schemas.microsoft.com/office/word/2010/wordprocessingDrawing" xmlns:wp="http://schemas.openxmlformats.org/drawingml/2006/wordprocessingDrawing" xmlns:w10="urn:schemas-microsoft-com:office:word" xmlns:w="http://schemas.openxmlformats.org/wordprocessingml/2006/main" xmlns:w14="http://schemas.microsoft.com/office/word/2010/wordml" xmlns:w15="http://schemas.microsoft.com/office/word/2012/wordml" xmlns:w16cex="http://schemas.microsoft.com/office/word/2018/wordml/cex" xmlns:w16cid="http://schemas.microsoft.com/office/word/2016/wordml/cid" xmlns:w16="http://schemas.microsoft.com/office/word/2018/wordml" xmlns:w16du="http://schemas.microsoft.com/office/word/2023/wordml/word16du" xmlns:w16sdtdh="http://schemas.microsoft.com/office/word/2020/wordml/sdtdatahash" xmlns:w16sdtfl="http://schemas.microsoft.com/office/word/2024/wordml/sdtformatlock" xmlns:w16se="http://schemas.microsoft.com/office/word/2015/wordml/symex" xmlns:wpg="http://schemas.microsoft.com/office/word/2010/wordprocessingGroup" xmlns:wpi="http://schemas.microsoft.com/office/word/2010/wordprocessingInk" xmlns:wne="http://schemas.microsoft.com/office/word/2006/wordml" xmlns:wps="http://schemas.microsoft.com/office/word/2010/wordprocessingShape" mc:Ignorable="w14 w15 w16se w16cid w16 w16cex w16sdtdh w16sdtfl w16du wp14">
+<w:ftr xmlns:wpc="http://schemas.microsoft.com/office/word/2010/wordprocessingCanvas" xmlns:cx="http://schemas.microsoft.com/office/drawing/2014/chartex" xmlns:cx1="http://schemas.microsoft.com/office/drawing/2015/9/8/chartex" xmlns:cx2="http://schemas.microsoft.com/office/drawing/2015/10/21/chartex" xmlns:cx3="http://schemas.microsoft.com/office/drawing/2016/5/9/chartex" xmlns:cx4="http://schemas.microsoft.com/office/drawing/2016/5/10/chartex" xmlns:cx5="http://schemas.microsoft.com/office/drawing/2016/5/11/chartex" xmlns:cx6="http://schemas.microsoft.com/office/drawing/2016/5/12/chartex" xmlns:cx7="http://schemas.microsoft.com/office/drawing/2016/5/13/chartex" xmlns:cx8="http://schemas.microsoft.com/office/drawing/2016/5/14/chartex" xmlns:mc="http://schemas.openxmlformats.org/markup-compatibility/2006" xmlns:aink="http://schemas.microsoft.com/office/drawing/2016/ink" xmlns:am3d="http://schemas.microsoft.com/office/drawing/2017/model3d" xmlns:o="urn:schemas-microsoft-com:office:office" xmlns:oel="http://schemas.microsoft.com/office/2019/extlst" xmlns:r="http://schemas.openxmlformats.org/officeDocument/2006/relationships" xmlns:m="http://schemas.openxmlformats.org/officeDocument/2006/math" xmlns:v="urn:schemas-microsoft-com:vml" xmlns:wp14="http://schemas.microsoft.com/office/word/2010/wordprocessingDrawing" xmlns:wp="http://schemas.openxmlformats.org/drawingml/2006/wordprocessingDrawing" xmlns:w10="urn:schemas-microsoft-com:office:word" xmlns:w="http://schemas.openxmlformats.org/wordprocessingml/2006/main" xmlns:w14="http://schemas.microsoft.com/office/word/2010/wordml" xmlns:w15="http://schemas.microsoft.com/office/word/2012/wordml" xmlns:w16cei="http://schemas.microsoft.com/office/word/2026/wordml/cei" xmlns:w16cex="http://schemas.microsoft.com/office/word/2018/wordml/cex" xmlns:w16cid="http://schemas.microsoft.com/office/word/2016/wordml/cid" xmlns:w16="http://schemas.microsoft.com/office/word/2018/wordml" xmlns:w16du="http://schemas.microsoft.com/office/word/2023/wordml/word16du" xmlns:w16sdtdh="http://schemas.microsoft.com/office/word/2020/wordml/sdtdatahash" xmlns:w16sdtfl="http://schemas.microsoft.com/office/word/2024/wordml/sdtformatlock" xmlns:w16se="http://schemas.microsoft.com/office/word/2015/wordml/symex" xmlns:wpg="http://schemas.microsoft.com/office/word/2010/wordprocessingGroup" xmlns:wpi="http://schemas.microsoft.com/office/word/2010/wordprocessingInk" xmlns:wne="http://schemas.microsoft.com/office/word/2006/wordml" xmlns:wps="http://schemas.microsoft.com/office/word/2010/wordprocessingShape" mc:Ignorable="w14 w15 w16se w16cid w16 w16cex w16sdtdh w16sdtfl w16du wp14">
   <w:p>
     <w:pPr>
       <w:pBdr>
@@ -1468,7 +1445,7 @@
                   <pic:cNvPicPr/>
                 </pic:nvPicPr>
                 <pic:blipFill rotWithShape="1">
-                  <a:blip r:embed="rIdTplImgC">
+                  <a:blip r:embed="rId1">
                     <a:extLst>
                       <a:ext uri="{28A0092B-C50C-407E-A947-70E740481C1C}">
                         <a14:useLocalDpi xmlns:a14="http://schemas.microsoft.com/office/drawing/2010/main" val="0"/>
@@ -1542,7 +1519,7 @@
         <w:sz w:val="16"/>
         <w:szCs w:val="16"/>
       </w:rPr>
-      <w:t>·</w:t>
+      <w:t>·  Versie</w:t>
     </w:r>
     <w:proofErr w:type="gramEnd"/>
     <w:r>
@@ -1551,7 +1528,7 @@
         <w:sz w:val="16"/>
         <w:szCs w:val="16"/>
       </w:rPr>
-      <w:t xml:space="preserve">  Versie </w:t>
+      <w:t xml:space="preserve"> </w:t>
     </w:r>
     <w:proofErr w:type="gramStart"/>
     <w:r>
@@ -1562,8 +1539,9 @@
         <w:sz w:val="16"/>
         <w:szCs w:val="16"/>
       </w:rPr>
-      <w:t xml:space="preserve">[ </w:t>
+      <w:t>[ 1.0</w:t>
     </w:r>
+    <w:proofErr w:type="gramEnd"/>
     <w:r>
       <w:rPr>
         <w:i/>
@@ -1572,9 +1550,9 @@
         <w:sz w:val="16"/>
         <w:szCs w:val="16"/>
       </w:rPr>
-      <w:t>1.0</w:t>
+      <w:t xml:space="preserve"> </w:t>
     </w:r>
-    <w:proofErr w:type="gramEnd"/>
+    <w:proofErr w:type="gramStart"/>
     <w:r>
       <w:rPr>
         <w:i/>
@@ -1583,7 +1561,24 @@
         <w:sz w:val="16"/>
         <w:szCs w:val="16"/>
       </w:rPr>
-      <w:t xml:space="preserve"> </w:t>
+      <w:t>]</w:t>
+    </w:r>
+    <w:r>
+      <w:rPr>
+        <w:color w:val="59636E"/>
+        <w:sz w:val="16"/>
+        <w:szCs w:val="16"/>
+      </w:rPr>
+      <w:t xml:space="preserve">  ·</w:t>
+    </w:r>
+    <w:proofErr w:type="gramEnd"/>
+    <w:r>
+      <w:rPr>
+        <w:color w:val="59636E"/>
+        <w:sz w:val="16"/>
+        <w:szCs w:val="16"/>
+      </w:rPr>
+      <w:t xml:space="preserve">  </w:t>
     </w:r>
     <w:proofErr w:type="gramStart"/>
     <w:r>
@@ -1594,26 +1589,9 @@
         <w:sz w:val="16"/>
         <w:szCs w:val="16"/>
       </w:rPr>
-      <w:t>]</w:t>
-    </w:r>
-    <w:r>
-      <w:rPr>
-        <w:color w:val="59636E"/>
-        <w:sz w:val="16"/>
-        <w:szCs w:val="16"/>
-      </w:rPr>
-      <w:t xml:space="preserve">  ·</w:t>
+      <w:t>[ 27</w:t>
     </w:r>
     <w:proofErr w:type="gramEnd"/>
-    <w:r>
-      <w:rPr>
-        <w:color w:val="59636E"/>
-        <w:sz w:val="16"/>
-        <w:szCs w:val="16"/>
-      </w:rPr>
-      <w:t xml:space="preserve">  </w:t>
-    </w:r>
-    <w:proofErr w:type="gramStart"/>
     <w:r>
       <w:rPr>
         <w:i/>
@@ -1622,8 +1600,9 @@
         <w:sz w:val="16"/>
         <w:szCs w:val="16"/>
       </w:rPr>
-      <w:t xml:space="preserve">[ </w:t>
+      <w:t>/07/</w:t>
     </w:r>
+    <w:proofErr w:type="gramStart"/>
     <w:r>
       <w:rPr>
         <w:i/>
@@ -1632,39 +1611,7 @@
         <w:sz w:val="16"/>
         <w:szCs w:val="16"/>
       </w:rPr>
-      <w:t>27</w:t>
-    </w:r>
-    <w:proofErr w:type="gramEnd"/>
-    <w:r>
-      <w:rPr>
-        <w:i/>
-        <w:iCs/>
-        <w:color w:val="59636E"/>
-        <w:sz w:val="16"/>
-        <w:szCs w:val="16"/>
-      </w:rPr>
-      <w:t>/07/</w:t>
-    </w:r>
-    <w:proofErr w:type="gramStart"/>
-    <w:r>
-      <w:rPr>
-        <w:i/>
-        <w:iCs/>
-        <w:color w:val="59636E"/>
-        <w:sz w:val="16"/>
-        <w:szCs w:val="16"/>
-      </w:rPr>
-      <w:t>2026</w:t>
-    </w:r>
-    <w:r>
-      <w:rPr>
-        <w:i/>
-        <w:iCs/>
-        <w:color w:val="59636E"/>
-        <w:sz w:val="16"/>
-        <w:szCs w:val="16"/>
-      </w:rPr>
-      <w:t xml:space="preserve"> ]</w:t>
+      <w:t>2026 ]</w:t>
     </w:r>
     <w:proofErr w:type="gramEnd"/>
     <w:r>
@@ -1788,7 +1735,7 @@
 </file>
 
 <file path=word/footnotes.xml><?xml version="1.0" encoding="utf-8"?>
-<w:footnotes xmlns:wpc="http://schemas.microsoft.com/office/word/2010/wordprocessingCanvas" xmlns:cx="http://schemas.microsoft.com/office/drawing/2014/chartex" xmlns:cx1="http://schemas.microsoft.com/office/drawing/2015/9/8/chartex" xmlns:cx2="http://schemas.microsoft.com/office/drawing/2015/10/21/chartex" xmlns:cx3="http://schemas.microsoft.com/office/drawing/2016/5/9/chartex" xmlns:cx4="http://schemas.microsoft.com/office/drawing/2016/5/10/chartex" xmlns:cx5="http://schemas.microsoft.com/office/drawing/2016/5/11/chartex" xmlns:cx6="http://schemas.microsoft.com/office/drawing/2016/5/12/chartex" xmlns:cx7="http://schemas.microsoft.com/office/drawing/2016/5/13/chartex" xmlns:cx8="http://schemas.microsoft.com/office/drawing/2016/5/14/chartex" xmlns:mc="http://schemas.openxmlformats.org/markup-compatibility/2006" xmlns:aink="http://schemas.microsoft.com/office/drawing/2016/ink" xmlns:am3d="http://schemas.microsoft.com/office/drawing/2017/model3d" xmlns:o="urn:schemas-microsoft-com:office:office" xmlns:oel="http://schemas.microsoft.com/office/2019/extlst" xmlns:r="http://schemas.openxmlformats.org/officeDocument/2006/relationships" xmlns:m="http://schemas.openxmlformats.org/officeDocument/2006/math" xmlns:v="urn:schemas-microsoft-com:vml" xmlns:wp14="http://schemas.microsoft.com/office/word/2010/wordprocessingDrawing" xmlns:wp="http://schemas.openxmlformats.org/drawingml/2006/wordprocessingDrawing" xmlns:w10="urn:schemas-microsoft-com:office:word" xmlns:w="http://schemas.openxmlformats.org/wordprocessingml/2006/main" xmlns:w14="http://schemas.microsoft.com/office/word/2010/wordml" xmlns:w15="http://schemas.microsoft.com/office/word/2012/wordml" xmlns:w16cex="http://schemas.microsoft.com/office/word/2018/wordml/cex" xmlns:w16cid="http://schemas.microsoft.com/office/word/2016/wordml/cid" xmlns:w16="http://schemas.microsoft.com/office/word/2018/wordml" xmlns:w16du="http://schemas.microsoft.com/office/word/2023/wordml/word16du" xmlns:w16sdtdh="http://schemas.microsoft.com/office/word/2020/wordml/sdtdatahash" xmlns:w16sdtfl="http://schemas.microsoft.com/office/word/2024/wordml/sdtformatlock" xmlns:w16se="http://schemas.microsoft.com/office/word/2015/wordml/symex" xmlns:wpg="http://schemas.microsoft.com/office/word/2010/wordprocessingGroup" xmlns:wpi="http://schemas.microsoft.com/office/word/2010/wordprocessingInk" xmlns:wne="http://schemas.microsoft.com/office/word/2006/wordml" xmlns:wps="http://schemas.microsoft.com/office/word/2010/wordprocessingShape" mc:Ignorable="w14 w15 w16se w16cid w16 w16cex w16sdtdh w16sdtfl w16du wp14">
+<w:footnotes xmlns:wpc="http://schemas.microsoft.com/office/word/2010/wordprocessingCanvas" xmlns:cx="http://schemas.microsoft.com/office/drawing/2014/chartex" xmlns:cx1="http://schemas.microsoft.com/office/drawing/2015/9/8/chartex" xmlns:cx2="http://schemas.microsoft.com/office/drawing/2015/10/21/chartex" xmlns:cx3="http://schemas.microsoft.com/office/drawing/2016/5/9/chartex" xmlns:cx4="http://schemas.microsoft.com/office/drawing/2016/5/10/chartex" xmlns:cx5="http://schemas.microsoft.com/office/drawing/2016/5/11/chartex" xmlns:cx6="http://schemas.microsoft.com/office/drawing/2016/5/12/chartex" xmlns:cx7="http://schemas.microsoft.com/office/drawing/2016/5/13/chartex" xmlns:cx8="http://schemas.microsoft.com/office/drawing/2016/5/14/chartex" xmlns:mc="http://schemas.openxmlformats.org/markup-compatibility/2006" xmlns:aink="http://schemas.microsoft.com/office/drawing/2016/ink" xmlns:am3d="http://schemas.microsoft.com/office/drawing/2017/model3d" xmlns:o="urn:schemas-microsoft-com:office:office" xmlns:oel="http://schemas.microsoft.com/office/2019/extlst" xmlns:r="http://schemas.openxmlformats.org/officeDocument/2006/relationships" xmlns:m="http://schemas.openxmlformats.org/officeDocument/2006/math" xmlns:v="urn:schemas-microsoft-com:vml" xmlns:wp14="http://schemas.microsoft.com/office/word/2010/wordprocessingDrawing" xmlns:wp="http://schemas.openxmlformats.org/drawingml/2006/wordprocessingDrawing" xmlns:w10="urn:schemas-microsoft-com:office:word" xmlns:w="http://schemas.openxmlformats.org/wordprocessingml/2006/main" xmlns:w14="http://schemas.microsoft.com/office/word/2010/wordml" xmlns:w15="http://schemas.microsoft.com/office/word/2012/wordml" xmlns:w16cei="http://schemas.microsoft.com/office/word/2026/wordml/cei" xmlns:w16cex="http://schemas.microsoft.com/office/word/2018/wordml/cex" xmlns:w16cid="http://schemas.microsoft.com/office/word/2016/wordml/cid" xmlns:w16="http://schemas.microsoft.com/office/word/2018/wordml" xmlns:w16du="http://schemas.microsoft.com/office/word/2023/wordml/word16du" xmlns:w16sdtdh="http://schemas.microsoft.com/office/word/2020/wordml/sdtdatahash" xmlns:w16sdtfl="http://schemas.microsoft.com/office/word/2024/wordml/sdtformatlock" xmlns:w16se="http://schemas.microsoft.com/office/word/2015/wordml/symex" xmlns:wpg="http://schemas.microsoft.com/office/word/2010/wordprocessingGroup" xmlns:wpi="http://schemas.microsoft.com/office/word/2010/wordprocessingInk" xmlns:wne="http://schemas.microsoft.com/office/word/2006/wordml" xmlns:wps="http://schemas.microsoft.com/office/word/2010/wordprocessingShape" mc:Ignorable="w14 w15 w16se w16cid w16 w16cex w16sdtdh w16sdtfl w16du wp14">
   <w:footnote w:type="separator" w:id="-1">
     <w:p>
       <w:pPr>
@@ -1807,10 +1754,9 @@
 </file>
 
 <file path=word/header1.xml><?xml version="1.0" encoding="utf-8"?>
-<w:hdr xmlns:wpc="http://schemas.microsoft.com/office/word/2010/wordprocessingCanvas" xmlns:cx="http://schemas.microsoft.com/office/drawing/2014/chartex" xmlns:cx1="http://schemas.microsoft.com/office/drawing/2015/9/8/chartex" xmlns:cx2="http://schemas.microsoft.com/office/drawing/2015/10/21/chartex" xmlns:cx3="http://schemas.microsoft.com/office/drawing/2016/5/9/chartex" xmlns:cx4="http://schemas.microsoft.com/office/drawing/2016/5/10/chartex" xmlns:cx5="http://schemas.microsoft.com/office/drawing/2016/5/11/chartex" xmlns:cx6="http://schemas.microsoft.com/office/drawing/2016/5/12/chartex" xmlns:cx7="http://schemas.microsoft.com/office/drawing/2016/5/13/chartex" xmlns:cx8="http://schemas.microsoft.com/office/drawing/2016/5/14/chartex" xmlns:mc="http://schemas.openxmlformats.org/markup-compatibility/2006" xmlns:aink="http://schemas.microsoft.com/office/drawing/2016/ink" xmlns:am3d="http://schemas.microsoft.com/office/drawing/2017/model3d" xmlns:o="urn:schemas-microsoft-com:office:office" xmlns:oel="http://schemas.microsoft.com/office/2019/extlst" xmlns:r="http://schemas.openxmlformats.org/officeDocument/2006/relationships" xmlns:m="http://schemas.openxmlformats.org/officeDocument/2006/math" xmlns:v="urn:schemas-microsoft-com:vml" xmlns:wp14="http://schemas.microsoft.com/office/word/2010/wordprocessingDrawing" xmlns:wp="http://schemas.openxmlformats.org/drawingml/2006/wordprocessingDrawing" xmlns:w10="urn:schemas-microsoft-com:office:word" xmlns:w="http://schemas.openxmlformats.org/wordprocessingml/2006/main" xmlns:w14="http://schemas.microsoft.com/office/word/2010/wordml" xmlns:w15="http://schemas.microsoft.com/office/word/2012/wordml" xmlns:w16cex="http://schemas.microsoft.com/office/word/2018/wordml/cex" xmlns:w16cid="http://schemas.microsoft.com/office/word/2016/wordml/cid" xmlns:w16="http://schemas.microsoft.com/office/word/2018/wordml" xmlns:w16du="http://schemas.microsoft.com/office/word/2023/wordml/word16du" xmlns:w16sdtdh="http://schemas.microsoft.com/office/word/2020/wordml/sdtdatahash" xmlns:w16sdtfl="http://schemas.microsoft.com/office/word/2024/wordml/sdtformatlock" xmlns:w16se="http://schemas.microsoft.com/office/word/2015/wordml/symex" xmlns:wpg="http://schemas.microsoft.com/office/word/2010/wordprocessingGroup" xmlns:wpi="http://schemas.microsoft.com/office/word/2010/wordprocessingInk" xmlns:wne="http://schemas.microsoft.com/office/word/2006/wordml" xmlns:wps="http://schemas.microsoft.com/office/word/2010/wordprocessingShape" mc:Ignorable="w14 w15 w16se w16cid w16 w16cex w16sdtdh w16sdtfl w16du wp14">
+<w:hdr xmlns:wpc="http://schemas.microsoft.com/office/word/2010/wordprocessingCanvas" xmlns:cx="http://schemas.microsoft.com/office/drawing/2014/chartex" xmlns:cx1="http://schemas.microsoft.com/office/drawing/2015/9/8/chartex" xmlns:cx2="http://schemas.microsoft.com/office/drawing/2015/10/21/chartex" xmlns:cx3="http://schemas.microsoft.com/office/drawing/2016/5/9/chartex" xmlns:cx4="http://schemas.microsoft.com/office/drawing/2016/5/10/chartex" xmlns:cx5="http://schemas.microsoft.com/office/drawing/2016/5/11/chartex" xmlns:cx6="http://schemas.microsoft.com/office/drawing/2016/5/12/chartex" xmlns:cx7="http://schemas.microsoft.com/office/drawing/2016/5/13/chartex" xmlns:cx8="http://schemas.microsoft.com/office/drawing/2016/5/14/chartex" xmlns:mc="http://schemas.openxmlformats.org/markup-compatibility/2006" xmlns:aink="http://schemas.microsoft.com/office/drawing/2016/ink" xmlns:am3d="http://schemas.microsoft.com/office/drawing/2017/model3d" xmlns:o="urn:schemas-microsoft-com:office:office" xmlns:oel="http://schemas.microsoft.com/office/2019/extlst" xmlns:r="http://schemas.openxmlformats.org/officeDocument/2006/relationships" xmlns:m="http://schemas.openxmlformats.org/officeDocument/2006/math" xmlns:v="urn:schemas-microsoft-com:vml" xmlns:wp14="http://schemas.microsoft.com/office/word/2010/wordprocessingDrawing" xmlns:wp="http://schemas.openxmlformats.org/drawingml/2006/wordprocessingDrawing" xmlns:w10="urn:schemas-microsoft-com:office:word" xmlns:w="http://schemas.openxmlformats.org/wordprocessingml/2006/main" xmlns:w14="http://schemas.microsoft.com/office/word/2010/wordml" xmlns:w15="http://schemas.microsoft.com/office/word/2012/wordml" xmlns:w16cei="http://schemas.microsoft.com/office/word/2026/wordml/cei" xmlns:w16cex="http://schemas.microsoft.com/office/word/2018/wordml/cex" xmlns:w16cid="http://schemas.microsoft.com/office/word/2016/wordml/cid" xmlns:w16="http://schemas.microsoft.com/office/word/2018/wordml" xmlns:w16du="http://schemas.microsoft.com/office/word/2023/wordml/word16du" xmlns:w16sdtdh="http://schemas.microsoft.com/office/word/2020/wordml/sdtdatahash" xmlns:w16sdtfl="http://schemas.microsoft.com/office/word/2024/wordml/sdtformatlock" xmlns:w16se="http://schemas.microsoft.com/office/word/2015/wordml/symex" xmlns:wpg="http://schemas.microsoft.com/office/word/2010/wordprocessingGroup" xmlns:wpi="http://schemas.microsoft.com/office/word/2010/wordprocessingInk" xmlns:wne="http://schemas.microsoft.com/office/word/2006/wordml" xmlns:wps="http://schemas.microsoft.com/office/word/2010/wordprocessingShape" mc:Ignorable="w14 w15 w16se w16cid w16 w16cex w16sdtdh w16sdtfl w16du wp14">
   <w:p>
     <w:pPr>
-      <w:pStyle w:val="Koptekst"/>
       <w:jc w:val="right"/>
     </w:pPr>
     <w:r>
@@ -1854,7 +1800,7 @@
                   <pic:cNvPicPr/>
                 </pic:nvPicPr>
                 <pic:blipFill>
-                  <a:blip r:embed="rIdTplImgA">
+                  <a:blip r:embed="rId1">
                     <a:extLst>
                       <a:ext uri="{28A0092B-C50C-407E-A947-70E740481C1C}">
                         <a14:useLocalDpi xmlns:a14="http://schemas.microsoft.com/office/drawing/2010/main" val="0"/>
@@ -1906,7 +1852,7 @@
                   <pic:cNvPicPr/>
                 </pic:nvPicPr>
                 <pic:blipFill>
-                  <a:blip r:embed="rIdTplImgB">
+                  <a:blip r:embed="rId2">
                     <a:extLst>
                       <a:ext uri="{28A0092B-C50C-407E-A947-70E740481C1C}">
                         <a14:useLocalDpi xmlns:a14="http://schemas.microsoft.com/office/drawing/2010/main" val="0"/>
@@ -1937,7 +1883,7 @@
 </file>
 
 <file path=word/numbering.xml><?xml version="1.0" encoding="utf-8"?>
-<w:numbering xmlns:wpc="http://schemas.microsoft.com/office/word/2010/wordprocessingCanvas" xmlns:cx="http://schemas.microsoft.com/office/drawing/2014/chartex" xmlns:cx1="http://schemas.microsoft.com/office/drawing/2015/9/8/chartex" xmlns:cx2="http://schemas.microsoft.com/office/drawing/2015/10/21/chartex" xmlns:cx3="http://schemas.microsoft.com/office/drawing/2016/5/9/chartex" xmlns:cx4="http://schemas.microsoft.com/office/drawing/2016/5/10/chartex" xmlns:cx5="http://schemas.microsoft.com/office/drawing/2016/5/11/chartex" xmlns:cx6="http://schemas.microsoft.com/office/drawing/2016/5/12/chartex" xmlns:cx7="http://schemas.microsoft.com/office/drawing/2016/5/13/chartex" xmlns:cx8="http://schemas.microsoft.com/office/drawing/2016/5/14/chartex" xmlns:mc="http://schemas.openxmlformats.org/markup-compatibility/2006" xmlns:aink="http://schemas.microsoft.com/office/drawing/2016/ink" xmlns:am3d="http://schemas.microsoft.com/office/drawing/2017/model3d" xmlns:o="urn:schemas-microsoft-com:office:office" xmlns:oel="http://schemas.microsoft.com/office/2019/extlst" xmlns:r="http://schemas.openxmlformats.org/officeDocument/2006/relationships" xmlns:m="http://schemas.openxmlformats.org/officeDocument/2006/math" xmlns:v="urn:schemas-microsoft-com:vml" xmlns:wp14="http://schemas.microsoft.com/office/word/2010/wordprocessingDrawing" xmlns:wp="http://schemas.openxmlformats.org/drawingml/2006/wordprocessingDrawing" xmlns:w10="urn:schemas-microsoft-com:office:word" xmlns:w="http://schemas.openxmlformats.org/wordprocessingml/2006/main" xmlns:w14="http://schemas.microsoft.com/office/word/2010/wordml" xmlns:w15="http://schemas.microsoft.com/office/word/2012/wordml" xmlns:w16cex="http://schemas.microsoft.com/office/word/2018/wordml/cex" xmlns:w16cid="http://schemas.microsoft.com/office/word/2016/wordml/cid" xmlns:w16="http://schemas.microsoft.com/office/word/2018/wordml" xmlns:w16du="http://schemas.microsoft.com/office/word/2023/wordml/word16du" xmlns:w16sdtdh="http://schemas.microsoft.com/office/word/2020/wordml/sdtdatahash" xmlns:w16sdtfl="http://schemas.microsoft.com/office/word/2024/wordml/sdtformatlock" xmlns:w16se="http://schemas.microsoft.com/office/word/2015/wordml/symex" xmlns:wpg="http://schemas.microsoft.com/office/word/2010/wordprocessingGroup" xmlns:wpi="http://schemas.microsoft.com/office/word/2010/wordprocessingInk" xmlns:wne="http://schemas.microsoft.com/office/word/2006/wordml" xmlns:wps="http://schemas.microsoft.com/office/word/2010/wordprocessingShape" mc:Ignorable="w14 w15 w16se w16cid w16 w16cex w16sdtdh w16sdtfl w16du wp14">
+<w:numbering xmlns:wpc="http://schemas.microsoft.com/office/word/2010/wordprocessingCanvas" xmlns:cx="http://schemas.microsoft.com/office/drawing/2014/chartex" xmlns:cx1="http://schemas.microsoft.com/office/drawing/2015/9/8/chartex" xmlns:cx2="http://schemas.microsoft.com/office/drawing/2015/10/21/chartex" xmlns:cx3="http://schemas.microsoft.com/office/drawing/2016/5/9/chartex" xmlns:cx4="http://schemas.microsoft.com/office/drawing/2016/5/10/chartex" xmlns:cx5="http://schemas.microsoft.com/office/drawing/2016/5/11/chartex" xmlns:cx6="http://schemas.microsoft.com/office/drawing/2016/5/12/chartex" xmlns:cx7="http://schemas.microsoft.com/office/drawing/2016/5/13/chartex" xmlns:cx8="http://schemas.microsoft.com/office/drawing/2016/5/14/chartex" xmlns:mc="http://schemas.openxmlformats.org/markup-compatibility/2006" xmlns:aink="http://schemas.microsoft.com/office/drawing/2016/ink" xmlns:am3d="http://schemas.microsoft.com/office/drawing/2017/model3d" xmlns:o="urn:schemas-microsoft-com:office:office" xmlns:oel="http://schemas.microsoft.com/office/2019/extlst" xmlns:r="http://schemas.openxmlformats.org/officeDocument/2006/relationships" xmlns:m="http://schemas.openxmlformats.org/officeDocument/2006/math" xmlns:v="urn:schemas-microsoft-com:vml" xmlns:wp14="http://schemas.microsoft.com/office/word/2010/wordprocessingDrawing" xmlns:wp="http://schemas.openxmlformats.org/drawingml/2006/wordprocessingDrawing" xmlns:w10="urn:schemas-microsoft-com:office:word" xmlns:w="http://schemas.openxmlformats.org/wordprocessingml/2006/main" xmlns:w14="http://schemas.microsoft.com/office/word/2010/wordml" xmlns:w15="http://schemas.microsoft.com/office/word/2012/wordml" xmlns:w16cei="http://schemas.microsoft.com/office/word/2026/wordml/cei" xmlns:w16cex="http://schemas.microsoft.com/office/word/2018/wordml/cex" xmlns:w16cid="http://schemas.microsoft.com/office/word/2016/wordml/cid" xmlns:w16="http://schemas.microsoft.com/office/word/2018/wordml" xmlns:w16du="http://schemas.microsoft.com/office/word/2023/wordml/word16du" xmlns:w16sdtdh="http://schemas.microsoft.com/office/word/2020/wordml/sdtdatahash" xmlns:w16sdtfl="http://schemas.microsoft.com/office/word/2024/wordml/sdtformatlock" xmlns:w16se="http://schemas.microsoft.com/office/word/2015/wordml/symex" xmlns:wpg="http://schemas.microsoft.com/office/word/2010/wordprocessingGroup" xmlns:wpi="http://schemas.microsoft.com/office/word/2010/wordprocessingInk" xmlns:wne="http://schemas.microsoft.com/office/word/2006/wordml" xmlns:wps="http://schemas.microsoft.com/office/word/2010/wordprocessingShape" mc:Ignorable="w14 w15 w16se w16cid w16 w16cex w16sdtdh w16sdtfl w16du wp14">
   <w:abstractNum w:abstractNumId="0" w15:restartNumberingAfterBreak="0">
     <w:nsid w:val="03E752F1"/>
     <w:multiLevelType w:val="multilevel"/>
@@ -1954,7 +1900,7 @@
         <w:ind w:left="720" w:hanging="360"/>
       </w:pPr>
       <w:rPr>
-        <w:rFonts w:hint="default" w:ascii="Symbol" w:hAnsi="Symbol"/>
+        <w:rFonts w:ascii="Symbol" w:hAnsi="Symbol" w:hint="default"/>
         <w:sz w:val="20"/>
       </w:rPr>
     </w:lvl>
@@ -1970,7 +1916,7 @@
         <w:ind w:left="1440" w:hanging="360"/>
       </w:pPr>
       <w:rPr>
-        <w:rFonts w:hint="default" w:ascii="Courier New" w:hAnsi="Courier New"/>
+        <w:rFonts w:ascii="Courier New" w:hAnsi="Courier New" w:hint="default"/>
         <w:sz w:val="20"/>
       </w:rPr>
     </w:lvl>
@@ -1986,7 +1932,7 @@
         <w:ind w:left="2160" w:hanging="360"/>
       </w:pPr>
       <w:rPr>
-        <w:rFonts w:hint="default" w:ascii="Wingdings" w:hAnsi="Wingdings"/>
+        <w:rFonts w:ascii="Wingdings" w:hAnsi="Wingdings" w:hint="default"/>
         <w:sz w:val="20"/>
       </w:rPr>
     </w:lvl>
@@ -2002,7 +1948,7 @@
         <w:ind w:left="2880" w:hanging="360"/>
       </w:pPr>
       <w:rPr>
-        <w:rFonts w:hint="default" w:ascii="Wingdings" w:hAnsi="Wingdings"/>
+        <w:rFonts w:ascii="Wingdings" w:hAnsi="Wingdings" w:hint="default"/>
         <w:sz w:val="20"/>
       </w:rPr>
     </w:lvl>
@@ -2018,7 +1964,7 @@
         <w:ind w:left="3600" w:hanging="360"/>
       </w:pPr>
       <w:rPr>
-        <w:rFonts w:hint="default" w:ascii="Wingdings" w:hAnsi="Wingdings"/>
+        <w:rFonts w:ascii="Wingdings" w:hAnsi="Wingdings" w:hint="default"/>
         <w:sz w:val="20"/>
       </w:rPr>
     </w:lvl>
@@ -2034,7 +1980,7 @@
         <w:ind w:left="4320" w:hanging="360"/>
       </w:pPr>
       <w:rPr>
-        <w:rFonts w:hint="default" w:ascii="Wingdings" w:hAnsi="Wingdings"/>
+        <w:rFonts w:ascii="Wingdings" w:hAnsi="Wingdings" w:hint="default"/>
         <w:sz w:val="20"/>
       </w:rPr>
     </w:lvl>
@@ -2050,7 +1996,7 @@
         <w:ind w:left="5040" w:hanging="360"/>
       </w:pPr>
       <w:rPr>
-        <w:rFonts w:hint="default" w:ascii="Wingdings" w:hAnsi="Wingdings"/>
+        <w:rFonts w:ascii="Wingdings" w:hAnsi="Wingdings" w:hint="default"/>
         <w:sz w:val="20"/>
       </w:rPr>
     </w:lvl>
@@ -2066,7 +2012,7 @@
         <w:ind w:left="5760" w:hanging="360"/>
       </w:pPr>
       <w:rPr>
-        <w:rFonts w:hint="default" w:ascii="Wingdings" w:hAnsi="Wingdings"/>
+        <w:rFonts w:ascii="Wingdings" w:hAnsi="Wingdings" w:hint="default"/>
         <w:sz w:val="20"/>
       </w:rPr>
     </w:lvl>
@@ -2082,7 +2028,7 @@
         <w:ind w:left="6480" w:hanging="360"/>
       </w:pPr>
       <w:rPr>
-        <w:rFonts w:hint="default" w:ascii="Wingdings" w:hAnsi="Wingdings"/>
+        <w:rFonts w:ascii="Wingdings" w:hAnsi="Wingdings" w:hint="default"/>
         <w:sz w:val="20"/>
       </w:rPr>
     </w:lvl>
@@ -2100,7 +2046,7 @@
         <w:ind w:left="720" w:hanging="360"/>
       </w:pPr>
       <w:rPr>
-        <w:rFonts w:hint="default" w:ascii="Symbol" w:hAnsi="Symbol"/>
+        <w:rFonts w:ascii="Symbol" w:hAnsi="Symbol" w:hint="default"/>
       </w:rPr>
     </w:lvl>
     <w:lvl w:ilvl="1" w:tplc="04130003" w:tentative="1">
@@ -2112,7 +2058,7 @@
         <w:ind w:left="1440" w:hanging="360"/>
       </w:pPr>
       <w:rPr>
-        <w:rFonts w:hint="default" w:ascii="Courier New" w:hAnsi="Courier New" w:cs="Courier New"/>
+        <w:rFonts w:ascii="Courier New" w:hAnsi="Courier New" w:cs="Courier New" w:hint="default"/>
       </w:rPr>
     </w:lvl>
     <w:lvl w:ilvl="2" w:tplc="04130005" w:tentative="1">
@@ -2124,7 +2070,7 @@
         <w:ind w:left="2160" w:hanging="360"/>
       </w:pPr>
       <w:rPr>
-        <w:rFonts w:hint="default" w:ascii="Wingdings" w:hAnsi="Wingdings"/>
+        <w:rFonts w:ascii="Wingdings" w:hAnsi="Wingdings" w:hint="default"/>
       </w:rPr>
     </w:lvl>
     <w:lvl w:ilvl="3" w:tplc="04130001" w:tentative="1">
@@ -2136,7 +2082,7 @@
         <w:ind w:left="2880" w:hanging="360"/>
       </w:pPr>
       <w:rPr>
-        <w:rFonts w:hint="default" w:ascii="Symbol" w:hAnsi="Symbol"/>
+        <w:rFonts w:ascii="Symbol" w:hAnsi="Symbol" w:hint="default"/>
       </w:rPr>
     </w:lvl>
     <w:lvl w:ilvl="4" w:tplc="04130003" w:tentative="1">
@@ -2148,7 +2094,7 @@
         <w:ind w:left="3600" w:hanging="360"/>
       </w:pPr>
       <w:rPr>
-        <w:rFonts w:hint="default" w:ascii="Courier New" w:hAnsi="Courier New" w:cs="Courier New"/>
+        <w:rFonts w:ascii="Courier New" w:hAnsi="Courier New" w:cs="Courier New" w:hint="default"/>
       </w:rPr>
     </w:lvl>
     <w:lvl w:ilvl="5" w:tplc="04130005" w:tentative="1">
@@ -2160,7 +2106,7 @@
         <w:ind w:left="4320" w:hanging="360"/>
       </w:pPr>
       <w:rPr>
-        <w:rFonts w:hint="default" w:ascii="Wingdings" w:hAnsi="Wingdings"/>
+        <w:rFonts w:ascii="Wingdings" w:hAnsi="Wingdings" w:hint="default"/>
       </w:rPr>
     </w:lvl>
     <w:lvl w:ilvl="6" w:tplc="04130001" w:tentative="1">
@@ -2172,7 +2118,7 @@
         <w:ind w:left="5040" w:hanging="360"/>
       </w:pPr>
       <w:rPr>
-        <w:rFonts w:hint="default" w:ascii="Symbol" w:hAnsi="Symbol"/>
+        <w:rFonts w:ascii="Symbol" w:hAnsi="Symbol" w:hint="default"/>
       </w:rPr>
     </w:lvl>
     <w:lvl w:ilvl="7" w:tplc="04130003" w:tentative="1">
@@ -2184,7 +2130,7 @@
         <w:ind w:left="5760" w:hanging="360"/>
       </w:pPr>
       <w:rPr>
-        <w:rFonts w:hint="default" w:ascii="Courier New" w:hAnsi="Courier New" w:cs="Courier New"/>
+        <w:rFonts w:ascii="Courier New" w:hAnsi="Courier New" w:cs="Courier New" w:hint="default"/>
       </w:rPr>
     </w:lvl>
     <w:lvl w:ilvl="8" w:tplc="04130005" w:tentative="1">
@@ -2196,7 +2142,7 @@
         <w:ind w:left="6480" w:hanging="360"/>
       </w:pPr>
       <w:rPr>
-        <w:rFonts w:hint="default" w:ascii="Wingdings" w:hAnsi="Wingdings"/>
+        <w:rFonts w:ascii="Wingdings" w:hAnsi="Wingdings" w:hint="default"/>
       </w:rPr>
     </w:lvl>
   </w:abstractNum>
@@ -2216,7 +2162,7 @@
         <w:ind w:left="720" w:hanging="360"/>
       </w:pPr>
       <w:rPr>
-        <w:rFonts w:hint="default" w:ascii="Symbol" w:hAnsi="Symbol"/>
+        <w:rFonts w:ascii="Symbol" w:hAnsi="Symbol" w:hint="default"/>
         <w:sz w:val="20"/>
       </w:rPr>
     </w:lvl>
@@ -2232,7 +2178,7 @@
         <w:ind w:left="1440" w:hanging="360"/>
       </w:pPr>
       <w:rPr>
-        <w:rFonts w:hint="default" w:ascii="Courier New" w:hAnsi="Courier New"/>
+        <w:rFonts w:ascii="Courier New" w:hAnsi="Courier New" w:hint="default"/>
         <w:sz w:val="20"/>
       </w:rPr>
     </w:lvl>
@@ -2248,7 +2194,7 @@
         <w:ind w:left="2160" w:hanging="360"/>
       </w:pPr>
       <w:rPr>
-        <w:rFonts w:hint="default" w:ascii="Wingdings" w:hAnsi="Wingdings"/>
+        <w:rFonts w:ascii="Wingdings" w:hAnsi="Wingdings" w:hint="default"/>
         <w:sz w:val="20"/>
       </w:rPr>
     </w:lvl>
@@ -2264,7 +2210,7 @@
         <w:ind w:left="2880" w:hanging="360"/>
       </w:pPr>
       <w:rPr>
-        <w:rFonts w:hint="default" w:ascii="Wingdings" w:hAnsi="Wingdings"/>
+        <w:rFonts w:ascii="Wingdings" w:hAnsi="Wingdings" w:hint="default"/>
         <w:sz w:val="20"/>
       </w:rPr>
     </w:lvl>
@@ -2280,7 +2226,7 @@
         <w:ind w:left="3600" w:hanging="360"/>
       </w:pPr>
       <w:rPr>
-        <w:rFonts w:hint="default" w:ascii="Wingdings" w:hAnsi="Wingdings"/>
+        <w:rFonts w:ascii="Wingdings" w:hAnsi="Wingdings" w:hint="default"/>
         <w:sz w:val="20"/>
       </w:rPr>
     </w:lvl>
@@ -2296,7 +2242,7 @@
         <w:ind w:left="4320" w:hanging="360"/>
       </w:pPr>
       <w:rPr>
-        <w:rFonts w:hint="default" w:ascii="Wingdings" w:hAnsi="Wingdings"/>
+        <w:rFonts w:ascii="Wingdings" w:hAnsi="Wingdings" w:hint="default"/>
         <w:sz w:val="20"/>
       </w:rPr>
     </w:lvl>
@@ -2312,7 +2258,7 @@
         <w:ind w:left="5040" w:hanging="360"/>
       </w:pPr>
       <w:rPr>
-        <w:rFonts w:hint="default" w:ascii="Wingdings" w:hAnsi="Wingdings"/>
+        <w:rFonts w:ascii="Wingdings" w:hAnsi="Wingdings" w:hint="default"/>
         <w:sz w:val="20"/>
       </w:rPr>
     </w:lvl>
@@ -2328,7 +2274,7 @@
         <w:ind w:left="5760" w:hanging="360"/>
       </w:pPr>
       <w:rPr>
-        <w:rFonts w:hint="default" w:ascii="Wingdings" w:hAnsi="Wingdings"/>
+        <w:rFonts w:ascii="Wingdings" w:hAnsi="Wingdings" w:hint="default"/>
         <w:sz w:val="20"/>
       </w:rPr>
     </w:lvl>
@@ -2344,12 +2290,161 @@
         <w:ind w:left="6480" w:hanging="360"/>
       </w:pPr>
       <w:rPr>
-        <w:rFonts w:hint="default" w:ascii="Wingdings" w:hAnsi="Wingdings"/>
+        <w:rFonts w:ascii="Wingdings" w:hAnsi="Wingdings" w:hint="default"/>
         <w:sz w:val="20"/>
       </w:rPr>
     </w:lvl>
   </w:abstractNum>
   <w:abstractNum w:abstractNumId="3" w15:restartNumberingAfterBreak="0">
+    <w:nsid w:val="308B0DDF"/>
+    <w:multiLevelType w:val="multilevel"/>
+    <w:tmpl w:val="B712BA32"/>
+    <w:lvl w:ilvl="0">
+      <w:start w:val="1"/>
+      <w:numFmt w:val="bullet"/>
+      <w:lvlText w:val=""/>
+      <w:lvlJc w:val="left"/>
+      <w:pPr>
+        <w:tabs>
+          <w:tab w:val="num" w:pos="720"/>
+        </w:tabs>
+        <w:ind w:left="720" w:hanging="360"/>
+      </w:pPr>
+      <w:rPr>
+        <w:rFonts w:ascii="Symbol" w:hAnsi="Symbol" w:hint="default"/>
+        <w:sz w:val="20"/>
+      </w:rPr>
+    </w:lvl>
+    <w:lvl w:ilvl="1">
+      <w:start w:val="1"/>
+      <w:numFmt w:val="bullet"/>
+      <w:lvlText w:val="o"/>
+      <w:lvlJc w:val="left"/>
+      <w:pPr>
+        <w:tabs>
+          <w:tab w:val="num" w:pos="1440"/>
+        </w:tabs>
+        <w:ind w:left="1440" w:hanging="360"/>
+      </w:pPr>
+      <w:rPr>
+        <w:rFonts w:ascii="Courier New" w:hAnsi="Courier New" w:cs="Times New Roman" w:hint="default"/>
+        <w:sz w:val="20"/>
+      </w:rPr>
+    </w:lvl>
+    <w:lvl w:ilvl="2">
+      <w:start w:val="1"/>
+      <w:numFmt w:val="bullet"/>
+      <w:lvlText w:val=""/>
+      <w:lvlJc w:val="left"/>
+      <w:pPr>
+        <w:tabs>
+          <w:tab w:val="num" w:pos="2160"/>
+        </w:tabs>
+        <w:ind w:left="2160" w:hanging="360"/>
+      </w:pPr>
+      <w:rPr>
+        <w:rFonts w:ascii="Wingdings" w:hAnsi="Wingdings" w:hint="default"/>
+        <w:sz w:val="20"/>
+      </w:rPr>
+    </w:lvl>
+    <w:lvl w:ilvl="3">
+      <w:start w:val="1"/>
+      <w:numFmt w:val="bullet"/>
+      <w:lvlText w:val=""/>
+      <w:lvlJc w:val="left"/>
+      <w:pPr>
+        <w:tabs>
+          <w:tab w:val="num" w:pos="2880"/>
+        </w:tabs>
+        <w:ind w:left="2880" w:hanging="360"/>
+      </w:pPr>
+      <w:rPr>
+        <w:rFonts w:ascii="Wingdings" w:hAnsi="Wingdings" w:hint="default"/>
+        <w:sz w:val="20"/>
+      </w:rPr>
+    </w:lvl>
+    <w:lvl w:ilvl="4">
+      <w:start w:val="1"/>
+      <w:numFmt w:val="bullet"/>
+      <w:lvlText w:val=""/>
+      <w:lvlJc w:val="left"/>
+      <w:pPr>
+        <w:tabs>
+          <w:tab w:val="num" w:pos="3600"/>
+        </w:tabs>
+        <w:ind w:left="3600" w:hanging="360"/>
+      </w:pPr>
+      <w:rPr>
+        <w:rFonts w:ascii="Wingdings" w:hAnsi="Wingdings" w:hint="default"/>
+        <w:sz w:val="20"/>
+      </w:rPr>
+    </w:lvl>
+    <w:lvl w:ilvl="5">
+      <w:start w:val="1"/>
+      <w:numFmt w:val="bullet"/>
+      <w:lvlText w:val=""/>
+      <w:lvlJc w:val="left"/>
+      <w:pPr>
+        <w:tabs>
+          <w:tab w:val="num" w:pos="4320"/>
+        </w:tabs>
+        <w:ind w:left="4320" w:hanging="360"/>
+      </w:pPr>
+      <w:rPr>
+        <w:rFonts w:ascii="Wingdings" w:hAnsi="Wingdings" w:hint="default"/>
+        <w:sz w:val="20"/>
+      </w:rPr>
+    </w:lvl>
+    <w:lvl w:ilvl="6">
+      <w:start w:val="1"/>
+      <w:numFmt w:val="bullet"/>
+      <w:lvlText w:val=""/>
+      <w:lvlJc w:val="left"/>
+      <w:pPr>
+        <w:tabs>
+          <w:tab w:val="num" w:pos="5040"/>
+        </w:tabs>
+        <w:ind w:left="5040" w:hanging="360"/>
+      </w:pPr>
+      <w:rPr>
+        <w:rFonts w:ascii="Wingdings" w:hAnsi="Wingdings" w:hint="default"/>
+        <w:sz w:val="20"/>
+      </w:rPr>
+    </w:lvl>
+    <w:lvl w:ilvl="7">
+      <w:start w:val="1"/>
+      <w:numFmt w:val="bullet"/>
+      <w:lvlText w:val=""/>
+      <w:lvlJc w:val="left"/>
+      <w:pPr>
+        <w:tabs>
+          <w:tab w:val="num" w:pos="5760"/>
+        </w:tabs>
+        <w:ind w:left="5760" w:hanging="360"/>
+      </w:pPr>
+      <w:rPr>
+        <w:rFonts w:ascii="Wingdings" w:hAnsi="Wingdings" w:hint="default"/>
+        <w:sz w:val="20"/>
+      </w:rPr>
+    </w:lvl>
+    <w:lvl w:ilvl="8">
+      <w:start w:val="1"/>
+      <w:numFmt w:val="bullet"/>
+      <w:lvlText w:val=""/>
+      <w:lvlJc w:val="left"/>
+      <w:pPr>
+        <w:tabs>
+          <w:tab w:val="num" w:pos="6480"/>
+        </w:tabs>
+        <w:ind w:left="6480" w:hanging="360"/>
+      </w:pPr>
+      <w:rPr>
+        <w:rFonts w:ascii="Wingdings" w:hAnsi="Wingdings" w:hint="default"/>
+        <w:sz w:val="20"/>
+      </w:rPr>
+    </w:lvl>
+  </w:abstractNum>
+  <w:abstractNum w:abstractNumId="4" w15:restartNumberingAfterBreak="0">
     <w:nsid w:val="38512830"/>
     <w:multiLevelType w:val="multilevel"/>
     <w:tmpl w:val="D6BA3716"/>
@@ -2365,7 +2460,7 @@
         <w:ind w:left="720" w:hanging="360"/>
       </w:pPr>
       <w:rPr>
-        <w:rFonts w:hint="default" w:ascii="Symbol" w:hAnsi="Symbol"/>
+        <w:rFonts w:ascii="Symbol" w:hAnsi="Symbol" w:hint="default"/>
         <w:sz w:val="20"/>
       </w:rPr>
     </w:lvl>
@@ -2381,7 +2476,7 @@
         <w:ind w:left="1440" w:hanging="360"/>
       </w:pPr>
       <w:rPr>
-        <w:rFonts w:hint="default" w:ascii="Courier New" w:hAnsi="Courier New"/>
+        <w:rFonts w:ascii="Courier New" w:hAnsi="Courier New" w:hint="default"/>
         <w:sz w:val="20"/>
       </w:rPr>
     </w:lvl>
@@ -2397,7 +2492,7 @@
         <w:ind w:left="2160" w:hanging="360"/>
       </w:pPr>
       <w:rPr>
-        <w:rFonts w:hint="default" w:ascii="Wingdings" w:hAnsi="Wingdings"/>
+        <w:rFonts w:ascii="Wingdings" w:hAnsi="Wingdings" w:hint="default"/>
         <w:sz w:val="20"/>
       </w:rPr>
     </w:lvl>
@@ -2413,7 +2508,7 @@
         <w:ind w:left="2880" w:hanging="360"/>
       </w:pPr>
       <w:rPr>
-        <w:rFonts w:hint="default" w:ascii="Wingdings" w:hAnsi="Wingdings"/>
+        <w:rFonts w:ascii="Wingdings" w:hAnsi="Wingdings" w:hint="default"/>
         <w:sz w:val="20"/>
       </w:rPr>
     </w:lvl>
@@ -2429,7 +2524,7 @@
         <w:ind w:left="3600" w:hanging="360"/>
       </w:pPr>
       <w:rPr>
-        <w:rFonts w:hint="default" w:ascii="Wingdings" w:hAnsi="Wingdings"/>
+        <w:rFonts w:ascii="Wingdings" w:hAnsi="Wingdings" w:hint="default"/>
         <w:sz w:val="20"/>
       </w:rPr>
     </w:lvl>
@@ -2445,7 +2540,7 @@
         <w:ind w:left="4320" w:hanging="360"/>
       </w:pPr>
       <w:rPr>
-        <w:rFonts w:hint="default" w:ascii="Wingdings" w:hAnsi="Wingdings"/>
+        <w:rFonts w:ascii="Wingdings" w:hAnsi="Wingdings" w:hint="default"/>
         <w:sz w:val="20"/>
       </w:rPr>
     </w:lvl>
@@ -2461,7 +2556,7 @@
         <w:ind w:left="5040" w:hanging="360"/>
       </w:pPr>
       <w:rPr>
-        <w:rFonts w:hint="default" w:ascii="Wingdings" w:hAnsi="Wingdings"/>
+        <w:rFonts w:ascii="Wingdings" w:hAnsi="Wingdings" w:hint="default"/>
         <w:sz w:val="20"/>
       </w:rPr>
     </w:lvl>
@@ -2477,7 +2572,7 @@
         <w:ind w:left="5760" w:hanging="360"/>
       </w:pPr>
       <w:rPr>
-        <w:rFonts w:hint="default" w:ascii="Wingdings" w:hAnsi="Wingdings"/>
+        <w:rFonts w:ascii="Wingdings" w:hAnsi="Wingdings" w:hint="default"/>
         <w:sz w:val="20"/>
       </w:rPr>
     </w:lvl>
@@ -2493,12 +2588,12 @@
         <w:ind w:left="6480" w:hanging="360"/>
       </w:pPr>
       <w:rPr>
-        <w:rFonts w:hint="default" w:ascii="Wingdings" w:hAnsi="Wingdings"/>
+        <w:rFonts w:ascii="Wingdings" w:hAnsi="Wingdings" w:hint="default"/>
         <w:sz w:val="20"/>
       </w:rPr>
     </w:lvl>
   </w:abstractNum>
-  <w:abstractNum w:abstractNumId="4" w15:restartNumberingAfterBreak="0">
+  <w:abstractNum w:abstractNumId="5" w15:restartNumberingAfterBreak="0">
     <w:nsid w:val="41F75746"/>
     <w:multiLevelType w:val="multilevel"/>
     <w:tmpl w:val="C9E85BF8"/>
@@ -2514,7 +2609,7 @@
         <w:ind w:left="720" w:hanging="360"/>
       </w:pPr>
       <w:rPr>
-        <w:rFonts w:hint="default" w:ascii="Symbol" w:hAnsi="Symbol"/>
+        <w:rFonts w:ascii="Symbol" w:hAnsi="Symbol" w:hint="default"/>
         <w:sz w:val="20"/>
       </w:rPr>
     </w:lvl>
@@ -2530,7 +2625,7 @@
         <w:ind w:left="1440" w:hanging="360"/>
       </w:pPr>
       <w:rPr>
-        <w:rFonts w:hint="default" w:ascii="Courier New" w:hAnsi="Courier New"/>
+        <w:rFonts w:ascii="Courier New" w:hAnsi="Courier New" w:hint="default"/>
         <w:sz w:val="20"/>
       </w:rPr>
     </w:lvl>
@@ -2546,7 +2641,7 @@
         <w:ind w:left="2160" w:hanging="360"/>
       </w:pPr>
       <w:rPr>
-        <w:rFonts w:hint="default" w:ascii="Wingdings" w:hAnsi="Wingdings"/>
+        <w:rFonts w:ascii="Wingdings" w:hAnsi="Wingdings" w:hint="default"/>
         <w:sz w:val="20"/>
       </w:rPr>
     </w:lvl>
@@ -2562,7 +2657,7 @@
         <w:ind w:left="2880" w:hanging="360"/>
       </w:pPr>
       <w:rPr>
-        <w:rFonts w:hint="default" w:ascii="Wingdings" w:hAnsi="Wingdings"/>
+        <w:rFonts w:ascii="Wingdings" w:hAnsi="Wingdings" w:hint="default"/>
         <w:sz w:val="20"/>
       </w:rPr>
     </w:lvl>
@@ -2578,7 +2673,7 @@
         <w:ind w:left="3600" w:hanging="360"/>
       </w:pPr>
       <w:rPr>
-        <w:rFonts w:hint="default" w:ascii="Wingdings" w:hAnsi="Wingdings"/>
+        <w:rFonts w:ascii="Wingdings" w:hAnsi="Wingdings" w:hint="default"/>
         <w:sz w:val="20"/>
       </w:rPr>
     </w:lvl>
@@ -2594,7 +2689,7 @@
         <w:ind w:left="4320" w:hanging="360"/>
       </w:pPr>
       <w:rPr>
-        <w:rFonts w:hint="default" w:ascii="Wingdings" w:hAnsi="Wingdings"/>
+        <w:rFonts w:ascii="Wingdings" w:hAnsi="Wingdings" w:hint="default"/>
         <w:sz w:val="20"/>
       </w:rPr>
     </w:lvl>
@@ -2610,7 +2705,7 @@
         <w:ind w:left="5040" w:hanging="360"/>
       </w:pPr>
       <w:rPr>
-        <w:rFonts w:hint="default" w:ascii="Wingdings" w:hAnsi="Wingdings"/>
+        <w:rFonts w:ascii="Wingdings" w:hAnsi="Wingdings" w:hint="default"/>
         <w:sz w:val="20"/>
       </w:rPr>
     </w:lvl>
@@ -2626,7 +2721,7 @@
         <w:ind w:left="5760" w:hanging="360"/>
       </w:pPr>
       <w:rPr>
-        <w:rFonts w:hint="default" w:ascii="Wingdings" w:hAnsi="Wingdings"/>
+        <w:rFonts w:ascii="Wingdings" w:hAnsi="Wingdings" w:hint="default"/>
         <w:sz w:val="20"/>
       </w:rPr>
     </w:lvl>
@@ -2642,12 +2737,12 @@
         <w:ind w:left="6480" w:hanging="360"/>
       </w:pPr>
       <w:rPr>
-        <w:rFonts w:hint="default" w:ascii="Wingdings" w:hAnsi="Wingdings"/>
+        <w:rFonts w:ascii="Wingdings" w:hAnsi="Wingdings" w:hint="default"/>
         <w:sz w:val="20"/>
       </w:rPr>
     </w:lvl>
   </w:abstractNum>
-  <w:abstractNum w:abstractNumId="5" w15:restartNumberingAfterBreak="0">
+  <w:abstractNum w:abstractNumId="6" w15:restartNumberingAfterBreak="0">
     <w:nsid w:val="425C05DF"/>
     <w:multiLevelType w:val="multilevel"/>
     <w:tmpl w:val="EE387C66"/>
@@ -2663,7 +2758,7 @@
         <w:ind w:left="720" w:hanging="360"/>
       </w:pPr>
       <w:rPr>
-        <w:rFonts w:hint="default" w:ascii="Symbol" w:hAnsi="Symbol"/>
+        <w:rFonts w:ascii="Symbol" w:hAnsi="Symbol" w:hint="default"/>
         <w:sz w:val="20"/>
       </w:rPr>
     </w:lvl>
@@ -2679,7 +2774,7 @@
         <w:ind w:left="1440" w:hanging="360"/>
       </w:pPr>
       <w:rPr>
-        <w:rFonts w:hint="default" w:ascii="Courier New" w:hAnsi="Courier New"/>
+        <w:rFonts w:ascii="Courier New" w:hAnsi="Courier New" w:hint="default"/>
         <w:sz w:val="20"/>
       </w:rPr>
     </w:lvl>
@@ -2695,7 +2790,7 @@
         <w:ind w:left="2160" w:hanging="360"/>
       </w:pPr>
       <w:rPr>
-        <w:rFonts w:hint="default" w:ascii="Wingdings" w:hAnsi="Wingdings"/>
+        <w:rFonts w:ascii="Wingdings" w:hAnsi="Wingdings" w:hint="default"/>
         <w:sz w:val="20"/>
       </w:rPr>
     </w:lvl>
@@ -2711,7 +2806,7 @@
         <w:ind w:left="2880" w:hanging="360"/>
       </w:pPr>
       <w:rPr>
-        <w:rFonts w:hint="default" w:ascii="Wingdings" w:hAnsi="Wingdings"/>
+        <w:rFonts w:ascii="Wingdings" w:hAnsi="Wingdings" w:hint="default"/>
         <w:sz w:val="20"/>
       </w:rPr>
     </w:lvl>
@@ -2727,7 +2822,7 @@
         <w:ind w:left="3600" w:hanging="360"/>
       </w:pPr>
       <w:rPr>
-        <w:rFonts w:hint="default" w:ascii="Wingdings" w:hAnsi="Wingdings"/>
+        <w:rFonts w:ascii="Wingdings" w:hAnsi="Wingdings" w:hint="default"/>
         <w:sz w:val="20"/>
       </w:rPr>
     </w:lvl>
@@ -2743,7 +2838,7 @@
         <w:ind w:left="4320" w:hanging="360"/>
       </w:pPr>
       <w:rPr>
-        <w:rFonts w:hint="default" w:ascii="Wingdings" w:hAnsi="Wingdings"/>
+        <w:rFonts w:ascii="Wingdings" w:hAnsi="Wingdings" w:hint="default"/>
         <w:sz w:val="20"/>
       </w:rPr>
     </w:lvl>
@@ -2759,7 +2854,7 @@
         <w:ind w:left="5040" w:hanging="360"/>
       </w:pPr>
       <w:rPr>
-        <w:rFonts w:hint="default" w:ascii="Wingdings" w:hAnsi="Wingdings"/>
+        <w:rFonts w:ascii="Wingdings" w:hAnsi="Wingdings" w:hint="default"/>
         <w:sz w:val="20"/>
       </w:rPr>
     </w:lvl>
@@ -2775,7 +2870,7 @@
         <w:ind w:left="5760" w:hanging="360"/>
       </w:pPr>
       <w:rPr>
-        <w:rFonts w:hint="default" w:ascii="Wingdings" w:hAnsi="Wingdings"/>
+        <w:rFonts w:ascii="Wingdings" w:hAnsi="Wingdings" w:hint="default"/>
         <w:sz w:val="20"/>
       </w:rPr>
     </w:lvl>
@@ -2791,12 +2886,12 @@
         <w:ind w:left="6480" w:hanging="360"/>
       </w:pPr>
       <w:rPr>
-        <w:rFonts w:hint="default" w:ascii="Wingdings" w:hAnsi="Wingdings"/>
+        <w:rFonts w:ascii="Wingdings" w:hAnsi="Wingdings" w:hint="default"/>
         <w:sz w:val="20"/>
       </w:rPr>
     </w:lvl>
   </w:abstractNum>
-  <w:abstractNum w:abstractNumId="6" w15:restartNumberingAfterBreak="0">
+  <w:abstractNum w:abstractNumId="7" w15:restartNumberingAfterBreak="0">
     <w:nsid w:val="509A7B92"/>
     <w:multiLevelType w:val="multilevel"/>
     <w:tmpl w:val="A14459E4"/>
@@ -2909,7 +3004,7 @@
       </w:pPr>
     </w:lvl>
   </w:abstractNum>
-  <w:abstractNum w:abstractNumId="7" w15:restartNumberingAfterBreak="0">
+  <w:abstractNum w:abstractNumId="8" w15:restartNumberingAfterBreak="0">
     <w:nsid w:val="516D0CF6"/>
     <w:multiLevelType w:val="hybridMultilevel"/>
     <w:tmpl w:val="2E443618"/>
@@ -2998,7 +3093,7 @@
       </w:pPr>
     </w:lvl>
   </w:abstractNum>
-  <w:abstractNum w:abstractNumId="8" w15:restartNumberingAfterBreak="0">
+  <w:abstractNum w:abstractNumId="9" w15:restartNumberingAfterBreak="0">
     <w:nsid w:val="6F94499A"/>
     <w:multiLevelType w:val="multilevel"/>
     <w:tmpl w:val="DCF0802E"/>
@@ -3014,7 +3109,7 @@
         <w:ind w:left="720" w:hanging="360"/>
       </w:pPr>
       <w:rPr>
-        <w:rFonts w:hint="default" w:ascii="Symbol" w:hAnsi="Symbol"/>
+        <w:rFonts w:ascii="Symbol" w:hAnsi="Symbol" w:hint="default"/>
         <w:sz w:val="20"/>
       </w:rPr>
     </w:lvl>
@@ -3030,7 +3125,7 @@
         <w:ind w:left="1440" w:hanging="360"/>
       </w:pPr>
       <w:rPr>
-        <w:rFonts w:hint="default" w:ascii="Courier New" w:hAnsi="Courier New"/>
+        <w:rFonts w:ascii="Courier New" w:hAnsi="Courier New" w:hint="default"/>
         <w:sz w:val="20"/>
       </w:rPr>
     </w:lvl>
@@ -3046,7 +3141,7 @@
         <w:ind w:left="2160" w:hanging="360"/>
       </w:pPr>
       <w:rPr>
-        <w:rFonts w:hint="default" w:ascii="Wingdings" w:hAnsi="Wingdings"/>
+        <w:rFonts w:ascii="Wingdings" w:hAnsi="Wingdings" w:hint="default"/>
         <w:sz w:val="20"/>
       </w:rPr>
     </w:lvl>
@@ -3062,7 +3157,7 @@
         <w:ind w:left="2880" w:hanging="360"/>
       </w:pPr>
       <w:rPr>
-        <w:rFonts w:hint="default" w:ascii="Wingdings" w:hAnsi="Wingdings"/>
+        <w:rFonts w:ascii="Wingdings" w:hAnsi="Wingdings" w:hint="default"/>
         <w:sz w:val="20"/>
       </w:rPr>
     </w:lvl>
@@ -3078,7 +3173,7 @@
         <w:ind w:left="3600" w:hanging="360"/>
       </w:pPr>
       <w:rPr>
-        <w:rFonts w:hint="default" w:ascii="Wingdings" w:hAnsi="Wingdings"/>
+        <w:rFonts w:ascii="Wingdings" w:hAnsi="Wingdings" w:hint="default"/>
         <w:sz w:val="20"/>
       </w:rPr>
     </w:lvl>
@@ -3094,7 +3189,7 @@
         <w:ind w:left="4320" w:hanging="360"/>
       </w:pPr>
       <w:rPr>
-        <w:rFonts w:hint="default" w:ascii="Wingdings" w:hAnsi="Wingdings"/>
+        <w:rFonts w:ascii="Wingdings" w:hAnsi="Wingdings" w:hint="default"/>
         <w:sz w:val="20"/>
       </w:rPr>
     </w:lvl>
@@ -3110,7 +3205,7 @@
         <w:ind w:left="5040" w:hanging="360"/>
       </w:pPr>
       <w:rPr>
-        <w:rFonts w:hint="default" w:ascii="Wingdings" w:hAnsi="Wingdings"/>
+        <w:rFonts w:ascii="Wingdings" w:hAnsi="Wingdings" w:hint="default"/>
         <w:sz w:val="20"/>
       </w:rPr>
     </w:lvl>
@@ -3126,7 +3221,7 @@
         <w:ind w:left="5760" w:hanging="360"/>
       </w:pPr>
       <w:rPr>
-        <w:rFonts w:hint="default" w:ascii="Wingdings" w:hAnsi="Wingdings"/>
+        <w:rFonts w:ascii="Wingdings" w:hAnsi="Wingdings" w:hint="default"/>
         <w:sz w:val="20"/>
       </w:rPr>
     </w:lvl>
@@ -3142,12 +3237,12 @@
         <w:ind w:left="6480" w:hanging="360"/>
       </w:pPr>
       <w:rPr>
-        <w:rFonts w:hint="default" w:ascii="Wingdings" w:hAnsi="Wingdings"/>
+        <w:rFonts w:ascii="Wingdings" w:hAnsi="Wingdings" w:hint="default"/>
         <w:sz w:val="20"/>
       </w:rPr>
     </w:lvl>
   </w:abstractNum>
-  <w:abstractNum w:abstractNumId="9" w15:restartNumberingAfterBreak="0">
+  <w:abstractNum w:abstractNumId="10" w15:restartNumberingAfterBreak="0">
     <w:nsid w:val="738456F7"/>
     <w:multiLevelType w:val="multilevel"/>
     <w:tmpl w:val="13D41B5E"/>
@@ -3163,7 +3258,7 @@
         <w:ind w:left="720" w:hanging="360"/>
       </w:pPr>
       <w:rPr>
-        <w:rFonts w:hint="default" w:ascii="Symbol" w:hAnsi="Symbol"/>
+        <w:rFonts w:ascii="Symbol" w:hAnsi="Symbol" w:hint="default"/>
         <w:sz w:val="20"/>
       </w:rPr>
     </w:lvl>
@@ -3196,7 +3291,7 @@
         <w:ind w:left="2160" w:hanging="360"/>
       </w:pPr>
       <w:rPr>
-        <w:rFonts w:hint="default" w:ascii="Wingdings" w:hAnsi="Wingdings"/>
+        <w:rFonts w:ascii="Wingdings" w:hAnsi="Wingdings" w:hint="default"/>
         <w:sz w:val="20"/>
       </w:rPr>
     </w:lvl>
@@ -3212,7 +3307,7 @@
         <w:ind w:left="2880" w:hanging="360"/>
       </w:pPr>
       <w:rPr>
-        <w:rFonts w:hint="default" w:ascii="Wingdings" w:hAnsi="Wingdings"/>
+        <w:rFonts w:ascii="Wingdings" w:hAnsi="Wingdings" w:hint="default"/>
         <w:sz w:val="20"/>
       </w:rPr>
     </w:lvl>
@@ -3228,7 +3323,7 @@
         <w:ind w:left="3600" w:hanging="360"/>
       </w:pPr>
       <w:rPr>
-        <w:rFonts w:hint="default" w:ascii="Wingdings" w:hAnsi="Wingdings"/>
+        <w:rFonts w:ascii="Wingdings" w:hAnsi="Wingdings" w:hint="default"/>
         <w:sz w:val="20"/>
       </w:rPr>
     </w:lvl>
@@ -3244,7 +3339,7 @@
         <w:ind w:left="4320" w:hanging="360"/>
       </w:pPr>
       <w:rPr>
-        <w:rFonts w:hint="default" w:ascii="Wingdings" w:hAnsi="Wingdings"/>
+        <w:rFonts w:ascii="Wingdings" w:hAnsi="Wingdings" w:hint="default"/>
         <w:sz w:val="20"/>
       </w:rPr>
     </w:lvl>
@@ -3260,7 +3355,7 @@
         <w:ind w:left="5040" w:hanging="360"/>
       </w:pPr>
       <w:rPr>
-        <w:rFonts w:hint="default" w:ascii="Wingdings" w:hAnsi="Wingdings"/>
+        <w:rFonts w:ascii="Wingdings" w:hAnsi="Wingdings" w:hint="default"/>
         <w:sz w:val="20"/>
       </w:rPr>
     </w:lvl>
@@ -3276,7 +3371,7 @@
         <w:ind w:left="5760" w:hanging="360"/>
       </w:pPr>
       <w:rPr>
-        <w:rFonts w:hint="default" w:ascii="Wingdings" w:hAnsi="Wingdings"/>
+        <w:rFonts w:ascii="Wingdings" w:hAnsi="Wingdings" w:hint="default"/>
         <w:sz w:val="20"/>
       </w:rPr>
     </w:lvl>
@@ -3292,12 +3387,12 @@
         <w:ind w:left="6480" w:hanging="360"/>
       </w:pPr>
       <w:rPr>
-        <w:rFonts w:hint="default" w:ascii="Wingdings" w:hAnsi="Wingdings"/>
+        <w:rFonts w:ascii="Wingdings" w:hAnsi="Wingdings" w:hint="default"/>
         <w:sz w:val="20"/>
       </w:rPr>
     </w:lvl>
   </w:abstractNum>
-  <w:abstractNum w:abstractNumId="10" w15:restartNumberingAfterBreak="0">
+  <w:abstractNum w:abstractNumId="11" w15:restartNumberingAfterBreak="0">
     <w:nsid w:val="76B96F05"/>
     <w:multiLevelType w:val="multilevel"/>
     <w:tmpl w:val="DC309600"/>
@@ -3313,7 +3408,7 @@
         <w:ind w:left="720" w:hanging="360"/>
       </w:pPr>
       <w:rPr>
-        <w:rFonts w:hint="default" w:ascii="Symbol" w:hAnsi="Symbol"/>
+        <w:rFonts w:ascii="Symbol" w:hAnsi="Symbol" w:hint="default"/>
         <w:sz w:val="20"/>
       </w:rPr>
     </w:lvl>
@@ -3329,7 +3424,7 @@
         <w:ind w:left="1440" w:hanging="360"/>
       </w:pPr>
       <w:rPr>
-        <w:rFonts w:hint="default" w:ascii="Courier New" w:hAnsi="Courier New"/>
+        <w:rFonts w:ascii="Courier New" w:hAnsi="Courier New" w:hint="default"/>
         <w:sz w:val="20"/>
       </w:rPr>
     </w:lvl>
@@ -3345,7 +3440,7 @@
         <w:ind w:left="2160" w:hanging="360"/>
       </w:pPr>
       <w:rPr>
-        <w:rFonts w:hint="default" w:ascii="Wingdings" w:hAnsi="Wingdings"/>
+        <w:rFonts w:ascii="Wingdings" w:hAnsi="Wingdings" w:hint="default"/>
         <w:sz w:val="20"/>
       </w:rPr>
     </w:lvl>
@@ -3361,7 +3456,7 @@
         <w:ind w:left="2880" w:hanging="360"/>
       </w:pPr>
       <w:rPr>
-        <w:rFonts w:hint="default" w:ascii="Wingdings" w:hAnsi="Wingdings"/>
+        <w:rFonts w:ascii="Wingdings" w:hAnsi="Wingdings" w:hint="default"/>
         <w:sz w:val="20"/>
       </w:rPr>
     </w:lvl>
@@ -3377,7 +3472,7 @@
         <w:ind w:left="3600" w:hanging="360"/>
       </w:pPr>
       <w:rPr>
-        <w:rFonts w:hint="default" w:ascii="Wingdings" w:hAnsi="Wingdings"/>
+        <w:rFonts w:ascii="Wingdings" w:hAnsi="Wingdings" w:hint="default"/>
         <w:sz w:val="20"/>
       </w:rPr>
     </w:lvl>
@@ -3393,7 +3488,7 @@
         <w:ind w:left="4320" w:hanging="360"/>
       </w:pPr>
       <w:rPr>
-        <w:rFonts w:hint="default" w:ascii="Wingdings" w:hAnsi="Wingdings"/>
+        <w:rFonts w:ascii="Wingdings" w:hAnsi="Wingdings" w:hint="default"/>
         <w:sz w:val="20"/>
       </w:rPr>
     </w:lvl>
@@ -3409,7 +3504,7 @@
         <w:ind w:left="5040" w:hanging="360"/>
       </w:pPr>
       <w:rPr>
-        <w:rFonts w:hint="default" w:ascii="Wingdings" w:hAnsi="Wingdings"/>
+        <w:rFonts w:ascii="Wingdings" w:hAnsi="Wingdings" w:hint="default"/>
         <w:sz w:val="20"/>
       </w:rPr>
     </w:lvl>
@@ -3425,7 +3520,7 @@
         <w:ind w:left="5760" w:hanging="360"/>
       </w:pPr>
       <w:rPr>
-        <w:rFonts w:hint="default" w:ascii="Wingdings" w:hAnsi="Wingdings"/>
+        <w:rFonts w:ascii="Wingdings" w:hAnsi="Wingdings" w:hint="default"/>
         <w:sz w:val="20"/>
       </w:rPr>
     </w:lvl>
@@ -3441,12 +3536,12 @@
         <w:ind w:left="6480" w:hanging="360"/>
       </w:pPr>
       <w:rPr>
-        <w:rFonts w:hint="default" w:ascii="Wingdings" w:hAnsi="Wingdings"/>
+        <w:rFonts w:ascii="Wingdings" w:hAnsi="Wingdings" w:hint="default"/>
         <w:sz w:val="20"/>
       </w:rPr>
     </w:lvl>
   </w:abstractNum>
-  <w:abstractNum w:abstractNumId="11" w15:restartNumberingAfterBreak="0">
+  <w:abstractNum w:abstractNumId="12" w15:restartNumberingAfterBreak="0">
     <w:nsid w:val="77710885"/>
     <w:multiLevelType w:val="multilevel"/>
     <w:tmpl w:val="2D8A7504"/>
@@ -3560,34 +3655,34 @@
     </w:lvl>
   </w:abstractNum>
   <w:num w:numId="1" w16cid:durableId="1794711100">
+    <w:abstractNumId w:val="8"/>
+  </w:num>
+  <w:num w:numId="2" w16cid:durableId="58946002">
+    <w:abstractNumId w:val="10"/>
+  </w:num>
+  <w:num w:numId="3" w16cid:durableId="1449810548">
+    <w:abstractNumId w:val="12"/>
+  </w:num>
+  <w:num w:numId="4" w16cid:durableId="2027555765">
+    <w:abstractNumId w:val="11"/>
+  </w:num>
+  <w:num w:numId="5" w16cid:durableId="128862675">
     <w:abstractNumId w:val="7"/>
   </w:num>
-  <w:num w:numId="2" w16cid:durableId="58946002">
+  <w:num w:numId="6" w16cid:durableId="2022195731">
     <w:abstractNumId w:val="9"/>
-  </w:num>
-  <w:num w:numId="3" w16cid:durableId="1449810548">
-    <w:abstractNumId w:val="11"/>
-  </w:num>
-  <w:num w:numId="4" w16cid:durableId="2027555765">
-    <w:abstractNumId w:val="10"/>
-  </w:num>
-  <w:num w:numId="5" w16cid:durableId="128862675">
-    <w:abstractNumId w:val="6"/>
-  </w:num>
-  <w:num w:numId="6" w16cid:durableId="2022195731">
-    <w:abstractNumId w:val="8"/>
   </w:num>
   <w:num w:numId="7" w16cid:durableId="1625426495">
     <w:abstractNumId w:val="0"/>
   </w:num>
   <w:num w:numId="8" w16cid:durableId="1337608067">
-    <w:abstractNumId w:val="3"/>
+    <w:abstractNumId w:val="4"/>
   </w:num>
   <w:num w:numId="9" w16cid:durableId="1768891532">
-    <w:abstractNumId w:val="4"/>
+    <w:abstractNumId w:val="5"/>
   </w:num>
   <w:num w:numId="10" w16cid:durableId="1726374208">
-    <w:abstractNumId w:val="5"/>
+    <w:abstractNumId w:val="6"/>
   </w:num>
   <w:num w:numId="11" w16cid:durableId="1863860384">
     <w:abstractNumId w:val="2"/>
@@ -3595,23 +3690,27 @@
   <w:num w:numId="12" w16cid:durableId="1152142029">
     <w:abstractNumId w:val="1"/>
   </w:num>
+  <w:num w:numId="13" w16cid:durableId="1449277521">
+    <w:abstractNumId w:val="3"/>
+    <w:lvlOverride w:ilvl="0"/>
+    <w:lvlOverride w:ilvl="1"/>
+    <w:lvlOverride w:ilvl="2"/>
+    <w:lvlOverride w:ilvl="3"/>
+    <w:lvlOverride w:ilvl="4"/>
+    <w:lvlOverride w:ilvl="5"/>
+    <w:lvlOverride w:ilvl="6"/>
+    <w:lvlOverride w:ilvl="7"/>
+    <w:lvlOverride w:ilvl="8"/>
+  </w:num>
 </w:numbering>
 </file>
 
-<file path=word/people.xml><?xml version="1.0" encoding="utf-8"?>
-<w15:people xmlns:mc="http://schemas.openxmlformats.org/markup-compatibility/2006" xmlns:w15="http://schemas.microsoft.com/office/word/2012/wordml" mc:Ignorable="w15">
-  <w15:person w15:author="Fabienne Dobbels">
-    <w15:presenceInfo w15:providerId="AD" w15:userId="S::fabienne.dobbels@kuleuven.be::6af49e9b-5a3b-47c4-8312-83989a90b1c2"/>
-  </w15:person>
-</w15:people>
-</file>
-
 <file path=word/styles.xml><?xml version="1.0" encoding="utf-8"?>
-<w:styles xmlns:wp14="http://schemas.microsoft.com/office/word/2010/wordprocessingDrawing" xmlns:mc="http://schemas.openxmlformats.org/markup-compatibility/2006" xmlns:r="http://schemas.openxmlformats.org/officeDocument/2006/relationships" xmlns:w="http://schemas.openxmlformats.org/wordprocessingml/2006/main" xmlns:w14="http://schemas.microsoft.com/office/word/2010/wordml" xmlns:w15="http://schemas.microsoft.com/office/word/2012/wordml" xmlns:w16cex="http://schemas.microsoft.com/office/word/2018/wordml/cex" xmlns:w16cid="http://schemas.microsoft.com/office/word/2016/wordml/cid" xmlns:w16="http://schemas.microsoft.com/office/word/2018/wordml" xmlns:w16du="http://schemas.microsoft.com/office/word/2023/wordml/word16du" xmlns:w16sdtdh="http://schemas.microsoft.com/office/word/2020/wordml/sdtdatahash" xmlns:w16sdtfl="http://schemas.microsoft.com/office/word/2024/wordml/sdtformatlock" xmlns:w16se="http://schemas.microsoft.com/office/word/2015/wordml/symex" mc:Ignorable="w14 w15 w16se w16cid w16 w16cex w16sdtdh w16sdtfl w16du wp14">
+<w:styles xmlns:mc="http://schemas.openxmlformats.org/markup-compatibility/2006" xmlns:r="http://schemas.openxmlformats.org/officeDocument/2006/relationships" xmlns:w="http://schemas.openxmlformats.org/wordprocessingml/2006/main" xmlns:w14="http://schemas.microsoft.com/office/word/2010/wordml" xmlns:w15="http://schemas.microsoft.com/office/word/2012/wordml" xmlns:w16cex="http://schemas.microsoft.com/office/word/2018/wordml/cex" xmlns:w16cid="http://schemas.microsoft.com/office/word/2016/wordml/cid" xmlns:w16="http://schemas.microsoft.com/office/word/2018/wordml" xmlns:w16du="http://schemas.microsoft.com/office/word/2023/wordml/word16du" xmlns:w16sdtdh="http://schemas.microsoft.com/office/word/2020/wordml/sdtdatahash" xmlns:w16sdtfl="http://schemas.microsoft.com/office/word/2024/wordml/sdtformatlock" xmlns:w16se="http://schemas.microsoft.com/office/word/2015/wordml/symex" mc:Ignorable="w14 w15 w16se w16cid w16 w16cex w16sdtdh w16sdtfl w16du">
   <w:docDefaults>
     <w:rPrDefault>
       <w:rPr>
-        <w:rFonts w:asciiTheme="minorHAnsi" w:hAnsiTheme="minorHAnsi" w:eastAsiaTheme="minorHAnsi" w:cstheme="minorBidi"/>
+        <w:rFonts w:asciiTheme="minorHAnsi" w:eastAsiaTheme="minorHAnsi" w:hAnsiTheme="minorHAnsi" w:cstheme="minorBidi"/>
         <w:kern w:val="2"/>
         <w:sz w:val="24"/>
         <w:szCs w:val="24"/>
@@ -3628,14 +3727,14 @@
   <w:latentStyles w:defLockedState="0" w:defUIPriority="99" w:defSemiHidden="0" w:defUnhideWhenUsed="0" w:defQFormat="0" w:count="376">
     <w:lsdException w:name="Normal" w:uiPriority="0" w:qFormat="1"/>
     <w:lsdException w:name="heading 1" w:uiPriority="0" w:qFormat="1"/>
-    <w:lsdException w:name="heading 2" w:uiPriority="9" w:semiHidden="1" w:unhideWhenUsed="1" w:qFormat="1"/>
-    <w:lsdException w:name="heading 3" w:uiPriority="9" w:semiHidden="1" w:unhideWhenUsed="1" w:qFormat="1"/>
-    <w:lsdException w:name="heading 4" w:uiPriority="9" w:semiHidden="1" w:unhideWhenUsed="1" w:qFormat="1"/>
-    <w:lsdException w:name="heading 5" w:uiPriority="9" w:semiHidden="1" w:unhideWhenUsed="1" w:qFormat="1"/>
-    <w:lsdException w:name="heading 6" w:uiPriority="9" w:semiHidden="1" w:unhideWhenUsed="1" w:qFormat="1"/>
-    <w:lsdException w:name="heading 7" w:uiPriority="9" w:semiHidden="1" w:unhideWhenUsed="1" w:qFormat="1"/>
-    <w:lsdException w:name="heading 8" w:uiPriority="9" w:semiHidden="1" w:unhideWhenUsed="1" w:qFormat="1"/>
-    <w:lsdException w:name="heading 9" w:uiPriority="9" w:semiHidden="1" w:unhideWhenUsed="1" w:qFormat="1"/>
+    <w:lsdException w:name="heading 2" w:semiHidden="1" w:uiPriority="9" w:unhideWhenUsed="1" w:qFormat="1"/>
+    <w:lsdException w:name="heading 3" w:semiHidden="1" w:uiPriority="9" w:unhideWhenUsed="1" w:qFormat="1"/>
+    <w:lsdException w:name="heading 4" w:semiHidden="1" w:uiPriority="9" w:unhideWhenUsed="1" w:qFormat="1"/>
+    <w:lsdException w:name="heading 5" w:semiHidden="1" w:uiPriority="9" w:unhideWhenUsed="1" w:qFormat="1"/>
+    <w:lsdException w:name="heading 6" w:semiHidden="1" w:uiPriority="9" w:unhideWhenUsed="1" w:qFormat="1"/>
+    <w:lsdException w:name="heading 7" w:semiHidden="1" w:uiPriority="9" w:unhideWhenUsed="1" w:qFormat="1"/>
+    <w:lsdException w:name="heading 8" w:semiHidden="1" w:uiPriority="9" w:unhideWhenUsed="1" w:qFormat="1"/>
+    <w:lsdException w:name="heading 9" w:semiHidden="1" w:uiPriority="9" w:unhideWhenUsed="1" w:qFormat="1"/>
     <w:lsdException w:name="index 1" w:semiHidden="1" w:unhideWhenUsed="1"/>
     <w:lsdException w:name="index 2" w:semiHidden="1" w:unhideWhenUsed="1"/>
     <w:lsdException w:name="index 3" w:semiHidden="1" w:unhideWhenUsed="1"/>
@@ -3645,22 +3744,22 @@
     <w:lsdException w:name="index 7" w:semiHidden="1" w:unhideWhenUsed="1"/>
     <w:lsdException w:name="index 8" w:semiHidden="1" w:unhideWhenUsed="1"/>
     <w:lsdException w:name="index 9" w:semiHidden="1" w:unhideWhenUsed="1"/>
-    <w:lsdException w:name="toc 1" w:uiPriority="39" w:semiHidden="1" w:unhideWhenUsed="1"/>
-    <w:lsdException w:name="toc 2" w:uiPriority="39" w:semiHidden="1" w:unhideWhenUsed="1"/>
-    <w:lsdException w:name="toc 3" w:uiPriority="39" w:semiHidden="1" w:unhideWhenUsed="1"/>
-    <w:lsdException w:name="toc 4" w:uiPriority="39" w:semiHidden="1" w:unhideWhenUsed="1"/>
-    <w:lsdException w:name="toc 5" w:uiPriority="39" w:semiHidden="1" w:unhideWhenUsed="1"/>
-    <w:lsdException w:name="toc 6" w:uiPriority="39" w:semiHidden="1" w:unhideWhenUsed="1"/>
-    <w:lsdException w:name="toc 7" w:uiPriority="39" w:semiHidden="1" w:unhideWhenUsed="1"/>
-    <w:lsdException w:name="toc 8" w:uiPriority="39" w:semiHidden="1" w:unhideWhenUsed="1"/>
-    <w:lsdException w:name="toc 9" w:uiPriority="39" w:semiHidden="1" w:unhideWhenUsed="1"/>
+    <w:lsdException w:name="toc 1" w:semiHidden="1" w:uiPriority="39" w:unhideWhenUsed="1"/>
+    <w:lsdException w:name="toc 2" w:semiHidden="1" w:uiPriority="39" w:unhideWhenUsed="1"/>
+    <w:lsdException w:name="toc 3" w:semiHidden="1" w:uiPriority="39" w:unhideWhenUsed="1"/>
+    <w:lsdException w:name="toc 4" w:semiHidden="1" w:uiPriority="39" w:unhideWhenUsed="1"/>
+    <w:lsdException w:name="toc 5" w:semiHidden="1" w:uiPriority="39" w:unhideWhenUsed="1"/>
+    <w:lsdException w:name="toc 6" w:semiHidden="1" w:uiPriority="39" w:unhideWhenUsed="1"/>
+    <w:lsdException w:name="toc 7" w:semiHidden="1" w:uiPriority="39" w:unhideWhenUsed="1"/>
+    <w:lsdException w:name="toc 8" w:semiHidden="1" w:uiPriority="39" w:unhideWhenUsed="1"/>
+    <w:lsdException w:name="toc 9" w:semiHidden="1" w:uiPriority="39" w:unhideWhenUsed="1"/>
     <w:lsdException w:name="Normal Indent" w:semiHidden="1" w:unhideWhenUsed="1"/>
     <w:lsdException w:name="footnote text" w:semiHidden="1" w:unhideWhenUsed="1"/>
     <w:lsdException w:name="annotation text" w:semiHidden="1" w:unhideWhenUsed="1"/>
     <w:lsdException w:name="header" w:semiHidden="1" w:unhideWhenUsed="1"/>
     <w:lsdException w:name="footer" w:semiHidden="1" w:unhideWhenUsed="1"/>
     <w:lsdException w:name="index heading" w:semiHidden="1" w:unhideWhenUsed="1"/>
-    <w:lsdException w:name="caption" w:uiPriority="35" w:semiHidden="1" w:unhideWhenUsed="1" w:qFormat="1"/>
+    <w:lsdException w:name="caption" w:semiHidden="1" w:uiPriority="35" w:unhideWhenUsed="1" w:qFormat="1"/>
     <w:lsdException w:name="table of figures" w:semiHidden="1" w:unhideWhenUsed="1"/>
     <w:lsdException w:name="envelope address" w:semiHidden="1" w:unhideWhenUsed="1"/>
     <w:lsdException w:name="envelope return" w:semiHidden="1" w:unhideWhenUsed="1"/>
@@ -3691,7 +3790,7 @@
     <w:lsdException w:name="Title" w:uiPriority="10" w:qFormat="1"/>
     <w:lsdException w:name="Closing" w:semiHidden="1" w:unhideWhenUsed="1"/>
     <w:lsdException w:name="Signature" w:semiHidden="1" w:unhideWhenUsed="1"/>
-    <w:lsdException w:name="Default Paragraph Font" w:uiPriority="1" w:semiHidden="1" w:unhideWhenUsed="1"/>
+    <w:lsdException w:name="Default Paragraph Font" w:semiHidden="1" w:uiPriority="1" w:unhideWhenUsed="1"/>
     <w:lsdException w:name="Body Text" w:semiHidden="1" w:unhideWhenUsed="1"/>
     <w:lsdException w:name="Body Text Indent" w:semiHidden="1" w:unhideWhenUsed="1"/>
     <w:lsdException w:name="List Continue" w:semiHidden="1" w:unhideWhenUsed="1"/>
@@ -3891,8 +3990,8 @@
     <w:lsdException w:name="Subtle Reference" w:uiPriority="31" w:qFormat="1"/>
     <w:lsdException w:name="Intense Reference" w:uiPriority="32" w:qFormat="1"/>
     <w:lsdException w:name="Book Title" w:uiPriority="33" w:qFormat="1"/>
-    <w:lsdException w:name="Bibliography" w:uiPriority="37" w:semiHidden="1" w:unhideWhenUsed="1"/>
-    <w:lsdException w:name="TOC Heading" w:uiPriority="39" w:semiHidden="1" w:unhideWhenUsed="1" w:qFormat="1"/>
+    <w:lsdException w:name="Bibliography" w:semiHidden="1" w:uiPriority="37" w:unhideWhenUsed="1"/>
+    <w:lsdException w:name="TOC Heading" w:semiHidden="1" w:uiPriority="39" w:unhideWhenUsed="1" w:qFormat="1"/>
     <w:lsdException w:name="Plain Table 1" w:uiPriority="41"/>
     <w:lsdException w:name="Plain Table 2" w:uiPriority="42"/>
     <w:lsdException w:name="Plain Table 3" w:uiPriority="43"/>
@@ -4003,7 +4102,7 @@
     <w:lsdException w:name="Unresolved Mention" w:semiHidden="1" w:unhideWhenUsed="1"/>
     <w:lsdException w:name="Smart Link" w:semiHidden="1" w:unhideWhenUsed="1"/>
   </w:latentStyles>
-  <w:style w:type="paragraph" w:styleId="Normal" w:default="1">
+  <w:style w:type="paragraph" w:default="1" w:styleId="Standaard">
     <w:name w:val="Normal"/>
     <w:qFormat/>
     <w:rsid w:val="00C22F06"/>
@@ -4011,16 +4110,16 @@
       <w:spacing w:line="259" w:lineRule="auto"/>
     </w:pPr>
     <w:rPr>
-      <w:rFonts w:ascii="Arial" w:hAnsi="Arial" w:eastAsia="Arial" w:cs="Arial"/>
+      <w:rFonts w:ascii="Arial" w:eastAsia="Arial" w:hAnsi="Arial" w:cs="Arial"/>
       <w:sz w:val="22"/>
       <w:szCs w:val="22"/>
     </w:rPr>
   </w:style>
-  <w:style w:type="paragraph" w:styleId="Heading1">
+  <w:style w:type="paragraph" w:styleId="Kop1">
     <w:name w:val="heading 1"/>
-    <w:basedOn w:val="Normal"/>
-    <w:next w:val="Normal"/>
-    <w:link w:val="Heading1Char"/>
+    <w:basedOn w:val="Standaard"/>
+    <w:next w:val="Standaard"/>
+    <w:link w:val="Kop1Char"/>
     <w:qFormat/>
     <w:rsid w:val="003539DF"/>
     <w:pPr>
@@ -4030,17 +4129,17 @@
       <w:outlineLvl w:val="0"/>
     </w:pPr>
     <w:rPr>
-      <w:rFonts w:asciiTheme="majorHAnsi" w:hAnsiTheme="majorHAnsi" w:eastAsiaTheme="majorEastAsia" w:cstheme="majorBidi"/>
+      <w:rFonts w:asciiTheme="majorHAnsi" w:eastAsiaTheme="majorEastAsia" w:hAnsiTheme="majorHAnsi" w:cstheme="majorBidi"/>
       <w:color w:val="0F4761" w:themeColor="accent1" w:themeShade="BF"/>
       <w:sz w:val="40"/>
       <w:szCs w:val="40"/>
     </w:rPr>
   </w:style>
-  <w:style w:type="paragraph" w:styleId="Heading2">
+  <w:style w:type="paragraph" w:styleId="Kop2">
     <w:name w:val="heading 2"/>
-    <w:basedOn w:val="Normal"/>
-    <w:next w:val="Normal"/>
-    <w:link w:val="Heading2Char"/>
+    <w:basedOn w:val="Standaard"/>
+    <w:next w:val="Standaard"/>
+    <w:link w:val="Kop2Char"/>
     <w:uiPriority w:val="9"/>
     <w:unhideWhenUsed/>
     <w:qFormat/>
@@ -4052,17 +4151,17 @@
       <w:outlineLvl w:val="1"/>
     </w:pPr>
     <w:rPr>
-      <w:rFonts w:asciiTheme="majorHAnsi" w:hAnsiTheme="majorHAnsi" w:eastAsiaTheme="majorEastAsia" w:cstheme="majorBidi"/>
+      <w:rFonts w:asciiTheme="majorHAnsi" w:eastAsiaTheme="majorEastAsia" w:hAnsiTheme="majorHAnsi" w:cstheme="majorBidi"/>
       <w:color w:val="0F4761" w:themeColor="accent1" w:themeShade="BF"/>
       <w:sz w:val="32"/>
       <w:szCs w:val="32"/>
     </w:rPr>
   </w:style>
-  <w:style w:type="paragraph" w:styleId="Heading3">
+  <w:style w:type="paragraph" w:styleId="Kop3">
     <w:name w:val="heading 3"/>
-    <w:basedOn w:val="Normal"/>
-    <w:next w:val="Normal"/>
-    <w:link w:val="Heading3Char"/>
+    <w:basedOn w:val="Standaard"/>
+    <w:next w:val="Standaard"/>
+    <w:link w:val="Kop3Char"/>
     <w:uiPriority w:val="9"/>
     <w:semiHidden/>
     <w:unhideWhenUsed/>
@@ -4081,11 +4180,11 @@
       <w:szCs w:val="28"/>
     </w:rPr>
   </w:style>
-  <w:style w:type="paragraph" w:styleId="Heading4">
+  <w:style w:type="paragraph" w:styleId="Kop4">
     <w:name w:val="heading 4"/>
-    <w:basedOn w:val="Normal"/>
-    <w:next w:val="Normal"/>
-    <w:link w:val="Heading4Char"/>
+    <w:basedOn w:val="Standaard"/>
+    <w:next w:val="Standaard"/>
+    <w:link w:val="Kop4Char"/>
     <w:uiPriority w:val="9"/>
     <w:semiHidden/>
     <w:unhideWhenUsed/>
@@ -4104,11 +4203,11 @@
       <w:color w:val="0F4761" w:themeColor="accent1" w:themeShade="BF"/>
     </w:rPr>
   </w:style>
-  <w:style w:type="paragraph" w:styleId="Heading5">
+  <w:style w:type="paragraph" w:styleId="Kop5">
     <w:name w:val="heading 5"/>
-    <w:basedOn w:val="Normal"/>
-    <w:next w:val="Normal"/>
-    <w:link w:val="Heading5Char"/>
+    <w:basedOn w:val="Standaard"/>
+    <w:next w:val="Standaard"/>
+    <w:link w:val="Kop5Char"/>
     <w:uiPriority w:val="9"/>
     <w:semiHidden/>
     <w:unhideWhenUsed/>
@@ -4125,11 +4224,11 @@
       <w:color w:val="0F4761" w:themeColor="accent1" w:themeShade="BF"/>
     </w:rPr>
   </w:style>
-  <w:style w:type="paragraph" w:styleId="Heading6">
+  <w:style w:type="paragraph" w:styleId="Kop6">
     <w:name w:val="heading 6"/>
-    <w:basedOn w:val="Normal"/>
-    <w:next w:val="Normal"/>
-    <w:link w:val="Heading6Char"/>
+    <w:basedOn w:val="Standaard"/>
+    <w:next w:val="Standaard"/>
+    <w:link w:val="Kop6Char"/>
     <w:uiPriority w:val="9"/>
     <w:semiHidden/>
     <w:unhideWhenUsed/>
@@ -4148,11 +4247,11 @@
       <w:color w:val="595959" w:themeColor="text1" w:themeTint="A6"/>
     </w:rPr>
   </w:style>
-  <w:style w:type="paragraph" w:styleId="Heading7">
+  <w:style w:type="paragraph" w:styleId="Kop7">
     <w:name w:val="heading 7"/>
-    <w:basedOn w:val="Normal"/>
-    <w:next w:val="Normal"/>
-    <w:link w:val="Heading7Char"/>
+    <w:basedOn w:val="Standaard"/>
+    <w:next w:val="Standaard"/>
+    <w:link w:val="Kop7Char"/>
     <w:uiPriority w:val="9"/>
     <w:semiHidden/>
     <w:unhideWhenUsed/>
@@ -4169,11 +4268,11 @@
       <w:color w:val="595959" w:themeColor="text1" w:themeTint="A6"/>
     </w:rPr>
   </w:style>
-  <w:style w:type="paragraph" w:styleId="Heading8">
+  <w:style w:type="paragraph" w:styleId="Kop8">
     <w:name w:val="heading 8"/>
-    <w:basedOn w:val="Normal"/>
-    <w:next w:val="Normal"/>
-    <w:link w:val="Heading8Char"/>
+    <w:basedOn w:val="Standaard"/>
+    <w:next w:val="Standaard"/>
+    <w:link w:val="Kop8Char"/>
     <w:uiPriority w:val="9"/>
     <w:semiHidden/>
     <w:unhideWhenUsed/>
@@ -4192,11 +4291,11 @@
       <w:color w:val="272727" w:themeColor="text1" w:themeTint="D8"/>
     </w:rPr>
   </w:style>
-  <w:style w:type="paragraph" w:styleId="Heading9">
+  <w:style w:type="paragraph" w:styleId="Kop9">
     <w:name w:val="heading 9"/>
-    <w:basedOn w:val="Normal"/>
-    <w:next w:val="Normal"/>
-    <w:link w:val="Heading9Char"/>
+    <w:basedOn w:val="Standaard"/>
+    <w:next w:val="Standaard"/>
+    <w:link w:val="Kop9Char"/>
     <w:uiPriority w:val="9"/>
     <w:semiHidden/>
     <w:unhideWhenUsed/>
@@ -4213,13 +4312,13 @@
       <w:color w:val="272727" w:themeColor="text1" w:themeTint="D8"/>
     </w:rPr>
   </w:style>
-  <w:style w:type="character" w:styleId="DefaultParagraphFont" w:default="1">
+  <w:style w:type="character" w:default="1" w:styleId="Standaardalinea-lettertype">
     <w:name w:val="Default Paragraph Font"/>
     <w:uiPriority w:val="1"/>
     <w:semiHidden/>
     <w:unhideWhenUsed/>
   </w:style>
-  <w:style w:type="table" w:styleId="TableNormal" w:default="1">
+  <w:style w:type="table" w:default="1" w:styleId="Standaardtabel">
     <w:name w:val="Normal Table"/>
     <w:uiPriority w:val="99"/>
     <w:semiHidden/>
@@ -4234,41 +4333,41 @@
       </w:tblCellMar>
     </w:tblPr>
   </w:style>
-  <w:style w:type="numbering" w:styleId="NoList" w:default="1">
+  <w:style w:type="numbering" w:default="1" w:styleId="Geenlijst">
     <w:name w:val="No List"/>
     <w:uiPriority w:val="99"/>
     <w:semiHidden/>
     <w:unhideWhenUsed/>
   </w:style>
-  <w:style w:type="character" w:styleId="Heading1Char" w:customStyle="1">
-    <w:name w:val="Heading 1 Char"/>
-    <w:basedOn w:val="DefaultParagraphFont"/>
-    <w:link w:val="Heading1"/>
+  <w:style w:type="character" w:customStyle="1" w:styleId="Kop1Char">
+    <w:name w:val="Kop 1 Char"/>
+    <w:basedOn w:val="Standaardalinea-lettertype"/>
+    <w:link w:val="Kop1"/>
     <w:rsid w:val="003539DF"/>
     <w:rPr>
-      <w:rFonts w:asciiTheme="majorHAnsi" w:hAnsiTheme="majorHAnsi" w:eastAsiaTheme="majorEastAsia" w:cstheme="majorBidi"/>
+      <w:rFonts w:asciiTheme="majorHAnsi" w:eastAsiaTheme="majorEastAsia" w:hAnsiTheme="majorHAnsi" w:cstheme="majorBidi"/>
       <w:color w:val="0F4761" w:themeColor="accent1" w:themeShade="BF"/>
       <w:sz w:val="40"/>
       <w:szCs w:val="40"/>
     </w:rPr>
   </w:style>
-  <w:style w:type="character" w:styleId="Heading2Char" w:customStyle="1">
-    <w:name w:val="Heading 2 Char"/>
-    <w:basedOn w:val="DefaultParagraphFont"/>
-    <w:link w:val="Heading2"/>
+  <w:style w:type="character" w:customStyle="1" w:styleId="Kop2Char">
+    <w:name w:val="Kop 2 Char"/>
+    <w:basedOn w:val="Standaardalinea-lettertype"/>
+    <w:link w:val="Kop2"/>
     <w:uiPriority w:val="9"/>
     <w:rsid w:val="003539DF"/>
     <w:rPr>
-      <w:rFonts w:asciiTheme="majorHAnsi" w:hAnsiTheme="majorHAnsi" w:eastAsiaTheme="majorEastAsia" w:cstheme="majorBidi"/>
+      <w:rFonts w:asciiTheme="majorHAnsi" w:eastAsiaTheme="majorEastAsia" w:hAnsiTheme="majorHAnsi" w:cstheme="majorBidi"/>
       <w:color w:val="0F4761" w:themeColor="accent1" w:themeShade="BF"/>
       <w:sz w:val="32"/>
       <w:szCs w:val="32"/>
     </w:rPr>
   </w:style>
-  <w:style w:type="character" w:styleId="Heading3Char" w:customStyle="1">
-    <w:name w:val="Heading 3 Char"/>
-    <w:basedOn w:val="DefaultParagraphFont"/>
-    <w:link w:val="Heading3"/>
+  <w:style w:type="character" w:customStyle="1" w:styleId="Kop3Char">
+    <w:name w:val="Kop 3 Char"/>
+    <w:basedOn w:val="Standaardalinea-lettertype"/>
+    <w:link w:val="Kop3"/>
     <w:uiPriority w:val="9"/>
     <w:semiHidden/>
     <w:rsid w:val="003539DF"/>
@@ -4279,10 +4378,10 @@
       <w:szCs w:val="28"/>
     </w:rPr>
   </w:style>
-  <w:style w:type="character" w:styleId="Heading4Char" w:customStyle="1">
-    <w:name w:val="Heading 4 Char"/>
-    <w:basedOn w:val="DefaultParagraphFont"/>
-    <w:link w:val="Heading4"/>
+  <w:style w:type="character" w:customStyle="1" w:styleId="Kop4Char">
+    <w:name w:val="Kop 4 Char"/>
+    <w:basedOn w:val="Standaardalinea-lettertype"/>
+    <w:link w:val="Kop4"/>
     <w:uiPriority w:val="9"/>
     <w:semiHidden/>
     <w:rsid w:val="003539DF"/>
@@ -4293,10 +4392,10 @@
       <w:color w:val="0F4761" w:themeColor="accent1" w:themeShade="BF"/>
     </w:rPr>
   </w:style>
-  <w:style w:type="character" w:styleId="Heading5Char" w:customStyle="1">
-    <w:name w:val="Heading 5 Char"/>
-    <w:basedOn w:val="DefaultParagraphFont"/>
-    <w:link w:val="Heading5"/>
+  <w:style w:type="character" w:customStyle="1" w:styleId="Kop5Char">
+    <w:name w:val="Kop 5 Char"/>
+    <w:basedOn w:val="Standaardalinea-lettertype"/>
+    <w:link w:val="Kop5"/>
     <w:uiPriority w:val="9"/>
     <w:semiHidden/>
     <w:rsid w:val="003539DF"/>
@@ -4305,10 +4404,10 @@
       <w:color w:val="0F4761" w:themeColor="accent1" w:themeShade="BF"/>
     </w:rPr>
   </w:style>
-  <w:style w:type="character" w:styleId="Heading6Char" w:customStyle="1">
-    <w:name w:val="Heading 6 Char"/>
-    <w:basedOn w:val="DefaultParagraphFont"/>
-    <w:link w:val="Heading6"/>
+  <w:style w:type="character" w:customStyle="1" w:styleId="Kop6Char">
+    <w:name w:val="Kop 6 Char"/>
+    <w:basedOn w:val="Standaardalinea-lettertype"/>
+    <w:link w:val="Kop6"/>
     <w:uiPriority w:val="9"/>
     <w:semiHidden/>
     <w:rsid w:val="003539DF"/>
@@ -4319,10 +4418,10 @@
       <w:color w:val="595959" w:themeColor="text1" w:themeTint="A6"/>
     </w:rPr>
   </w:style>
-  <w:style w:type="character" w:styleId="Heading7Char" w:customStyle="1">
-    <w:name w:val="Heading 7 Char"/>
-    <w:basedOn w:val="DefaultParagraphFont"/>
-    <w:link w:val="Heading7"/>
+  <w:style w:type="character" w:customStyle="1" w:styleId="Kop7Char">
+    <w:name w:val="Kop 7 Char"/>
+    <w:basedOn w:val="Standaardalinea-lettertype"/>
+    <w:link w:val="Kop7"/>
     <w:uiPriority w:val="9"/>
     <w:semiHidden/>
     <w:rsid w:val="003539DF"/>
@@ -4331,10 +4430,10 @@
       <w:color w:val="595959" w:themeColor="text1" w:themeTint="A6"/>
     </w:rPr>
   </w:style>
-  <w:style w:type="character" w:styleId="Heading8Char" w:customStyle="1">
-    <w:name w:val="Heading 8 Char"/>
-    <w:basedOn w:val="DefaultParagraphFont"/>
-    <w:link w:val="Heading8"/>
+  <w:style w:type="character" w:customStyle="1" w:styleId="Kop8Char">
+    <w:name w:val="Kop 8 Char"/>
+    <w:basedOn w:val="Standaardalinea-lettertype"/>
+    <w:link w:val="Kop8"/>
     <w:uiPriority w:val="9"/>
     <w:semiHidden/>
     <w:rsid w:val="003539DF"/>
@@ -4345,10 +4444,10 @@
       <w:color w:val="272727" w:themeColor="text1" w:themeTint="D8"/>
     </w:rPr>
   </w:style>
-  <w:style w:type="character" w:styleId="Heading9Char" w:customStyle="1">
-    <w:name w:val="Heading 9 Char"/>
-    <w:basedOn w:val="DefaultParagraphFont"/>
-    <w:link w:val="Heading9"/>
+  <w:style w:type="character" w:customStyle="1" w:styleId="Kop9Char">
+    <w:name w:val="Kop 9 Char"/>
+    <w:basedOn w:val="Standaardalinea-lettertype"/>
+    <w:link w:val="Kop9"/>
     <w:uiPriority w:val="9"/>
     <w:semiHidden/>
     <w:rsid w:val="003539DF"/>
@@ -4357,11 +4456,11 @@
       <w:color w:val="272727" w:themeColor="text1" w:themeTint="D8"/>
     </w:rPr>
   </w:style>
-  <w:style w:type="paragraph" w:styleId="Title">
+  <w:style w:type="paragraph" w:styleId="Titel">
     <w:name w:val="Title"/>
-    <w:basedOn w:val="Normal"/>
-    <w:next w:val="Normal"/>
-    <w:link w:val="TitleChar"/>
+    <w:basedOn w:val="Standaard"/>
+    <w:next w:val="Standaard"/>
+    <w:link w:val="TitelChar"/>
     <w:uiPriority w:val="10"/>
     <w:qFormat/>
     <w:rsid w:val="003539DF"/>
@@ -4370,32 +4469,32 @@
       <w:contextualSpacing/>
     </w:pPr>
     <w:rPr>
-      <w:rFonts w:asciiTheme="majorHAnsi" w:hAnsiTheme="majorHAnsi" w:eastAsiaTheme="majorEastAsia" w:cstheme="majorBidi"/>
+      <w:rFonts w:asciiTheme="majorHAnsi" w:eastAsiaTheme="majorEastAsia" w:hAnsiTheme="majorHAnsi" w:cstheme="majorBidi"/>
       <w:spacing w:val="-10"/>
       <w:kern w:val="28"/>
       <w:sz w:val="56"/>
       <w:szCs w:val="56"/>
     </w:rPr>
   </w:style>
-  <w:style w:type="character" w:styleId="TitleChar" w:customStyle="1">
-    <w:name w:val="Title Char"/>
-    <w:basedOn w:val="DefaultParagraphFont"/>
-    <w:link w:val="Title"/>
+  <w:style w:type="character" w:customStyle="1" w:styleId="TitelChar">
+    <w:name w:val="Titel Char"/>
+    <w:basedOn w:val="Standaardalinea-lettertype"/>
+    <w:link w:val="Titel"/>
     <w:uiPriority w:val="10"/>
     <w:rsid w:val="003539DF"/>
     <w:rPr>
-      <w:rFonts w:asciiTheme="majorHAnsi" w:hAnsiTheme="majorHAnsi" w:eastAsiaTheme="majorEastAsia" w:cstheme="majorBidi"/>
+      <w:rFonts w:asciiTheme="majorHAnsi" w:eastAsiaTheme="majorEastAsia" w:hAnsiTheme="majorHAnsi" w:cstheme="majorBidi"/>
       <w:spacing w:val="-10"/>
       <w:kern w:val="28"/>
       <w:sz w:val="56"/>
       <w:szCs w:val="56"/>
     </w:rPr>
   </w:style>
-  <w:style w:type="paragraph" w:styleId="Subtitle">
+  <w:style w:type="paragraph" w:styleId="Ondertitel">
     <w:name w:val="Subtitle"/>
-    <w:basedOn w:val="Normal"/>
-    <w:next w:val="Normal"/>
-    <w:link w:val="SubtitleChar"/>
+    <w:basedOn w:val="Standaard"/>
+    <w:next w:val="Standaard"/>
+    <w:link w:val="OndertitelChar"/>
     <w:uiPriority w:val="11"/>
     <w:qFormat/>
     <w:rsid w:val="003539DF"/>
@@ -4412,10 +4511,10 @@
       <w:szCs w:val="28"/>
     </w:rPr>
   </w:style>
-  <w:style w:type="character" w:styleId="SubtitleChar" w:customStyle="1">
-    <w:name w:val="Subtitle Char"/>
-    <w:basedOn w:val="DefaultParagraphFont"/>
-    <w:link w:val="Subtitle"/>
+  <w:style w:type="character" w:customStyle="1" w:styleId="OndertitelChar">
+    <w:name w:val="Ondertitel Char"/>
+    <w:basedOn w:val="Standaardalinea-lettertype"/>
+    <w:link w:val="Ondertitel"/>
     <w:uiPriority w:val="11"/>
     <w:rsid w:val="003539DF"/>
     <w:rPr>
@@ -4426,11 +4525,11 @@
       <w:szCs w:val="28"/>
     </w:rPr>
   </w:style>
-  <w:style w:type="paragraph" w:styleId="Quote">
+  <w:style w:type="paragraph" w:styleId="Citaat">
     <w:name w:val="Quote"/>
-    <w:basedOn w:val="Normal"/>
-    <w:next w:val="Normal"/>
-    <w:link w:val="QuoteChar"/>
+    <w:basedOn w:val="Standaard"/>
+    <w:next w:val="Standaard"/>
+    <w:link w:val="CitaatChar"/>
     <w:uiPriority w:val="29"/>
     <w:qFormat/>
     <w:rsid w:val="003539DF"/>
@@ -4444,10 +4543,10 @@
       <w:color w:val="404040" w:themeColor="text1" w:themeTint="BF"/>
     </w:rPr>
   </w:style>
-  <w:style w:type="character" w:styleId="QuoteChar" w:customStyle="1">
-    <w:name w:val="Quote Char"/>
-    <w:basedOn w:val="DefaultParagraphFont"/>
-    <w:link w:val="Quote"/>
+  <w:style w:type="character" w:customStyle="1" w:styleId="CitaatChar">
+    <w:name w:val="Citaat Char"/>
+    <w:basedOn w:val="Standaardalinea-lettertype"/>
+    <w:link w:val="Citaat"/>
     <w:uiPriority w:val="29"/>
     <w:rsid w:val="003539DF"/>
     <w:rPr>
@@ -4456,10 +4555,10 @@
       <w:color w:val="404040" w:themeColor="text1" w:themeTint="BF"/>
     </w:rPr>
   </w:style>
-  <w:style w:type="paragraph" w:styleId="ListParagraph">
+  <w:style w:type="paragraph" w:styleId="Lijstalinea">
     <w:name w:val="List Paragraph"/>
-    <w:basedOn w:val="Normal"/>
-    <w:link w:val="ListParagraphChar"/>
+    <w:basedOn w:val="Standaard"/>
+    <w:link w:val="LijstalineaChar"/>
     <w:uiPriority w:val="34"/>
     <w:qFormat/>
     <w:rsid w:val="003539DF"/>
@@ -4468,9 +4567,9 @@
       <w:contextualSpacing/>
     </w:pPr>
   </w:style>
-  <w:style w:type="character" w:styleId="IntenseEmphasis">
+  <w:style w:type="character" w:styleId="Intensievebenadrukking">
     <w:name w:val="Intense Emphasis"/>
-    <w:basedOn w:val="DefaultParagraphFont"/>
+    <w:basedOn w:val="Standaardalinea-lettertype"/>
     <w:uiPriority w:val="21"/>
     <w:qFormat/>
     <w:rsid w:val="003539DF"/>
@@ -4480,18 +4579,18 @@
       <w:color w:val="0F4761" w:themeColor="accent1" w:themeShade="BF"/>
     </w:rPr>
   </w:style>
-  <w:style w:type="paragraph" w:styleId="IntenseQuote">
+  <w:style w:type="paragraph" w:styleId="Duidelijkcitaat">
     <w:name w:val="Intense Quote"/>
-    <w:basedOn w:val="Normal"/>
-    <w:next w:val="Normal"/>
-    <w:link w:val="IntenseQuoteChar"/>
+    <w:basedOn w:val="Standaard"/>
+    <w:next w:val="Standaard"/>
+    <w:link w:val="DuidelijkcitaatChar"/>
     <w:uiPriority w:val="30"/>
     <w:qFormat/>
     <w:rsid w:val="003539DF"/>
     <w:pPr>
       <w:pBdr>
-        <w:top w:val="single" w:color="0F4761" w:themeColor="accent1" w:themeShade="BF" w:sz="4" w:space="10"/>
-        <w:bottom w:val="single" w:color="0F4761" w:themeColor="accent1" w:themeShade="BF" w:sz="4" w:space="10"/>
+        <w:top w:val="single" w:sz="4" w:space="10" w:color="0F4761" w:themeColor="accent1" w:themeShade="BF"/>
+        <w:bottom w:val="single" w:sz="4" w:space="10" w:color="0F4761" w:themeColor="accent1" w:themeShade="BF"/>
       </w:pBdr>
       <w:spacing w:before="360" w:after="360"/>
       <w:ind w:left="864" w:right="864"/>
@@ -4503,10 +4602,10 @@
       <w:color w:val="0F4761" w:themeColor="accent1" w:themeShade="BF"/>
     </w:rPr>
   </w:style>
-  <w:style w:type="character" w:styleId="IntenseQuoteChar" w:customStyle="1">
-    <w:name w:val="Intense Quote Char"/>
-    <w:basedOn w:val="DefaultParagraphFont"/>
-    <w:link w:val="IntenseQuote"/>
+  <w:style w:type="character" w:customStyle="1" w:styleId="DuidelijkcitaatChar">
+    <w:name w:val="Duidelijk citaat Char"/>
+    <w:basedOn w:val="Standaardalinea-lettertype"/>
+    <w:link w:val="Duidelijkcitaat"/>
     <w:uiPriority w:val="30"/>
     <w:rsid w:val="003539DF"/>
     <w:rPr>
@@ -4515,9 +4614,9 @@
       <w:color w:val="0F4761" w:themeColor="accent1" w:themeShade="BF"/>
     </w:rPr>
   </w:style>
-  <w:style w:type="character" w:styleId="IntenseReference">
+  <w:style w:type="character" w:styleId="Intensieveverwijzing">
     <w:name w:val="Intense Reference"/>
-    <w:basedOn w:val="DefaultParagraphFont"/>
+    <w:basedOn w:val="Standaardalinea-lettertype"/>
     <w:uiPriority w:val="32"/>
     <w:qFormat/>
     <w:rsid w:val="003539DF"/>
@@ -4529,17 +4628,17 @@
       <w:spacing w:val="5"/>
     </w:rPr>
   </w:style>
-  <w:style w:type="character" w:styleId="ListParagraphChar" w:customStyle="1">
-    <w:name w:val="List Paragraph Char"/>
-    <w:basedOn w:val="DefaultParagraphFont"/>
-    <w:link w:val="ListParagraph"/>
+  <w:style w:type="character" w:customStyle="1" w:styleId="LijstalineaChar">
+    <w:name w:val="Lijstalinea Char"/>
+    <w:basedOn w:val="Standaardalinea-lettertype"/>
+    <w:link w:val="Lijstalinea"/>
     <w:uiPriority w:val="34"/>
     <w:qFormat/>
     <w:rsid w:val="00C22F06"/>
   </w:style>
-  <w:style w:type="table" w:styleId="TableGrid">
+  <w:style w:type="table" w:styleId="Tabelraster">
     <w:name w:val="Table Grid"/>
-    <w:basedOn w:val="TableNormal"/>
+    <w:basedOn w:val="Standaardtabel"/>
     <w:uiPriority w:val="39"/>
     <w:rsid w:val="00C22F06"/>
     <w:pPr>
@@ -4551,19 +4650,19 @@
     </w:rPr>
     <w:tblPr>
       <w:tblBorders>
-        <w:top w:val="single" w:color="auto" w:sz="4" w:space="0"/>
-        <w:left w:val="single" w:color="auto" w:sz="4" w:space="0"/>
-        <w:bottom w:val="single" w:color="auto" w:sz="4" w:space="0"/>
-        <w:right w:val="single" w:color="auto" w:sz="4" w:space="0"/>
-        <w:insideH w:val="single" w:color="auto" w:sz="4" w:space="0"/>
-        <w:insideV w:val="single" w:color="auto" w:sz="4" w:space="0"/>
+        <w:top w:val="single" w:sz="4" w:space="0" w:color="auto"/>
+        <w:left w:val="single" w:sz="4" w:space="0" w:color="auto"/>
+        <w:bottom w:val="single" w:sz="4" w:space="0" w:color="auto"/>
+        <w:right w:val="single" w:sz="4" w:space="0" w:color="auto"/>
+        <w:insideH w:val="single" w:sz="4" w:space="0" w:color="auto"/>
+        <w:insideV w:val="single" w:sz="4" w:space="0" w:color="auto"/>
       </w:tblBorders>
     </w:tblPr>
   </w:style>
-  <w:style w:type="paragraph" w:styleId="Header">
+  <w:style w:type="paragraph" w:styleId="Koptekst">
     <w:name w:val="header"/>
-    <w:basedOn w:val="Normal"/>
-    <w:link w:val="HeaderChar"/>
+    <w:basedOn w:val="Standaard"/>
+    <w:link w:val="KoptekstChar"/>
     <w:uiPriority w:val="99"/>
     <w:unhideWhenUsed/>
     <w:rsid w:val="00F65961"/>
@@ -4575,10 +4674,10 @@
       <w:spacing w:after="0" w:line="240" w:lineRule="auto"/>
     </w:pPr>
   </w:style>
-  <w:style w:type="character" w:styleId="HeaderChar" w:customStyle="1">
-    <w:name w:val="Header Char"/>
-    <w:basedOn w:val="DefaultParagraphFont"/>
-    <w:link w:val="Header"/>
+  <w:style w:type="character" w:customStyle="1" w:styleId="KoptekstChar">
+    <w:name w:val="Koptekst Char"/>
+    <w:basedOn w:val="Standaardalinea-lettertype"/>
+    <w:link w:val="Koptekst"/>
     <w:uiPriority w:val="99"/>
     <w:rsid w:val="00F65961"/>
     <w:rPr>
@@ -4587,10 +4686,10 @@
       <w:lang w:val="en-GB"/>
     </w:rPr>
   </w:style>
-  <w:style w:type="paragraph" w:styleId="Footer">
+  <w:style w:type="paragraph" w:styleId="Voettekst">
     <w:name w:val="footer"/>
-    <w:basedOn w:val="Normal"/>
-    <w:link w:val="FooterChar"/>
+    <w:basedOn w:val="Standaard"/>
+    <w:link w:val="VoettekstChar"/>
     <w:uiPriority w:val="99"/>
     <w:unhideWhenUsed/>
     <w:rsid w:val="00F65961"/>
@@ -4602,10 +4701,10 @@
       <w:spacing w:after="0" w:line="240" w:lineRule="auto"/>
     </w:pPr>
   </w:style>
-  <w:style w:type="character" w:styleId="FooterChar" w:customStyle="1">
-    <w:name w:val="Footer Char"/>
-    <w:basedOn w:val="DefaultParagraphFont"/>
-    <w:link w:val="Footer"/>
+  <w:style w:type="character" w:customStyle="1" w:styleId="VoettekstChar">
+    <w:name w:val="Voettekst Char"/>
+    <w:basedOn w:val="Standaardalinea-lettertype"/>
+    <w:link w:val="Voettekst"/>
     <w:uiPriority w:val="99"/>
     <w:rsid w:val="00F65961"/>
     <w:rPr>
@@ -4614,9 +4713,9 @@
       <w:lang w:val="en-GB"/>
     </w:rPr>
   </w:style>
-  <w:style w:type="character" w:styleId="CommentReference">
+  <w:style w:type="character" w:customStyle="1" w:styleId="CommentReference">
     <w:name w:val="Comment Reference"/>
-    <w:basedOn w:val="DefaultParagraphFont"/>
+    <w:basedOn w:val="Standaardalinea-lettertype"/>
     <w:uiPriority w:val="99"/>
     <w:semiHidden/>
     <w:unhideWhenUsed/>
@@ -4626,9 +4725,9 @@
       <w:szCs w:val="16"/>
     </w:rPr>
   </w:style>
-  <w:style w:type="paragraph" w:styleId="CommentText">
+  <w:style w:type="paragraph" w:customStyle="1" w:styleId="CommentText">
     <w:name w:val="Comment Text"/>
-    <w:basedOn w:val="Normal"/>
+    <w:basedOn w:val="Standaard"/>
     <w:link w:val="CommentTextChar"/>
     <w:uiPriority w:val="99"/>
     <w:unhideWhenUsed/>
@@ -4642,9 +4741,9 @@
       <w:lang w:val="en-GB"/>
     </w:rPr>
   </w:style>
-  <w:style w:type="character" w:styleId="CommentTextChar" w:customStyle="1">
+  <w:style w:type="character" w:customStyle="1" w:styleId="CommentTextChar">
     <w:name w:val="Comment Text Char"/>
-    <w:basedOn w:val="DefaultParagraphFont"/>
+    <w:basedOn w:val="Standaardalinea-lettertype"/>
     <w:link w:val="CommentText"/>
     <w:uiPriority w:val="99"/>
     <w:rsid w:val="002C3698"/>
@@ -4656,7 +4755,7 @@
   </w:style>
   <w:style w:type="character" w:styleId="Hyperlink">
     <w:name w:val="Hyperlink"/>
-    <w:basedOn w:val="DefaultParagraphFont"/>
+    <w:basedOn w:val="Standaardalinea-lettertype"/>
     <w:uiPriority w:val="99"/>
     <w:unhideWhenUsed/>
     <w:rsid w:val="007E4F29"/>
@@ -4665,9 +4764,9 @@
       <w:u w:val="single"/>
     </w:rPr>
   </w:style>
-  <w:style w:type="paragraph" w:styleId="CoverBold" w:customStyle="1">
+  <w:style w:type="paragraph" w:customStyle="1" w:styleId="CoverBold">
     <w:name w:val="CoverBold"/>
-    <w:basedOn w:val="Normal"/>
+    <w:basedOn w:val="Standaard"/>
     <w:link w:val="CoverBoldChar"/>
     <w:rsid w:val="007E4F29"/>
     <w:pPr>
@@ -4680,7 +4779,7 @@
       <w:jc w:val="both"/>
     </w:pPr>
     <w:rPr>
-      <w:rFonts w:ascii="Arial" w:hAnsi="Arial" w:eastAsia="Times New Roman" w:cs="Arial"/>
+      <w:rFonts w:eastAsia="Times New Roman"/>
       <w:b/>
       <w:kern w:val="0"/>
       <w:sz w:val="28"/>
@@ -4689,12 +4788,12 @@
       <w14:ligatures w14:val="none"/>
     </w:rPr>
   </w:style>
-  <w:style w:type="character" w:styleId="CoverBoldChar" w:customStyle="1">
+  <w:style w:type="character" w:customStyle="1" w:styleId="CoverBoldChar">
     <w:name w:val="CoverBold Char"/>
     <w:link w:val="CoverBold"/>
     <w:rsid w:val="007E4F29"/>
     <w:rPr>
-      <w:rFonts w:ascii="Arial" w:hAnsi="Arial" w:eastAsia="Times New Roman" w:cs="Arial"/>
+      <w:rFonts w:ascii="Arial" w:eastAsia="Times New Roman" w:hAnsi="Arial" w:cs="Arial"/>
       <w:b/>
       <w:kern w:val="0"/>
       <w:sz w:val="28"/>
@@ -4703,9 +4802,9 @@
       <w14:ligatures w14:val="none"/>
     </w:rPr>
   </w:style>
-  <w:style w:type="paragraph" w:styleId="TableParagraph" w:customStyle="1">
+  <w:style w:type="paragraph" w:customStyle="1" w:styleId="TableParagraph">
     <w:name w:val="Table Paragraph"/>
-    <w:basedOn w:val="Normal"/>
+    <w:basedOn w:val="Standaard"/>
     <w:uiPriority w:val="1"/>
     <w:qFormat/>
     <w:rsid w:val="007E4F29"/>
@@ -4714,15 +4813,15 @@
       <w:spacing w:after="0" w:line="240" w:lineRule="auto"/>
     </w:pPr>
     <w:rPr>
-      <w:rFonts w:ascii="Calibri" w:hAnsi="Calibri" w:eastAsia="Calibri" w:cs="Times New Roman"/>
+      <w:rFonts w:ascii="Calibri" w:eastAsia="Calibri" w:hAnsi="Calibri" w:cs="Times New Roman"/>
       <w:kern w:val="0"/>
       <w:lang w:val="en-US"/>
       <w14:ligatures w14:val="none"/>
     </w:rPr>
   </w:style>
-  <w:style w:type="table" w:styleId="Vragenlijst" w:customStyle="1">
+  <w:style w:type="table" w:customStyle="1" w:styleId="Vragenlijst">
     <w:name w:val="Vragenlijst"/>
-    <w:basedOn w:val="TableNormal"/>
+    <w:basedOn w:val="Standaardtabel"/>
     <w:uiPriority w:val="99"/>
     <w:rsid w:val="007E4F29"/>
     <w:pPr>
@@ -4757,9 +4856,9 @@
       </w:tcPr>
     </w:tblStylePr>
   </w:style>
-  <w:style w:type="table" w:styleId="Stijl1" w:customStyle="1">
+  <w:style w:type="table" w:customStyle="1" w:styleId="Stijl1">
     <w:name w:val="Stijl1"/>
-    <w:basedOn w:val="TableNormal"/>
+    <w:basedOn w:val="Standaardtabel"/>
     <w:uiPriority w:val="99"/>
     <w:rsid w:val="007E4F29"/>
     <w:pPr>
@@ -4785,16 +4884,16 @@
       </w:tcPr>
     </w:tblStylePr>
   </w:style>
-  <w:style w:type="paragraph" w:styleId="EndNoteBibliography" w:customStyle="1">
+  <w:style w:type="paragraph" w:customStyle="1" w:styleId="EndNoteBibliography">
     <w:name w:val="EndNote Bibliography"/>
-    <w:basedOn w:val="Normal"/>
+    <w:basedOn w:val="Standaard"/>
     <w:link w:val="EndNoteBibliographyChar"/>
     <w:rsid w:val="007E4F29"/>
     <w:pPr>
       <w:spacing w:after="0" w:line="240" w:lineRule="auto"/>
     </w:pPr>
     <w:rPr>
-      <w:rFonts w:ascii="Univers" w:hAnsi="Univers" w:eastAsia="Times New Roman" w:cs="Times New Roman"/>
+      <w:rFonts w:ascii="Univers" w:eastAsia="Times New Roman" w:hAnsi="Univers" w:cs="Times New Roman"/>
       <w:noProof/>
       <w:kern w:val="0"/>
       <w:sz w:val="20"/>
@@ -4803,13 +4902,13 @@
       <w14:ligatures w14:val="none"/>
     </w:rPr>
   </w:style>
-  <w:style w:type="character" w:styleId="EndNoteBibliographyChar" w:customStyle="1">
+  <w:style w:type="character" w:customStyle="1" w:styleId="EndNoteBibliographyChar">
     <w:name w:val="EndNote Bibliography Char"/>
-    <w:basedOn w:val="DefaultParagraphFont"/>
+    <w:basedOn w:val="Standaardalinea-lettertype"/>
     <w:link w:val="EndNoteBibliography"/>
     <w:rsid w:val="007E4F29"/>
     <w:rPr>
-      <w:rFonts w:ascii="Univers" w:hAnsi="Univers" w:eastAsia="Times New Roman" w:cs="Times New Roman"/>
+      <w:rFonts w:ascii="Univers" w:eastAsia="Times New Roman" w:hAnsi="Univers" w:cs="Times New Roman"/>
       <w:noProof/>
       <w:kern w:val="0"/>
       <w:sz w:val="20"/>
@@ -4822,7 +4921,7 @@
 </file>
 
 <file path=word/theme/theme1.xml><?xml version="1.0" encoding="utf-8"?>
-<a:theme xmlns:a="http://schemas.openxmlformats.org/drawingml/2006/main" xmlns:thm15="http://schemas.microsoft.com/office/thememl/2012/main" name="Office Theme">
+<a:theme xmlns:a="http://schemas.openxmlformats.org/drawingml/2006/main" name="Office Theme">
   <a:themeElements>
     <a:clrScheme name="Office">
       <a:dk1>
@@ -5137,6 +5236,21 @@
 </file>
 
 <file path=customXml/item1.xml><?xml version="1.0" encoding="utf-8"?>
+<?mso-contentType ?>
+<FormTemplates xmlns="http://schemas.microsoft.com/sharepoint/v3/contenttype/forms">
+  <Display>DocumentLibraryForm</Display>
+  <Edit>DocumentLibraryForm</Edit>
+  <New>DocumentLibraryForm</New>
+</FormTemplates>
+</file>
+
+<file path=customXml/item2.xml><?xml version="1.0" encoding="utf-8"?>
+<p:properties xmlns:p="http://schemas.microsoft.com/office/2006/metadata/properties" xmlns:xsi="http://www.w3.org/2001/XMLSchema-instance" xmlns:pc="http://schemas.microsoft.com/office/infopath/2007/PartnerControls">
+  <documentManagement/>
+</p:properties>
+</file>
+
+<file path=customXml/item3.xml><?xml version="1.0" encoding="utf-8"?>
 <ct:contentTypeSchema xmlns:ct="http://schemas.microsoft.com/office/2006/metadata/contentType" xmlns:ma="http://schemas.microsoft.com/office/2006/metadata/properties/metaAttributes" ct:_="" ma:_="" ma:contentTypeName="Document" ma:contentTypeID="0x010100F1B33D7B57FFEC4BB77B5001C5B93838" ma:contentTypeVersion="6" ma:contentTypeDescription="Een nieuw document maken." ma:contentTypeScope="" ma:versionID="59579db12405a868ad0e92c5e4f74ae1">
   <xsd:schema xmlns:xsd="http://www.w3.org/2001/XMLSchema" xmlns:xs="http://www.w3.org/2001/XMLSchema" xmlns:p="http://schemas.microsoft.com/office/2006/metadata/properties" xmlns:ns2="f44e6bd5-09db-4117-8b15-adf399208dc6" targetNamespace="http://schemas.microsoft.com/office/2006/metadata/properties" ma:root="true" ma:fieldsID="98cf673e6ff17a9b7a889e3f7df574b2" ns2:_="">
     <xsd:import namespace="f44e6bd5-09db-4117-8b15-adf399208dc6"/>
@@ -5292,29 +5406,37 @@
 </ct:contentTypeSchema>
 </file>
 
-<file path=customXml/item2.xml><?xml version="1.0" encoding="utf-8"?>
-<?mso-contentType ?>
-<FormTemplates xmlns="http://schemas.microsoft.com/sharepoint/v3/contenttype/forms">
-  <Display>DocumentLibraryForm</Display>
-  <Edit>DocumentLibraryForm</Edit>
-  <New>DocumentLibraryForm</New>
-</FormTemplates>
-</file>
-
-<file path=customXml/item3.xml><?xml version="1.0" encoding="utf-8"?>
-<p:properties xmlns:p="http://schemas.microsoft.com/office/2006/metadata/properties" xmlns:xsi="http://www.w3.org/2001/XMLSchema-instance" xmlns:pc="http://schemas.microsoft.com/office/infopath/2007/PartnerControls">
-  <documentManagement/>
-</p:properties>
-</file>
-
 <file path=customXml/itemProps1.xml><?xml version="1.0" encoding="utf-8"?>
-<ds:datastoreItem xmlns:ds="http://schemas.openxmlformats.org/officeDocument/2006/customXml" ds:itemID="{64EB4B59-A4E9-48B4-B3EC-C9577E1442A2}"/>
+<ds:datastoreItem xmlns:ds="http://schemas.openxmlformats.org/officeDocument/2006/customXml" ds:itemID="{D7C9C549-E459-4D7B-B0B7-63966FAE91AA}">
+  <ds:schemaRefs>
+    <ds:schemaRef ds:uri="http://schemas.microsoft.com/sharepoint/v3/contenttype/forms"/>
+  </ds:schemaRefs>
+</ds:datastoreItem>
 </file>
 
 <file path=customXml/itemProps2.xml><?xml version="1.0" encoding="utf-8"?>
-<ds:datastoreItem xmlns:ds="http://schemas.openxmlformats.org/officeDocument/2006/customXml" ds:itemID="{D7C9C549-E459-4D7B-B0B7-63966FAE91AA}"/>
+<ds:datastoreItem xmlns:ds="http://schemas.openxmlformats.org/officeDocument/2006/customXml" ds:itemID="{096B1653-2EAA-4EAC-B77A-EC20C2EED9D5}">
+  <ds:schemaRefs>
+    <ds:schemaRef ds:uri="http://schemas.microsoft.com/office/2006/metadata/properties"/>
+    <ds:schemaRef ds:uri="http://schemas.microsoft.com/office/infopath/2007/PartnerControls"/>
+  </ds:schemaRefs>
+</ds:datastoreItem>
 </file>
 
 <file path=customXml/itemProps3.xml><?xml version="1.0" encoding="utf-8"?>
-<ds:datastoreItem xmlns:ds="http://schemas.openxmlformats.org/officeDocument/2006/customXml" ds:itemID="{096B1653-2EAA-4EAC-B77A-EC20C2EED9D5}"/>
+<ds:datastoreItem xmlns:ds="http://schemas.openxmlformats.org/officeDocument/2006/customXml" ds:itemID="{64EB4B59-A4E9-48B4-B3EC-C9577E1442A2}">
+  <ds:schemaRefs>
+    <ds:schemaRef ds:uri="http://schemas.microsoft.com/office/2006/metadata/contentType"/>
+    <ds:schemaRef ds:uri="http://schemas.microsoft.com/office/2006/metadata/properties/metaAttributes"/>
+    <ds:schemaRef ds:uri="http://www.w3.org/2001/XMLSchema"/>
+    <ds:schemaRef ds:uri="http://schemas.microsoft.com/office/2006/metadata/properties"/>
+    <ds:schemaRef ds:uri="f44e6bd5-09db-4117-8b15-adf399208dc6"/>
+    <ds:schemaRef ds:uri="http://schemas.microsoft.com/office/2006/documentManagement/types"/>
+    <ds:schemaRef ds:uri="http://schemas.microsoft.com/office/infopath/2007/PartnerControls"/>
+    <ds:schemaRef ds:uri="http://schemas.openxmlformats.org/package/2006/metadata/core-properties"/>
+    <ds:schemaRef ds:uri="http://purl.org/dc/elements/1.1/"/>
+    <ds:schemaRef ds:uri="http://purl.org/dc/terms/"/>
+    <ds:schemaRef ds:uri="http://schemas.microsoft.com/internal/obd"/>
+  </ds:schemaRefs>
+</ds:datastoreItem>
 </file>